--- a/论文/Intent-Dynamics-EN.docx
+++ b/论文/Intent-Dynamics-EN.docx
@@ -4879,6 +4879,601 @@
           <w:i w:val="0"/>
           <w:sz w:val="25"/>
         </w:rPr>
+        <w:t>5.0 Positioning Statement: Existing Interventions Are Structural/Expressive-Layer — NOT Flow-Of-Thought Layer (Important Distinction)</w:t>
+      </w:r>
+    </w:p>
+    <w:p>
+      <w:pPr>
+        <w:spacing w:after="120" w:line="300" w:lineRule="auto"/>
+        <w:ind w:firstLine="420"/>
+      </w:pPr>
+      <w:r>
+        <w:rPr>
+          <w:rFonts w:ascii="Times New Roman" w:hAnsi="Times New Roman" w:eastAsia="宋体"/>
+          <w:b/>
+          <w:i w:val="0"/>
+          <w:sz w:val="21"/>
+        </w:rPr>
+        <w:t>Layer relations that must be clarified</w:t>
+      </w:r>
+      <w:r>
+        <w:rPr>
+          <w:rFonts w:ascii="Times New Roman" w:hAnsi="Times New Roman" w:eastAsia="宋体"/>
+          <w:b w:val="0"/>
+          <w:i w:val="0"/>
+          <w:sz w:val="21"/>
+        </w:rPr>
+        <w:t xml:space="preserve"> (three periods of this research):</w:t>
+      </w:r>
+    </w:p>
+    <w:tbl>
+      <w:tblPr>
+        <w:tblStyle w:val="TableGrid"/>
+        <w:tblW w:type="auto" w:w="0"/>
+        <w:jc w:val="center"/>
+        <w:tblLook w:firstColumn="1" w:firstRow="1" w:lastColumn="0" w:lastRow="0" w:noHBand="0" w:noVBand="1" w:val="04A0"/>
+      </w:tblPr>
+      <w:tblGrid>
+        <w:gridCol w:w="2268"/>
+        <w:gridCol w:w="2268"/>
+        <w:gridCol w:w="2268"/>
+        <w:gridCol w:w="2268"/>
+      </w:tblGrid>
+      <w:tr>
+        <w:tc>
+          <w:tcPr>
+            <w:tcW w:type="dxa" w:w="2268"/>
+            <w:shd w:val="clear" w:fill="E8EEF7"/>
+          </w:tcPr>
+          <w:p>
+            <w:pPr>
+              <w:jc w:val="center"/>
+            </w:pPr>
+            <w:r/>
+            <w:r>
+              <w:rPr>
+                <w:rFonts w:ascii="Times New Roman" w:hAnsi="Times New Roman" w:eastAsia="黑体"/>
+                <w:b/>
+                <w:i w:val="0"/>
+                <w:sz w:val="17"/>
+              </w:rPr>
+              <w:t>Layer</w:t>
+            </w:r>
+          </w:p>
+        </w:tc>
+        <w:tc>
+          <w:tcPr>
+            <w:tcW w:type="dxa" w:w="2268"/>
+            <w:shd w:val="clear" w:fill="E8EEF7"/>
+          </w:tcPr>
+          <w:p>
+            <w:pPr>
+              <w:jc w:val="center"/>
+            </w:pPr>
+            <w:r/>
+            <w:r>
+              <w:rPr>
+                <w:rFonts w:ascii="Times New Roman" w:hAnsi="Times New Roman" w:eastAsia="黑体"/>
+                <w:b/>
+                <w:i w:val="0"/>
+                <w:sz w:val="17"/>
+              </w:rPr>
+              <w:t>Period</w:t>
+            </w:r>
+          </w:p>
+        </w:tc>
+        <w:tc>
+          <w:tcPr>
+            <w:tcW w:type="dxa" w:w="2268"/>
+            <w:shd w:val="clear" w:fill="E8EEF7"/>
+          </w:tcPr>
+          <w:p>
+            <w:pPr>
+              <w:jc w:val="center"/>
+            </w:pPr>
+            <w:r/>
+            <w:r>
+              <w:rPr>
+                <w:rFonts w:ascii="Times New Roman" w:hAnsi="Times New Roman" w:eastAsia="黑体"/>
+                <w:b/>
+                <w:i w:val="0"/>
+                <w:sz w:val="17"/>
+              </w:rPr>
+              <w:t>Metrics/Mechanisms</w:t>
+            </w:r>
+          </w:p>
+        </w:tc>
+        <w:tc>
+          <w:tcPr>
+            <w:tcW w:type="dxa" w:w="2268"/>
+            <w:shd w:val="clear" w:fill="E8EEF7"/>
+          </w:tcPr>
+          <w:p>
+            <w:pPr>
+              <w:jc w:val="center"/>
+            </w:pPr>
+            <w:r/>
+            <w:r>
+              <w:rPr>
+                <w:rFonts w:ascii="Times New Roman" w:hAnsi="Times New Roman" w:eastAsia="黑体"/>
+                <w:b/>
+                <w:i w:val="0"/>
+                <w:sz w:val="17"/>
+              </w:rPr>
+              <w:t>Status</w:t>
+            </w:r>
+          </w:p>
+        </w:tc>
+      </w:tr>
+      <w:tr>
+        <w:tc>
+          <w:tcPr>
+            <w:tcW w:type="dxa" w:w="2268"/>
+          </w:tcPr>
+          <w:p>
+            <w:r/>
+            <w:r>
+              <w:rPr>
+                <w:rFonts w:ascii="Times New Roman" w:hAnsi="Times New Roman" w:eastAsia="宋体"/>
+                <w:b/>
+                <w:i w:val="0"/>
+                <w:sz w:val="16"/>
+              </w:rPr>
+              <w:t>Structural/expressive-layer intervention</w:t>
+            </w:r>
+          </w:p>
+        </w:tc>
+        <w:tc>
+          <w:tcPr>
+            <w:tcW w:type="dxa" w:w="2268"/>
+          </w:tcPr>
+          <w:p>
+            <w:r/>
+            <w:r>
+              <w:rPr>
+                <w:rFonts w:ascii="Times New Roman" w:hAnsi="Times New Roman" w:eastAsia="宋体"/>
+                <w:b w:val="0"/>
+                <w:i w:val="0"/>
+                <w:sz w:val="16"/>
+              </w:rPr>
+              <w:t>v0.68–v0.73 (earlier)</w:t>
+            </w:r>
+          </w:p>
+        </w:tc>
+        <w:tc>
+          <w:tcPr>
+            <w:tcW w:type="dxa" w:w="2268"/>
+          </w:tcPr>
+          <w:p>
+            <w:r/>
+            <w:r>
+              <w:rPr>
+                <w:rFonts w:ascii="Times New Roman" w:hAnsi="Times New Roman" w:eastAsia="宋体"/>
+                <w:b w:val="0"/>
+                <w:i w:val="0"/>
+                <w:sz w:val="16"/>
+              </w:rPr>
+              <w:t xml:space="preserve">sent_proj projection (core-clinging)/topic-word retention/logits bias/beam selection/virtual-token injection — </w:t>
+            </w:r>
+            <w:r>
+              <w:rPr>
+                <w:rFonts w:ascii="Times New Roman" w:hAnsi="Times New Roman" w:eastAsia="宋体"/>
+                <w:b/>
+                <w:i w:val="0"/>
+                <w:sz w:val="16"/>
+              </w:rPr>
+              <w:t>all based on the discriminator's static projection and word-level structural metrics</w:t>
+            </w:r>
+          </w:p>
+        </w:tc>
+        <w:tc>
+          <w:tcPr>
+            <w:tcW w:type="dxa" w:w="2268"/>
+          </w:tcPr>
+          <w:p>
+            <w:r/>
+            <w:r>
+              <w:rPr>
+                <w:rFonts w:ascii="Times New Roman" w:hAnsi="Times New Roman" w:eastAsia="宋体"/>
+                <w:b/>
+                <w:i w:val="0"/>
+                <w:sz w:val="16"/>
+              </w:rPr>
+              <w:t>Implemented (this section)</w:t>
+            </w:r>
+          </w:p>
+        </w:tc>
+      </w:tr>
+      <w:tr>
+        <w:tc>
+          <w:tcPr>
+            <w:tcW w:type="dxa" w:w="2268"/>
+          </w:tcPr>
+          <w:p>
+            <w:r/>
+            <w:r>
+              <w:rPr>
+                <w:rFonts w:ascii="Times New Roman" w:hAnsi="Times New Roman" w:eastAsia="宋体"/>
+                <w:b/>
+                <w:i w:val="0"/>
+                <w:sz w:val="16"/>
+              </w:rPr>
+              <w:t>Measurement/monitoring layer (flow-of-thought)</w:t>
+            </w:r>
+          </w:p>
+        </w:tc>
+        <w:tc>
+          <w:tcPr>
+            <w:tcW w:type="dxa" w:w="2268"/>
+          </w:tcPr>
+          <w:p>
+            <w:r/>
+            <w:r>
+              <w:rPr>
+                <w:rFonts w:ascii="Times New Roman" w:hAnsi="Times New Roman" w:eastAsia="宋体"/>
+                <w:b w:val="0"/>
+                <w:i w:val="0"/>
+                <w:sz w:val="16"/>
+              </w:rPr>
+              <w:t>v0.74 (later)</w:t>
+            </w:r>
+          </w:p>
+        </w:tc>
+        <w:tc>
+          <w:tcPr>
+            <w:tcW w:type="dxa" w:w="2268"/>
+          </w:tcPr>
+          <w:p>
+            <w:r/>
+            <w:r>
+              <w:rPr>
+                <w:rFonts w:ascii="Times New Roman" w:hAnsi="Times New Roman" w:eastAsia="宋体"/>
+                <w:b w:val="0"/>
+                <w:i w:val="0"/>
+                <w:sz w:val="16"/>
+              </w:rPr>
+              <w:t xml:space="preserve">jump/turn steepness/Hurst/transfer entropy/coupling — capturing human–AI </w:t>
+            </w:r>
+            <w:r>
+              <w:rPr>
+                <w:rFonts w:ascii="Times New Roman" w:hAnsi="Times New Roman" w:eastAsia="宋体"/>
+                <w:b/>
+                <w:i w:val="0"/>
+                <w:sz w:val="16"/>
+              </w:rPr>
+              <w:t>flow differences</w:t>
+            </w:r>
+            <w:r>
+              <w:rPr>
+                <w:rFonts w:ascii="Times New Roman" w:hAnsi="Times New Roman" w:eastAsia="宋体"/>
+                <w:b w:val="0"/>
+                <w:i w:val="0"/>
+                <w:sz w:val="16"/>
+              </w:rPr>
+              <w:t xml:space="preserve"> (§3)</w:t>
+            </w:r>
+          </w:p>
+        </w:tc>
+        <w:tc>
+          <w:tcPr>
+            <w:tcW w:type="dxa" w:w="2268"/>
+          </w:tcPr>
+          <w:p>
+            <w:r/>
+            <w:r>
+              <w:rPr>
+                <w:rFonts w:ascii="Times New Roman" w:hAnsi="Times New Roman" w:eastAsia="宋体"/>
+                <w:b w:val="0"/>
+                <w:i w:val="0"/>
+                <w:sz w:val="16"/>
+              </w:rPr>
+              <w:t>Implemented (measurement)</w:t>
+            </w:r>
+          </w:p>
+        </w:tc>
+      </w:tr>
+      <w:tr>
+        <w:tc>
+          <w:tcPr>
+            <w:tcW w:type="dxa" w:w="2268"/>
+          </w:tcPr>
+          <w:p>
+            <w:r/>
+            <w:r>
+              <w:rPr>
+                <w:rFonts w:ascii="Times New Roman" w:hAnsi="Times New Roman" w:eastAsia="宋体"/>
+                <w:b/>
+                <w:i w:val="0"/>
+                <w:sz w:val="16"/>
+              </w:rPr>
+              <w:t>Flow-of-thought intervention</w:t>
+            </w:r>
+          </w:p>
+        </w:tc>
+        <w:tc>
+          <w:tcPr>
+            <w:tcW w:type="dxa" w:w="2268"/>
+          </w:tcPr>
+          <w:p>
+            <w:r/>
+            <w:r>
+              <w:rPr>
+                <w:rFonts w:ascii="Times New Roman" w:hAnsi="Times New Roman" w:eastAsia="宋体"/>
+                <w:b w:val="0"/>
+                <w:i w:val="0"/>
+                <w:sz w:val="16"/>
+              </w:rPr>
+              <w:t>v0.75 conception (future)</w:t>
+            </w:r>
+          </w:p>
+        </w:tc>
+        <w:tc>
+          <w:tcPr>
+            <w:tcW w:type="dxa" w:w="2268"/>
+          </w:tcPr>
+          <w:p>
+            <w:r/>
+            <w:r>
+              <w:rPr>
+                <w:rFonts w:ascii="Times New Roman" w:hAnsi="Times New Roman" w:eastAsia="宋体"/>
+                <w:b w:val="0"/>
+                <w:i w:val="0"/>
+                <w:sz w:val="16"/>
+              </w:rPr>
+              <w:t xml:space="preserve">trajectory planner uses wave patterns (§3 target distributions) as </w:t>
+            </w:r>
+            <w:r>
+              <w:rPr>
+                <w:rFonts w:ascii="Times New Roman" w:hAnsi="Times New Roman" w:eastAsia="宋体"/>
+                <w:b/>
+                <w:i w:val="0"/>
+                <w:sz w:val="16"/>
+              </w:rPr>
+              <w:t>generation targets</w:t>
+            </w:r>
+          </w:p>
+        </w:tc>
+        <w:tc>
+          <w:tcPr>
+            <w:tcW w:type="dxa" w:w="2268"/>
+          </w:tcPr>
+          <w:p>
+            <w:r/>
+            <w:r>
+              <w:rPr>
+                <w:rFonts w:ascii="Times New Roman" w:hAnsi="Times New Roman" w:eastAsia="宋体"/>
+                <w:b/>
+                <w:i w:val="0"/>
+                <w:sz w:val="16"/>
+              </w:rPr>
+              <w:t>Not implemented (§6 engine)</w:t>
+            </w:r>
+          </w:p>
+        </w:tc>
+      </w:tr>
+    </w:tbl>
+    <w:p>
+      <w:pPr>
+        <w:spacing w:after="120" w:line="300" w:lineRule="auto"/>
+        <w:ind w:firstLine="420"/>
+      </w:pPr>
+      <w:r>
+        <w:rPr>
+          <w:rFonts w:ascii="Times New Roman" w:hAnsi="Times New Roman" w:eastAsia="宋体"/>
+          <w:b/>
+          <w:i w:val="0"/>
+          <w:sz w:val="21"/>
+        </w:rPr>
+        <w:t>Explicit statement</w:t>
+      </w:r>
+      <w:r>
+        <w:rPr>
+          <w:rFonts w:ascii="Times New Roman" w:hAnsi="Times New Roman" w:eastAsia="宋体"/>
+          <w:b w:val="0"/>
+          <w:i w:val="0"/>
+          <w:sz w:val="21"/>
+        </w:rPr>
+        <w:t xml:space="preserve">: the §5 intervention spectrum (probability→logits→beam→seed→virtual token→Kalman gating) is </w:t>
+      </w:r>
+      <w:r>
+        <w:rPr>
+          <w:rFonts w:ascii="Times New Roman" w:hAnsi="Times New Roman" w:eastAsia="宋体"/>
+          <w:b/>
+          <w:i w:val="0"/>
+          <w:sz w:val="21"/>
+        </w:rPr>
+        <w:t>entirely based on structural/expressive-layer metrics</w:t>
+      </w:r>
+      <w:r>
+        <w:rPr>
+          <w:rFonts w:ascii="Times New Roman" w:hAnsi="Times New Roman" w:eastAsia="宋体"/>
+          <w:b w:val="0"/>
+          <w:i w:val="0"/>
+          <w:sz w:val="21"/>
+        </w:rPr>
+        <w:t xml:space="preserve"> — the intervention target is "generated text clings to the core" (static projection consistency, sent_proj) — </w:t>
+      </w:r>
+      <w:r>
+        <w:rPr>
+          <w:rFonts w:ascii="Times New Roman" w:hAnsi="Times New Roman" w:eastAsia="宋体"/>
+          <w:b/>
+          <w:i w:val="0"/>
+          <w:sz w:val="21"/>
+        </w:rPr>
+        <w:t>these experiments (v0.68–v0.73) predate flow-of-thought measurement (v0.74) and did NOT use the §3 flow metrics (jump/turn/Hurst/TE/coupling) at all</w:t>
+      </w:r>
+      <w:r>
+        <w:rPr>
+          <w:rFonts w:ascii="Times New Roman" w:hAnsi="Times New Roman" w:eastAsia="宋体"/>
+          <w:b w:val="0"/>
+          <w:i w:val="0"/>
+          <w:sz w:val="21"/>
+        </w:rPr>
+        <w:t xml:space="preserve">. In this study, flow-of-thought metrics serve the </w:t>
+      </w:r>
+      <w:r>
+        <w:rPr>
+          <w:rFonts w:ascii="Times New Roman" w:hAnsi="Times New Roman" w:eastAsia="宋体"/>
+          <w:b/>
+          <w:i w:val="0"/>
+          <w:sz w:val="21"/>
+        </w:rPr>
+        <w:t>measurement and monitoring role</w:t>
+      </w:r>
+      <w:r>
+        <w:rPr>
+          <w:rFonts w:ascii="Times New Roman" w:hAnsi="Times New Roman" w:eastAsia="宋体"/>
+          <w:b w:val="0"/>
+          <w:i w:val="0"/>
+          <w:sz w:val="21"/>
+        </w:rPr>
+        <w:t xml:space="preserve"> (revealing human–AI differences); using flow metrics as </w:t>
+      </w:r>
+      <w:r>
+        <w:rPr>
+          <w:rFonts w:ascii="Times New Roman" w:hAnsi="Times New Roman" w:eastAsia="宋体"/>
+          <w:b/>
+          <w:i w:val="0"/>
+          <w:sz w:val="21"/>
+        </w:rPr>
+        <w:t>intervention targets</w:t>
+      </w:r>
+      <w:r>
+        <w:rPr>
+          <w:rFonts w:ascii="Times New Roman" w:hAnsi="Times New Roman" w:eastAsia="宋体"/>
+          <w:b w:val="0"/>
+          <w:i w:val="0"/>
+          <w:sz w:val="21"/>
+        </w:rPr>
+        <w:t xml:space="preserve"> (e.g., "generated trajectory's turn steepness approaching human levels") is the Intent Dynamics Engine's conception (§6) — </w:t>
+      </w:r>
+      <w:r>
+        <w:rPr>
+          <w:rFonts w:ascii="Times New Roman" w:hAnsi="Times New Roman" w:eastAsia="宋体"/>
+          <w:b/>
+          <w:i w:val="0"/>
+          <w:sz w:val="21"/>
+        </w:rPr>
+        <w:t>not yet implemented</w:t>
+      </w:r>
+      <w:r>
+        <w:rPr>
+          <w:rFonts w:ascii="Times New Roman" w:hAnsi="Times New Roman" w:eastAsia="宋体"/>
+          <w:b w:val="0"/>
+          <w:i w:val="0"/>
+          <w:sz w:val="21"/>
+        </w:rPr>
+        <w:t>. Therefore:</w:t>
+      </w:r>
+    </w:p>
+    <w:p>
+      <w:pPr>
+        <w:spacing w:after="60" w:line="300" w:lineRule="auto"/>
+      </w:pPr>
+      <w:r>
+        <w:rPr>
+          <w:rFonts w:ascii="Times New Roman" w:hAnsi="Times New Roman" w:eastAsia="宋体"/>
+          <w:b w:val="0"/>
+          <w:i w:val="0"/>
+          <w:sz w:val="20"/>
+        </w:rPr>
+        <w:t xml:space="preserve">§5's "117%/103% oracle" proves the spectrum ceiling of </w:t>
+      </w:r>
+      <w:r>
+        <w:rPr>
+          <w:rFonts w:ascii="Times New Roman" w:hAnsi="Times New Roman" w:eastAsia="宋体"/>
+          <w:b/>
+          <w:i w:val="0"/>
+          <w:sz w:val="20"/>
+        </w:rPr>
+        <w:t>structural/expressive-layer intervention</w:t>
+      </w:r>
+      <w:r>
+        <w:rPr>
+          <w:rFonts w:ascii="Times New Roman" w:hAnsi="Times New Roman" w:eastAsia="宋体"/>
+          <w:b w:val="0"/>
+          <w:i w:val="0"/>
+          <w:sz w:val="20"/>
+        </w:rPr>
+        <w:t xml:space="preserve"> (static core-clinging organization) — not the flow layer;</w:t>
+      </w:r>
+    </w:p>
+    <w:p>
+      <w:pPr>
+        <w:spacing w:after="60" w:line="300" w:lineRule="auto"/>
+      </w:pPr>
+      <w:r>
+        <w:rPr>
+          <w:rFonts w:ascii="Times New Roman" w:hAnsi="Times New Roman" w:eastAsia="宋体"/>
+          <w:b w:val="0"/>
+          <w:i w:val="0"/>
+          <w:sz w:val="20"/>
+        </w:rPr>
+        <w:t xml:space="preserve">§3's flow metrics are </w:t>
+      </w:r>
+      <w:r>
+        <w:rPr>
+          <w:rFonts w:ascii="Times New Roman" w:hAnsi="Times New Roman" w:eastAsia="宋体"/>
+          <w:b/>
+          <w:i w:val="0"/>
+          <w:sz w:val="20"/>
+        </w:rPr>
+        <w:t>observational evidence</w:t>
+      </w:r>
+      <w:r>
+        <w:rPr>
+          <w:rFonts w:ascii="Times New Roman" w:hAnsi="Times New Roman" w:eastAsia="宋体"/>
+          <w:b w:val="0"/>
+          <w:i w:val="0"/>
+          <w:sz w:val="20"/>
+        </w:rPr>
+        <w:t xml:space="preserve"> (human waves vs AI flat) — not the objective of existing interventions;</w:t>
+      </w:r>
+    </w:p>
+    <w:p>
+      <w:pPr>
+        <w:spacing w:after="60" w:line="300" w:lineRule="auto"/>
+      </w:pPr>
+      <w:r>
+        <w:rPr>
+          <w:rFonts w:ascii="Times New Roman" w:hAnsi="Times New Roman" w:eastAsia="宋体"/>
+          <w:b w:val="0"/>
+          <w:i w:val="0"/>
+          <w:sz w:val="20"/>
+        </w:rPr>
+        <w:t xml:space="preserve">The </w:t>
+      </w:r>
+      <w:r>
+        <w:rPr>
+          <w:rFonts w:ascii="Times New Roman" w:hAnsi="Times New Roman" w:eastAsia="宋体"/>
+          <w:b/>
+          <w:i w:val="0"/>
+          <w:sz w:val="20"/>
+        </w:rPr>
+        <w:t>implementation path for flow-layer intervention</w:t>
+      </w:r>
+      <w:r>
+        <w:rPr>
+          <w:rFonts w:ascii="Times New Roman" w:hAnsi="Times New Roman" w:eastAsia="宋体"/>
+          <w:b w:val="0"/>
+          <w:i w:val="0"/>
+          <w:sz w:val="20"/>
+        </w:rPr>
+        <w:t xml:space="preserve"> (wave patterns as target distributions) is in §6.4 — acceptance = end-to-end generation's five metrics approach the human portrait (only then can "flow-of-thought intervention" be claimed implemented).</w:t>
+      </w:r>
+    </w:p>
+    <w:p>
+      <w:pPr>
+        <w:keepNext/>
+        <w:spacing w:before="160" w:after="100"/>
+      </w:pPr>
+      <w:r>
+        <w:rPr>
+          <w:rFonts w:ascii="Times New Roman" w:hAnsi="Times New Roman" w:eastAsia="黑体"/>
+          <w:b/>
+          <w:i w:val="0"/>
+          <w:sz w:val="25"/>
+        </w:rPr>
         <w:t>5.1 Intervention Spectrum (201 runs / 22 conditions — oracle = Δ÷0.09×100)</w:t>
       </w:r>
     </w:p>

--- a/论文/Intent-Dynamics-EN.docx
+++ b/论文/Intent-Dynamics-EN.docx
@@ -6032,7 +6032,411 @@
           <w:i w:val="0"/>
           <w:sz w:val="21"/>
         </w:rPr>
-        <w:t xml:space="preserve"> (Law 3) — verified components: Kalman gating (predict-assign — r=0.389 — intent state predictable) — fluctuation-pattern learning is the core to be implemented.</w:t>
+        <w:t xml:space="preserve"> (Law 3) — verified components: Kalman gating (predict-assign — r=0.389 — intent state predictable). </w:t>
+      </w:r>
+      <w:r>
+        <w:rPr>
+          <w:rFonts w:ascii="Times New Roman" w:hAnsi="Times New Roman" w:eastAsia="宋体"/>
+          <w:b/>
+          <w:i w:val="0"/>
+          <w:sz w:val="21"/>
+        </w:rPr>
+        <w:t>Fluctuation-pattern learning is COMPLETE (v0.77-1 — `stage3/engine_planner_bands.py` — fully offline)</w:t>
+      </w:r>
+      <w:r>
+        <w:rPr>
+          <w:rFonts w:ascii="Times New Roman" w:hAnsi="Times New Roman" w:eastAsia="宋体"/>
+          <w:b w:val="0"/>
+          <w:i w:val="0"/>
+          <w:sz w:val="21"/>
+        </w:rPr>
+        <w:t>:</w:t>
+      </w:r>
+    </w:p>
+    <w:tbl>
+      <w:tblPr>
+        <w:tblStyle w:val="TableGrid"/>
+        <w:tblW w:type="auto" w:w="0"/>
+        <w:jc w:val="center"/>
+        <w:tblLook w:firstColumn="1" w:firstRow="1" w:lastColumn="0" w:lastRow="0" w:noHBand="0" w:noVBand="1" w:val="04A0"/>
+      </w:tblPr>
+      <w:tblGrid>
+        <w:gridCol w:w="4536"/>
+        <w:gridCol w:w="4536"/>
+      </w:tblGrid>
+      <w:tr>
+        <w:tc>
+          <w:tcPr>
+            <w:tcW w:type="dxa" w:w="3402"/>
+            <w:shd w:val="clear" w:fill="E8EEF7"/>
+          </w:tcPr>
+          <w:p>
+            <w:pPr>
+              <w:jc w:val="center"/>
+            </w:pPr>
+            <w:r/>
+            <w:r>
+              <w:rPr>
+                <w:rFonts w:ascii="Times New Roman" w:hAnsi="Times New Roman" w:eastAsia="黑体"/>
+                <w:b/>
+                <w:i w:val="0"/>
+                <w:sz w:val="17"/>
+              </w:rPr>
+              <w:t>Target distribution (per-document — human p25–p75 band)</w:t>
+            </w:r>
+          </w:p>
+        </w:tc>
+        <w:tc>
+          <w:tcPr>
+            <w:tcW w:type="dxa" w:w="3402"/>
+            <w:shd w:val="clear" w:fill="E8EEF7"/>
+          </w:tcPr>
+          <w:p>
+            <w:pPr>
+              <w:jc w:val="center"/>
+            </w:pPr>
+            <w:r/>
+            <w:r>
+              <w:rPr>
+                <w:rFonts w:ascii="Times New Roman" w:hAnsi="Times New Roman" w:eastAsia="黑体"/>
+                <w:b/>
+                <w:i w:val="0"/>
+                <w:sz w:val="17"/>
+              </w:rPr>
+              <w:t>Value</w:t>
+            </w:r>
+          </w:p>
+        </w:tc>
+      </w:tr>
+      <w:tr>
+        <w:tc>
+          <w:tcPr>
+            <w:tcW w:type="dxa" w:w="3402"/>
+          </w:tcPr>
+          <w:p>
+            <w:r/>
+            <w:r>
+              <w:rPr>
+                <w:rFonts w:ascii="Times New Roman" w:hAnsi="Times New Roman" w:eastAsia="宋体"/>
+                <w:b w:val="0"/>
+                <w:i w:val="0"/>
+                <w:sz w:val="16"/>
+              </w:rPr>
+              <w:t>Jump dim10</w:t>
+            </w:r>
+          </w:p>
+        </w:tc>
+        <w:tc>
+          <w:tcPr>
+            <w:tcW w:type="dxa" w:w="3402"/>
+          </w:tcPr>
+          <w:p>
+            <w:r/>
+            <w:r>
+              <w:rPr>
+                <w:rFonts w:ascii="Times New Roman" w:hAnsi="Times New Roman" w:eastAsia="宋体"/>
+                <w:b w:val="0"/>
+                <w:i w:val="0"/>
+                <w:sz w:val="16"/>
+              </w:rPr>
+              <w:t>0.296–0.324 (AI 0.257 — strong constraint)</w:t>
+            </w:r>
+          </w:p>
+        </w:tc>
+      </w:tr>
+      <w:tr>
+        <w:tc>
+          <w:tcPr>
+            <w:tcW w:type="dxa" w:w="3402"/>
+          </w:tcPr>
+          <w:p>
+            <w:r/>
+            <w:r>
+              <w:rPr>
+                <w:rFonts w:ascii="Times New Roman" w:hAnsi="Times New Roman" w:eastAsia="宋体"/>
+                <w:b w:val="0"/>
+                <w:i w:val="0"/>
+                <w:sz w:val="16"/>
+              </w:rPr>
+              <w:t>Turn steepness/depth dim10</w:t>
+            </w:r>
+          </w:p>
+        </w:tc>
+        <w:tc>
+          <w:tcPr>
+            <w:tcW w:type="dxa" w:w="3402"/>
+          </w:tcPr>
+          <w:p>
+            <w:r/>
+            <w:r>
+              <w:rPr>
+                <w:rFonts w:ascii="Times New Roman" w:hAnsi="Times New Roman" w:eastAsia="宋体"/>
+                <w:b w:val="0"/>
+                <w:i w:val="0"/>
+                <w:sz w:val="16"/>
+              </w:rPr>
+              <w:t>0.445–0.486 / 0.446–0.494 (AI 0.388)</w:t>
+            </w:r>
+          </w:p>
+        </w:tc>
+      </w:tr>
+      <w:tr>
+        <w:tc>
+          <w:tcPr>
+            <w:tcW w:type="dxa" w:w="3402"/>
+          </w:tcPr>
+          <w:p>
+            <w:r/>
+            <w:r>
+              <w:rPr>
+                <w:rFonts w:ascii="Times New Roman" w:hAnsi="Times New Roman" w:eastAsia="宋体"/>
+                <w:b w:val="0"/>
+                <w:i w:val="0"/>
+                <w:sz w:val="16"/>
+              </w:rPr>
+              <w:t>Jump dim48 / turn steepness dim48</w:t>
+            </w:r>
+          </w:p>
+        </w:tc>
+        <w:tc>
+          <w:tcPr>
+            <w:tcW w:type="dxa" w:w="3402"/>
+          </w:tcPr>
+          <w:p>
+            <w:r/>
+            <w:r>
+              <w:rPr>
+                <w:rFonts w:ascii="Times New Roman" w:hAnsi="Times New Roman" w:eastAsia="宋体"/>
+                <w:b w:val="0"/>
+                <w:i w:val="0"/>
+                <w:sz w:val="16"/>
+              </w:rPr>
+              <w:t>0.353–0.382 / 0.523–0.572</w:t>
+            </w:r>
+          </w:p>
+        </w:tc>
+      </w:tr>
+      <w:tr>
+        <w:tc>
+          <w:tcPr>
+            <w:tcW w:type="dxa" w:w="3402"/>
+          </w:tcPr>
+          <w:p>
+            <w:r/>
+            <w:r>
+              <w:rPr>
+                <w:rFonts w:ascii="Times New Roman" w:hAnsi="Times New Roman" w:eastAsia="宋体"/>
+                <w:b w:val="0"/>
+                <w:i w:val="0"/>
+                <w:sz w:val="16"/>
+              </w:rPr>
+              <w:t>Hurst dim10 (long-range memory)</w:t>
+            </w:r>
+          </w:p>
+        </w:tc>
+        <w:tc>
+          <w:tcPr>
+            <w:tcW w:type="dxa" w:w="3402"/>
+          </w:tcPr>
+          <w:p>
+            <w:r/>
+            <w:r>
+              <w:rPr>
+                <w:rFonts w:ascii="Times New Roman" w:hAnsi="Times New Roman" w:eastAsia="宋体"/>
+                <w:b w:val="0"/>
+                <w:i w:val="0"/>
+                <w:sz w:val="16"/>
+              </w:rPr>
+              <w:t>0.594–0.696 (AI 0.568)</w:t>
+            </w:r>
+          </w:p>
+        </w:tc>
+      </w:tr>
+      <w:tr>
+        <w:tc>
+          <w:tcPr>
+            <w:tcW w:type="dxa" w:w="3402"/>
+          </w:tcPr>
+          <w:p>
+            <w:r/>
+            <w:r>
+              <w:rPr>
+                <w:rFonts w:ascii="Times New Roman" w:hAnsi="Times New Roman" w:eastAsia="宋体"/>
+                <w:b w:val="0"/>
+                <w:i w:val="0"/>
+                <w:sz w:val="16"/>
+              </w:rPr>
+              <w:t>Coupling 10×48</w:t>
+            </w:r>
+          </w:p>
+        </w:tc>
+        <w:tc>
+          <w:tcPr>
+            <w:tcW w:type="dxa" w:w="3402"/>
+          </w:tcPr>
+          <w:p>
+            <w:r/>
+            <w:r>
+              <w:rPr>
+                <w:rFonts w:ascii="Times New Roman" w:hAnsi="Times New Roman" w:eastAsia="宋体"/>
+                <w:b w:val="0"/>
+                <w:i w:val="0"/>
+                <w:sz w:val="16"/>
+              </w:rPr>
+              <w:t>0.468–0.558 (AI 0.432)</w:t>
+            </w:r>
+          </w:p>
+        </w:tc>
+      </w:tr>
+      <w:tr>
+        <w:tc>
+          <w:tcPr>
+            <w:tcW w:type="dxa" w:w="3402"/>
+          </w:tcPr>
+          <w:p>
+            <w:r/>
+            <w:r>
+              <w:rPr>
+                <w:rFonts w:ascii="Times New Roman" w:hAnsi="Times New Roman" w:eastAsia="宋体"/>
+                <w:b w:val="0"/>
+                <w:i w:val="0"/>
+                <w:sz w:val="16"/>
+              </w:rPr>
+              <w:t>TE 10→48 (free flow — lower-bound constraint)</w:t>
+            </w:r>
+          </w:p>
+        </w:tc>
+        <w:tc>
+          <w:tcPr>
+            <w:tcW w:type="dxa" w:w="3402"/>
+          </w:tcPr>
+          <w:p>
+            <w:r/>
+            <w:r>
+              <w:rPr>
+                <w:rFonts w:ascii="Times New Roman" w:hAnsi="Times New Roman" w:eastAsia="宋体"/>
+                <w:b w:val="0"/>
+                <w:i w:val="0"/>
+                <w:sz w:val="16"/>
+              </w:rPr>
+              <w:t>≤0.019 (AI 0.023 mechanical)</w:t>
+            </w:r>
+          </w:p>
+        </w:tc>
+      </w:tr>
+    </w:tbl>
+    <w:p>
+      <w:pPr>
+        <w:spacing w:after="120" w:line="300" w:lineRule="auto"/>
+        <w:ind w:firstLine="420"/>
+      </w:pPr>
+      <w:r>
+        <w:rPr>
+          <w:rFonts w:ascii="Times New Roman" w:hAnsi="Times New Roman" w:eastAsia="宋体"/>
+          <w:b/>
+          <w:i w:val="0"/>
+          <w:sz w:val="21"/>
+        </w:rPr>
+        <w:t>Wave-band polarity verification (11/11 confirmed)</w:t>
+      </w:r>
+      <w:r>
+        <w:rPr>
+          <w:rFonts w:ascii="Times New Roman" w:hAnsi="Times New Roman" w:eastAsia="宋体"/>
+          <w:b w:val="0"/>
+          <w:i w:val="0"/>
+          <w:sz w:val="21"/>
+        </w:rPr>
+        <w:t xml:space="preserve">: human-organization group (dim10/11/34/46/48/59) segment-trajectory width ratios (human std / AI std) all </w:t>
+      </w:r>
+      <w:r>
+        <w:rPr>
+          <w:rFonts w:ascii="Times New Roman" w:hAnsi="Times New Roman" w:eastAsia="宋体"/>
+          <w:b/>
+          <w:i w:val="0"/>
+          <w:sz w:val="21"/>
+        </w:rPr>
+        <w:t>&gt;1</w:t>
+      </w:r>
+      <w:r>
+        <w:rPr>
+          <w:rFonts w:ascii="Times New Roman" w:hAnsi="Times New Roman" w:eastAsia="宋体"/>
+          <w:b w:val="0"/>
+          <w:i w:val="0"/>
+          <w:sz w:val="21"/>
+        </w:rPr>
+        <w:t xml:space="preserve"> — [1.41, 1.11, 1.23, 1.20, 1.05, 1.15] — median </w:t>
+      </w:r>
+      <w:r>
+        <w:rPr>
+          <w:rFonts w:ascii="Times New Roman" w:hAnsi="Times New Roman" w:eastAsia="宋体"/>
+          <w:b/>
+          <w:i w:val="0"/>
+          <w:sz w:val="21"/>
+        </w:rPr>
+        <w:t>1.17</w:t>
+      </w:r>
+      <w:r>
+        <w:rPr>
+          <w:rFonts w:ascii="Times New Roman" w:hAnsi="Times New Roman" w:eastAsia="宋体"/>
+          <w:b w:val="0"/>
+          <w:i w:val="0"/>
+          <w:sz w:val="21"/>
+        </w:rPr>
+        <w:t xml:space="preserve">; AI-feature group (dim22/26/43/52/5) all </w:t>
+      </w:r>
+      <w:r>
+        <w:rPr>
+          <w:rFonts w:ascii="Times New Roman" w:hAnsi="Times New Roman" w:eastAsia="宋体"/>
+          <w:b/>
+          <w:i w:val="0"/>
+          <w:sz w:val="21"/>
+        </w:rPr>
+        <w:t>&lt;1</w:t>
+      </w:r>
+      <w:r>
+        <w:rPr>
+          <w:rFonts w:ascii="Times New Roman" w:hAnsi="Times New Roman" w:eastAsia="宋体"/>
+          <w:b w:val="0"/>
+          <w:i w:val="0"/>
+          <w:sz w:val="21"/>
+        </w:rPr>
+        <w:t xml:space="preserve"> — [0.73, 0.60, 0.61, 0.55, 0.74] — median </w:t>
+      </w:r>
+      <w:r>
+        <w:rPr>
+          <w:rFonts w:ascii="Times New Roman" w:hAnsi="Times New Roman" w:eastAsia="宋体"/>
+          <w:b/>
+          <w:i w:val="0"/>
+          <w:sz w:val="21"/>
+        </w:rPr>
+        <w:t>0.61</w:t>
+      </w:r>
+      <w:r>
+        <w:rPr>
+          <w:rFonts w:ascii="Times New Roman" w:hAnsi="Times New Roman" w:eastAsia="宋体"/>
+          <w:b w:val="0"/>
+          <w:i w:val="0"/>
+          <w:sz w:val="21"/>
+        </w:rPr>
+        <w:t xml:space="preserve"> (humans stay in a stable narrow band on these dims — swinging is AI's mechanical behavior). Overall 64 dims: 31/64 humans wider (directional, n.s.) — but the 11 target dims are 100% polarity-consistent — </w:t>
+      </w:r>
+      <w:r>
+        <w:rPr>
+          <w:rFonts w:ascii="Times New Roman" w:hAnsi="Times New Roman" w:eastAsia="宋体"/>
+          <w:b/>
+          <w:i w:val="0"/>
+          <w:sz w:val="21"/>
+        </w:rPr>
+        <w:t>wave-band polarity is a real dimension property</w:t>
+      </w:r>
+      <w:r>
+        <w:rPr>
+          <w:rFonts w:ascii="Times New Roman" w:hAnsi="Times New Roman" w:eastAsia="宋体"/>
+          <w:b w:val="0"/>
+          <w:i w:val="0"/>
+          <w:sz w:val="21"/>
+        </w:rPr>
+        <w:t>. → Planner target: positive dims widen to ≈1.17× AI level; negative dims tighten to ≈0.61× AI level.</w:t>
       </w:r>
     </w:p>
     <w:p>
@@ -6523,7 +6927,7 @@
           <w:i w:val="0"/>
           <w:sz w:val="20"/>
         </w:rPr>
-        <w:t xml:space="preserve"> (planner core — to be implemented): learn target jump/turn-steepness/coupling distributions for dim10/dim48 (and all 64) from human corpora — as generation target states</w:t>
+        <w:t xml:space="preserve"> (planner core — ✅ COMPLETE v0.77-1): five-metric target distributions (jump/turn/Hurst/TE/coupling — human p25–p75 bands) + 64-dim wave-band polarity verification (positive 1.17× wide / negative 0.61× narrow — 11/11) — output `planner_targets.json` — see §6.2 target table</w:t>
       </w:r>
     </w:p>
     <w:p>

--- a/论文/Intent-Dynamics-EN.docx
+++ b/论文/Intent-Dynamics-EN.docx
@@ -6950,7 +6950,171 @@
           <w:i w:val="0"/>
           <w:sz w:val="20"/>
         </w:rPr>
-        <w:t>: root intent (document/external core) → deviation detection (trajectory–field distance, clause-level) → above-threshold triggers vt-channel pull-back — "free fluctuation + field pull-back" generation loop</w:t>
+        <w:t xml:space="preserve"> (— ✅ IMPLEMENTED v0.78 — </w:t>
+      </w:r>
+      <w:r>
+        <w:rPr>
+          <w:rFonts w:ascii="Times New Roman" w:hAnsi="Times New Roman" w:eastAsia="宋体"/>
+          <w:b/>
+          <w:i w:val="0"/>
+          <w:sz w:val="20"/>
+        </w:rPr>
+        <w:t>result: inference-time injection cannot reshape root intent — surface layer is plastic — empirical boundary correction</w:t>
+      </w:r>
+      <w:r>
+        <w:rPr>
+          <w:rFonts w:ascii="Times New Roman" w:hAnsi="Times New Roman" w:eastAsia="宋体"/>
+          <w:b w:val="0"/>
+          <w:i w:val="0"/>
+          <w:sz w:val="20"/>
+        </w:rPr>
+        <w:t xml:space="preserve">): root intent R (constructive anchor — prompt-core start) → clause-level deviation detection (projection e=0.90−F·R — gated at 0.05/0.02, reusing existing thresholds) → above-threshold vt-channel pull-back (dimension-weighted steering v_pull=norm(W⊙R) — only weights dimensions contributing most to deviation) → </w:t>
+      </w:r>
+      <w:r>
+        <w:rPr>
+          <w:rFonts w:ascii="Times New Roman" w:hAnsi="Times New Roman" w:eastAsia="宋体"/>
+          <w:b/>
+          <w:i w:val="0"/>
+          <w:sz w:val="20"/>
+        </w:rPr>
+        <w:t>surface→root update</w:t>
+      </w:r>
+      <w:r>
+        <w:rPr>
+          <w:rFonts w:ascii="Times New Roman" w:hAnsi="Times New Roman" w:eastAsia="宋体"/>
+          <w:b w:val="0"/>
+          <w:i w:val="0"/>
+          <w:sz w:val="20"/>
+        </w:rPr>
+        <w:t xml:space="preserve"> (slow EWMA R←norm((1−α)R+αF̄) — 3-clause sliding window for denoising — the bidirectional root×surface interaction) — 24 runs (vt_field autonomous loop / vt_field_persist internalization test / vt_field_frozen frozen control / vt_field_full sustained injection):</w:t>
+      </w:r>
+    </w:p>
+    <w:p>
+      <w:pPr>
+        <w:spacing w:after="60" w:line="300" w:lineRule="auto"/>
+      </w:pPr>
+      <w:r>
+        <w:rPr>
+          <w:rFonts w:ascii="Times New Roman" w:hAnsi="Times New Roman" w:eastAsia="宋体"/>
+          <w:b/>
+          <w:i w:val="0"/>
+          <w:sz w:val="20"/>
+        </w:rPr>
+        <w:t>C-B1 conduction FAIL</w:t>
+      </w:r>
+      <w:r>
+        <w:rPr>
+          <w:rFonts w:ascii="Times New Roman" w:hAnsi="Times New Roman" w:eastAsia="宋体"/>
+          <w:b w:val="0"/>
+          <w:i w:val="0"/>
+          <w:sz w:val="20"/>
+        </w:rPr>
+        <w:t xml:space="preserve"> (ΔR_T=−0.019, p=0.345 — R not pulled toward T=human core) — α calibration 0.02/0.05/0.1 identical (α-insensitive)</w:t>
+      </w:r>
+    </w:p>
+    <w:p>
+      <w:pPr>
+        <w:spacing w:after="60" w:line="300" w:lineRule="auto"/>
+      </w:pPr>
+      <w:r>
+        <w:rPr>
+          <w:rFonts w:ascii="Times New Roman" w:hAnsi="Times New Roman" w:eastAsia="宋体"/>
+          <w:b/>
+          <w:i w:val="0"/>
+          <w:sz w:val="20"/>
+        </w:rPr>
+        <w:t>Mechanism diagnosis</w:t>
+      </w:r>
+      <w:r>
+        <w:rPr>
+          <w:rFonts w:ascii="Times New Roman" w:hAnsi="Times New Roman" w:eastAsia="宋体"/>
+          <w:b w:val="0"/>
+          <w:i w:val="0"/>
+          <w:sz w:val="20"/>
+        </w:rPr>
+        <w:t xml:space="preserve">: root intent R is a </w:t>
+      </w:r>
+      <w:r>
+        <w:rPr>
+          <w:rFonts w:ascii="Times New Roman" w:hAnsi="Times New Roman" w:eastAsia="宋体"/>
+          <w:b/>
+          <w:i w:val="0"/>
+          <w:sz w:val="20"/>
+        </w:rPr>
+        <w:t>faithful online estimator of the trajectory, not a controller</w:t>
+      </w:r>
+      <w:r>
+        <w:rPr>
+          <w:rFonts w:ascii="Times New Roman" w:hAnsi="Times New Roman" w:eastAsia="宋体"/>
+          <w:b w:val="0"/>
+          <w:i w:val="0"/>
+          <w:sz w:val="20"/>
+        </w:rPr>
+        <w:t xml:space="preserve"> — R follows the actual surface F, not the injected instruction T (F only aligns with T at 0.37–0.98, prompt-dependent) — an injection-target vs generation-realization gap (single-token injection pressure &lt; 0.5B model prior) — measurement ceiling (R0–T cosine 0.90–0.98)</w:t>
+      </w:r>
+    </w:p>
+    <w:p>
+      <w:pPr>
+        <w:spacing w:after="60" w:line="300" w:lineRule="auto"/>
+      </w:pPr>
+      <w:r>
+        <w:rPr>
+          <w:rFonts w:ascii="Times New Roman" w:hAnsi="Times New Roman" w:eastAsia="宋体"/>
+          <w:b/>
+          <w:i w:val="0"/>
+          <w:sz w:val="20"/>
+        </w:rPr>
+        <w:t>Surface-layer genuine effect</w:t>
+      </w:r>
+      <w:r>
+        <w:rPr>
+          <w:rFonts w:ascii="Times New Roman" w:hAnsi="Times New Roman" w:eastAsia="宋体"/>
+          <w:b w:val="0"/>
+          <w:i w:val="0"/>
+          <w:sz w:val="20"/>
+        </w:rPr>
+        <w:t xml:space="preserve">: vt_field_frozen/full dim10_hurst 0.63–0.65 </w:t>
+      </w:r>
+      <w:r>
+        <w:rPr>
+          <w:rFonts w:ascii="Times New Roman" w:hAnsi="Times New Roman" w:eastAsia="宋体"/>
+          <w:b/>
+          <w:i w:val="0"/>
+          <w:sz w:val="20"/>
+        </w:rPr>
+        <w:t>hits the human band</w:t>
+      </w:r>
+      <w:r>
+        <w:rPr>
+          <w:rFonts w:ascii="Times New Roman" w:hAnsi="Times New Roman" w:eastAsia="宋体"/>
+          <w:b w:val="0"/>
+          <w:i w:val="0"/>
+          <w:sz w:val="20"/>
+        </w:rPr>
+        <w:t xml:space="preserve"> (0.60–0.70) — human-core injection improves surface long-range memory — surface is plastic</w:t>
+      </w:r>
+    </w:p>
+    <w:p>
+      <w:pPr>
+        <w:spacing w:after="60" w:line="300" w:lineRule="auto"/>
+      </w:pPr>
+      <w:r>
+        <w:rPr>
+          <w:rFonts w:ascii="Times New Roman" w:hAnsi="Times New Roman" w:eastAsia="宋体"/>
+          <w:b/>
+          <w:i w:val="0"/>
+          <w:sz w:val="20"/>
+        </w:rPr>
+        <w:t>Empirical correction</w:t>
+      </w:r>
+      <w:r>
+        <w:rPr>
+          <w:rFonts w:ascii="Times New Roman" w:hAnsi="Times New Roman" w:eastAsia="宋体"/>
+          <w:b w:val="0"/>
+          <w:i w:val="0"/>
+          <w:sz w:val="20"/>
+        </w:rPr>
+        <w:t>: the boundary between surface-layer intervention (plastic — 201-run spectrum + Hurst hit) and root-intent-layer intervention (unreachable at inference — needs training-time) — offline evidence likewise FAIL (segment-start single-token injection shows no trajectory-direction conduction — sent_proj gain ≠ trajectory-direction conduction)</w:t>
       </w:r>
     </w:p>
     <w:p>
@@ -6996,7 +7160,7 @@
           <w:i w:val="0"/>
           <w:sz w:val="20"/>
         </w:rPr>
-        <w:t>: dim48/dim10 as loss terms (φ jointly optimized with LM — eliminating OOD injection)</w:t>
+        <w:t xml:space="preserve"> (— the right path after the v0.78 negative result): dim48/dim10 as loss terms (φ jointly optimized with LM — eliminating OOD injection) — inference-time injection cannot change the generated trajectory itself; training-time regularization shapes the trajectory directly — grounded in R's faithful following of F (the surface trajectory is the observation of root intent — changing the trajectory = changing root intent)</w:t>
       </w:r>
     </w:p>
     <w:p>

--- a/论文/Intent-Dynamics-EN.docx
+++ b/论文/Intent-Dynamics-EN.docx
@@ -7184,6 +7184,271 @@
           <w:sz w:val="20"/>
         </w:rPr>
         <w:t>: end-to-end generation → five flow metrics (jump/turn/Hurst/TE/coupling) should approach the human portrait — the engine's acceptance criterion</w:t>
+      </w:r>
+    </w:p>
+    <w:p>
+      <w:pPr>
+        <w:keepNext/>
+        <w:spacing w:before="160" w:after="100"/>
+      </w:pPr>
+      <w:r>
+        <w:rPr>
+          <w:rFonts w:ascii="Times New Roman" w:hAnsi="Times New Roman" w:eastAsia="黑体"/>
+          <w:b/>
+          <w:i w:val="0"/>
+          <w:sz w:val="25"/>
+        </w:rPr>
+        <w:t>6.5 Intent-Axis Hypothesis Test (v0.79 — binary negation — continuum correction — offline)</w:t>
+      </w:r>
+    </w:p>
+    <w:p>
+      <w:pPr>
+        <w:spacing w:after="120" w:line="300" w:lineRule="auto"/>
+        <w:ind w:firstLine="420"/>
+      </w:pPr>
+      <w:r>
+        <w:rPr>
+          <w:rFonts w:ascii="Times New Roman" w:hAnsi="Times New Roman" w:eastAsia="宋体"/>
+          <w:b/>
+          <w:i w:val="0"/>
+          <w:sz w:val="21"/>
+        </w:rPr>
+        <w:t>Hypothesis</w:t>
+      </w:r>
+      <w:r>
+        <w:rPr>
+          <w:rFonts w:ascii="Times New Roman" w:hAnsi="Times New Roman" w:eastAsia="宋体"/>
+          <w:b w:val="0"/>
+          <w:i w:val="0"/>
+          <w:sz w:val="21"/>
+        </w:rPr>
+        <w:t>: human jump d=+2.16 may not be random jumps — a "root-intent axis" D exists in the high-dim space — humans advance along the axis (directed change) — AI drifts isotropically without direction ("directed propulsion vs directionless diffusion").</w:t>
+      </w:r>
+    </w:p>
+    <w:p>
+      <w:pPr>
+        <w:spacing w:after="120" w:line="300" w:lineRule="auto"/>
+        <w:ind w:firstLine="420"/>
+      </w:pPr>
+      <w:r>
+        <w:rPr>
+          <w:rFonts w:ascii="Times New Roman" w:hAnsi="Times New Roman" w:eastAsia="宋体"/>
+          <w:b/>
+          <w:i w:val="0"/>
+          <w:sz w:val="21"/>
+        </w:rPr>
+        <w:t>Verdict (criteria C1–C8 preregistered — overall: NEGATED)</w:t>
+      </w:r>
+      <w:r>
+        <w:rPr>
+          <w:rFonts w:ascii="Times New Roman" w:hAnsi="Times New Roman" w:eastAsia="宋体"/>
+          <w:b w:val="0"/>
+          <w:i w:val="0"/>
+          <w:sz w:val="21"/>
+        </w:rPr>
+        <w:t>:</w:t>
+      </w:r>
+    </w:p>
+    <w:p>
+      <w:pPr>
+        <w:spacing w:after="60" w:line="300" w:lineRule="auto"/>
+      </w:pPr>
+      <w:r>
+        <w:rPr>
+          <w:rFonts w:ascii="Times New Roman" w:hAnsi="Times New Roman" w:eastAsia="宋体"/>
+          <w:b/>
+          <w:i w:val="0"/>
+          <w:sz w:val="20"/>
+        </w:rPr>
+        <w:t>Both groups have a strong axis</w:t>
+      </w:r>
+      <w:r>
+        <w:rPr>
+          <w:rFonts w:ascii="Times New Roman" w:hAnsi="Times New Roman" w:eastAsia="宋体"/>
+          <w:b w:val="0"/>
+          <w:i w:val="0"/>
+          <w:sz w:val="20"/>
+        </w:rPr>
+        <w:t xml:space="preserve">: difference-pool PC1 explained variance human 0.663 / AI 0.596 (isotropic surrogate baseline 0.018 — 36× above) — group axes nearly aligned </w:t>
+      </w:r>
+      <w:r>
+        <w:rPr>
+          <w:rFonts w:ascii="Times New Roman" w:hAnsi="Times New Roman" w:eastAsia="宋体"/>
+          <w:b/>
+          <w:i w:val="0"/>
+          <w:sz w:val="20"/>
+        </w:rPr>
+        <w:t>cos(D_h, D_a)=0.985</w:t>
+      </w:r>
+      <w:r>
+        <w:rPr>
+          <w:rFonts w:ascii="Times New Roman" w:hAnsi="Times New Roman" w:eastAsia="宋体"/>
+          <w:b w:val="0"/>
+          <w:i w:val="0"/>
+          <w:sz w:val="20"/>
+        </w:rPr>
+        <w:t xml:space="preserve"> — the axis is an inherent structure of the discriminator space (dominant direction of fp space) — the "humans have an axis, AI does not" dichotomy fails</w:t>
+      </w:r>
+    </w:p>
+    <w:p>
+      <w:pPr>
+        <w:spacing w:after="60" w:line="300" w:lineRule="auto"/>
+      </w:pPr>
+      <w:r>
+        <w:rPr>
+          <w:rFonts w:ascii="Times New Roman" w:hAnsi="Times New Roman" w:eastAsia="宋体"/>
+          <w:b/>
+          <w:i w:val="0"/>
+          <w:sz w:val="20"/>
+        </w:rPr>
+        <w:t>The real difference is a continuum</w:t>
+      </w:r>
+      <w:r>
+        <w:rPr>
+          <w:rFonts w:ascii="Times New Roman" w:hAnsi="Times New Roman" w:eastAsia="宋体"/>
+          <w:b w:val="0"/>
+          <w:i w:val="0"/>
+          <w:sz w:val="20"/>
+        </w:rPr>
+        <w:t xml:space="preserve">: direction consistency align_cos (amplitude-free — mean|û·D|) human 0.632 vs AI 0.581 (d=+2.56); </w:t>
+      </w:r>
+      <w:r>
+        <w:rPr>
+          <w:rFonts w:ascii="Times New Roman" w:hAnsi="Times New Roman" w:eastAsia="宋体"/>
+          <w:b/>
+          <w:i w:val="0"/>
+          <w:sz w:val="20"/>
+        </w:rPr>
+        <w:t>propulsion concentration ratio_unit=j_perp/j_par human 0.086 vs AI 0.105 (d=−3.18 — a stronger discriminator than jump d=+2.16)</w:t>
+      </w:r>
+      <w:r>
+        <w:rPr>
+          <w:rFonts w:ascii="Times New Roman" w:hAnsi="Times New Roman" w:eastAsia="宋体"/>
+          <w:b w:val="0"/>
+          <w:i w:val="0"/>
+          <w:sz w:val="20"/>
+        </w:rPr>
+        <w:t xml:space="preserve"> — "</w:t>
+      </w:r>
+      <w:r>
+        <w:rPr>
+          <w:rFonts w:ascii="Times New Roman" w:hAnsi="Times New Roman" w:eastAsia="宋体"/>
+          <w:b/>
+          <w:i w:val="0"/>
+          <w:sz w:val="20"/>
+        </w:rPr>
+        <w:t>humans advance flatter along the axis; AI spreads rounder</w:t>
+      </w:r>
+      <w:r>
+        <w:rPr>
+          <w:rFonts w:ascii="Times New Roman" w:hAnsi="Times New Roman" w:eastAsia="宋体"/>
+          <w:b w:val="0"/>
+          <w:i w:val="0"/>
+          <w:sz w:val="20"/>
+        </w:rPr>
+        <w:t>"</w:t>
+      </w:r>
+    </w:p>
+    <w:p>
+      <w:pPr>
+        <w:spacing w:after="60" w:line="300" w:lineRule="auto"/>
+      </w:pPr>
+      <w:r>
+        <w:rPr>
+          <w:rFonts w:ascii="Times New Roman" w:hAnsi="Times New Roman" w:eastAsia="宋体"/>
+          <w:b/>
+          <w:i w:val="0"/>
+          <w:sz w:val="20"/>
+        </w:rPr>
+        <w:t>Memory is not on the difference axis</w:t>
+      </w:r>
+      <w:r>
+        <w:rPr>
+          <w:rFonts w:ascii="Times New Roman" w:hAnsi="Times New Roman" w:eastAsia="宋体"/>
+          <w:b w:val="0"/>
+          <w:i w:val="0"/>
+          <w:sz w:val="20"/>
+        </w:rPr>
+        <w:t>: H(α)human−H(ε)human=−0.04 (α Hurst 0.13–0.17 — RS downward bias) — long-range memory (Hurst 0.62) is a state-level structure of activations, not a difference-direction structure</w:t>
+      </w:r>
+    </w:p>
+    <w:p>
+      <w:pPr>
+        <w:spacing w:after="60" w:line="300" w:lineRule="auto"/>
+      </w:pPr>
+      <w:r>
+        <w:rPr>
+          <w:rFonts w:ascii="Times New Roman" w:hAnsi="Times New Roman" w:eastAsia="宋体"/>
+          <w:b/>
+          <w:i w:val="0"/>
+          <w:sz w:val="20"/>
+        </w:rPr>
+        <w:t>New discriminative signal</w:t>
+      </w:r>
+      <w:r>
+        <w:rPr>
+          <w:rFonts w:ascii="Times New Roman" w:hAnsi="Times New Roman" w:eastAsia="宋体"/>
+          <w:b w:val="0"/>
+          <w:i w:val="0"/>
+          <w:sz w:val="20"/>
+        </w:rPr>
+        <w:t>: inter-group mean-drift directions opposite (cos(μ_h,μ_a)=−0.29)</w:t>
+      </w:r>
+    </w:p>
+    <w:p>
+      <w:pPr>
+        <w:spacing w:after="60" w:line="300" w:lineRule="auto"/>
+      </w:pPr>
+      <w:r>
+        <w:rPr>
+          <w:rFonts w:ascii="Times New Roman" w:hAnsi="Times New Roman" w:eastAsia="宋体"/>
+          <w:b w:val="0"/>
+          <w:i w:val="0"/>
+          <w:sz w:val="20"/>
+        </w:rPr>
+        <w:t>Exploratory consistency hit: within-human Spearman(align_cos, j_par)=+0.745 (p=0.013 — old "jump" = axis propulsion, within-group evidence)</w:t>
+      </w:r>
+    </w:p>
+    <w:p>
+      <w:pPr>
+        <w:spacing w:after="120" w:line="300" w:lineRule="auto"/>
+        <w:ind w:firstLine="420"/>
+      </w:pPr>
+      <w:r>
+        <w:rPr>
+          <w:rFonts w:ascii="Times New Roman" w:hAnsi="Times New Roman" w:eastAsia="宋体"/>
+          <w:b/>
+          <w:i w:val="0"/>
+          <w:sz w:val="21"/>
+        </w:rPr>
+        <w:t>Implication for the engine</w:t>
+      </w:r>
+      <w:r>
+        <w:rPr>
+          <w:rFonts w:ascii="Times New Roman" w:hAnsi="Times New Roman" w:eastAsia="宋体"/>
+          <w:b w:val="0"/>
+          <w:i w:val="0"/>
+          <w:sz w:val="21"/>
+        </w:rPr>
+        <w:t xml:space="preserve">: axis D is a shared structure — planner axis-coordinate targets (align_cos/ratio_unit human bands) should target the </w:t>
+      </w:r>
+      <w:r>
+        <w:rPr>
+          <w:rFonts w:ascii="Times New Roman" w:hAnsi="Times New Roman" w:eastAsia="宋体"/>
+          <w:b/>
+          <w:i w:val="0"/>
+          <w:sz w:val="21"/>
+        </w:rPr>
+        <w:t>organization of propulsion</w:t>
+      </w:r>
+      <w:r>
+        <w:rPr>
+          <w:rFonts w:ascii="Times New Roman" w:hAnsi="Times New Roman" w:eastAsia="宋体"/>
+          <w:b w:val="0"/>
+          <w:i w:val="0"/>
+          <w:sz w:val="21"/>
+        </w:rPr>
+        <w:t xml:space="preserve"> (concentration/drift direction), not axis existence — "propulsion concentration" is a candidate new discriminative feature (d=−3.18 &gt; jump d=+2.16) — formal inclusion requires independent test-set validation.</w:t>
       </w:r>
     </w:p>
     <w:p>

--- a/论文/Intent-Dynamics-EN.docx
+++ b/论文/Intent-Dynamics-EN.docx
@@ -7449,6 +7449,102 @@
           <w:sz w:val="21"/>
         </w:rPr>
         <w:t xml:space="preserve"> (concentration/drift direction), not axis existence — "propulsion concentration" is a candidate new discriminative feature (d=−3.18 &gt; jump d=+2.16) — formal inclusion requires independent test-set validation.</w:t>
+      </w:r>
+    </w:p>
+    <w:p>
+      <w:pPr>
+        <w:spacing w:after="120" w:line="300" w:lineRule="auto"/>
+        <w:ind w:firstLine="420"/>
+      </w:pPr>
+      <w:r>
+        <w:rPr>
+          <w:rFonts w:ascii="Times New Roman" w:hAnsi="Times New Roman" w:eastAsia="宋体"/>
+          <w:b/>
+          <w:i w:val="0"/>
+          <w:sz w:val="21"/>
+        </w:rPr>
+        <w:t>Independent test-set validation (v0.80 — NEGATED — directional evidence retained)</w:t>
+      </w:r>
+      <w:r>
+        <w:rPr>
+          <w:rFonts w:ascii="Times New Roman" w:hAnsi="Times New Roman" w:eastAsia="宋体"/>
+          <w:b w:val="0"/>
+          <w:i w:val="0"/>
+          <w:sz w:val="21"/>
+        </w:rPr>
+        <w:t xml:space="preserve">: on the independent test set (32 pairs baihua/shiping × human/ai/qwen three sides — frozen D, no fitting leakage) the ratio_unit effect shrinks to </w:t>
+      </w:r>
+      <w:r>
+        <w:rPr>
+          <w:rFonts w:ascii="Times New Roman" w:hAnsi="Times New Roman" w:eastAsia="宋体"/>
+          <w:b/>
+          <w:i w:val="0"/>
+          <w:sz w:val="21"/>
+        </w:rPr>
+        <w:t>d=−0.49</w:t>
+      </w:r>
+      <w:r>
+        <w:rPr>
+          <w:rFonts w:ascii="Times New Roman" w:hAnsi="Times New Roman" w:eastAsia="宋体"/>
+          <w:b w:val="0"/>
+          <w:i w:val="0"/>
+          <w:sz w:val="21"/>
+        </w:rPr>
+        <w:t xml:space="preserve"> (1/6.5 of bilingual −3.18 — paired Wilcoxon p=0.073 marginal) — </w:t>
+      </w:r>
+      <w:r>
+        <w:rPr>
+          <w:rFonts w:ascii="Times New Roman" w:hAnsi="Times New Roman" w:eastAsia="宋体"/>
+          <w:b/>
+          <w:i w:val="0"/>
+          <w:sz w:val="21"/>
+        </w:rPr>
+        <w:t>not admitted as a formal discriminator</w:t>
+      </w:r>
+      <w:r>
+        <w:rPr>
+          <w:rFonts w:ascii="Times New Roman" w:hAnsi="Times New Roman" w:eastAsia="宋体"/>
+          <w:b w:val="0"/>
+          <w:i w:val="0"/>
+          <w:sz w:val="21"/>
+        </w:rPr>
+        <w:t xml:space="preserve"> (user criterion d&gt;1.5 unmet). Baihua-domain d=−1.07 (same direction, insufficient strength) + shiping d=+0.07 (officialese convergence — consistent with the shiping seven-dim failure precedent). </w:t>
+      </w:r>
+      <w:r>
+        <w:rPr>
+          <w:rFonts w:ascii="Times New Roman" w:hAnsi="Times New Roman" w:eastAsia="宋体"/>
+          <w:b/>
+          <w:i w:val="0"/>
+          <w:sz w:val="21"/>
+        </w:rPr>
+        <w:t>Incremental value retained</w:t>
+      </w:r>
+      <w:r>
+        <w:rPr>
+          <w:rFonts w:ascii="Times New Roman" w:hAnsi="Times New Roman" w:eastAsia="宋体"/>
+          <w:b w:val="0"/>
+          <w:i w:val="0"/>
+          <w:sz w:val="21"/>
+        </w:rPr>
+        <w:t xml:space="preserve">: low redundancy with sent_proj (pooled 0.049 / within-human 0.595) + intervention-space independence (Δ-corr +0.021 — injection does not alter propulsion concentration). </w:t>
+      </w:r>
+      <w:r>
+        <w:rPr>
+          <w:rFonts w:ascii="Times New Roman" w:hAnsi="Times New Roman" w:eastAsia="宋体"/>
+          <w:b/>
+          <w:i w:val="0"/>
+          <w:sz w:val="21"/>
+        </w:rPr>
+        <w:t>Axis stable across corpora</w:t>
+      </w:r>
+      <w:r>
+        <w:rPr>
+          <w:rFonts w:ascii="Times New Roman" w:hAnsi="Times New Roman" w:eastAsia="宋体"/>
+          <w:b w:val="0"/>
+          <w:i w:val="0"/>
+          <w:sz w:val="21"/>
+        </w:rPr>
+        <w:t xml:space="preserve"> (cos |0.99| — discriminator-space inherent structure confirmed). Shrinkage mechanism: independent-set human short texts (5–19 diffs) noise contracting toward the isotropic anchor — direction real, strength insufficient.</w:t>
       </w:r>
     </w:p>
     <w:p>

--- a/论文/Intent-Dynamics-EN.docx
+++ b/论文/Intent-Dynamics-EN.docx
@@ -7545,6 +7545,102 @@
           <w:sz w:val="21"/>
         </w:rPr>
         <w:t xml:space="preserve"> (cos |0.99| — discriminator-space inherent structure confirmed). Shrinkage mechanism: independent-set human short texts (5–19 diffs) noise contracting toward the isotropic anchor — direction real, strength insufficient.</w:t>
+      </w:r>
+    </w:p>
+    <w:p>
+      <w:pPr>
+        <w:spacing w:after="120" w:line="300" w:lineRule="auto"/>
+        <w:ind w:firstLine="420"/>
+      </w:pPr>
+      <w:r>
+        <w:rPr>
+          <w:rFonts w:ascii="Times New Roman" w:hAnsi="Times New Roman" w:eastAsia="宋体"/>
+          <w:b/>
+          <w:i w:val="0"/>
+          <w:sz w:val="21"/>
+        </w:rPr>
+        <w:t>Jump-event analysis (v0.81 — "dilution hypothesis" NEGATED — jump mechanism confirmed)</w:t>
+      </w:r>
+      <w:r>
+        <w:rPr>
+          <w:rFonts w:ascii="Times New Roman" w:hAnsi="Times New Roman" w:eastAsia="宋体"/>
+          <w:b w:val="0"/>
+          <w:i w:val="0"/>
+          <w:sz w:val="21"/>
+        </w:rPr>
+        <w:t xml:space="preserve">: hypothesis "ratio_unit discriminative power is diluted by non-jump clauses and concentrated at jump points" — bilingual event-level test (p90 same threshold, 946/704 jump windows ±2 diffs, 2×2 matrix, cluster CI): </w:t>
+      </w:r>
+      <w:r>
+        <w:rPr>
+          <w:rFonts w:ascii="Times New Roman" w:hAnsi="Times New Roman" w:eastAsia="宋体"/>
+          <w:b/>
+          <w:i w:val="0"/>
+          <w:sz w:val="21"/>
+        </w:rPr>
+        <w:t>jump-window d=−0.53 vs non-jump-window d=−0.48 — nearly identical — the difference is globally diffuse, not jump-specific (dilution hypothesis fails)</w:t>
+      </w:r>
+      <w:r>
+        <w:rPr>
+          <w:rFonts w:ascii="Times New Roman" w:hAnsi="Times New Roman" w:eastAsia="宋体"/>
+          <w:b w:val="0"/>
+          <w:i w:val="0"/>
+          <w:sz w:val="21"/>
+        </w:rPr>
+        <w:t xml:space="preserve">. "Lower ratio_unit at jump windows" is a </w:t>
+      </w:r>
+      <w:r>
+        <w:rPr>
+          <w:rFonts w:ascii="Times New Roman" w:hAnsi="Times New Roman" w:eastAsia="宋体"/>
+          <w:b/>
+          <w:i w:val="0"/>
+          <w:sz w:val="21"/>
+        </w:rPr>
+        <w:t>mechanism common to both groups</w:t>
+      </w:r>
+      <w:r>
+        <w:rPr>
+          <w:rFonts w:ascii="Times New Roman" w:hAnsi="Times New Roman" w:eastAsia="宋体"/>
+          <w:b w:val="0"/>
+          <w:i w:val="0"/>
+          <w:sz w:val="21"/>
+        </w:rPr>
+        <w:t xml:space="preserve"> (human d=+5.28 / AI d=+3.89 — AI stronger) — </w:t>
+      </w:r>
+      <w:r>
+        <w:rPr>
+          <w:rFonts w:ascii="Times New Roman" w:hAnsi="Times New Roman" w:eastAsia="宋体"/>
+          <w:b/>
+          <w:i w:val="0"/>
+          <w:sz w:val="21"/>
+        </w:rPr>
+        <w:t>jumps are axis-aligned pulses common to both</w:t>
+      </w:r>
+      <w:r>
+        <w:rPr>
+          <w:rFonts w:ascii="Times New Roman" w:hAnsi="Times New Roman" w:eastAsia="宋体"/>
+          <w:b w:val="0"/>
+          <w:i w:val="0"/>
+          <w:sz w:val="21"/>
+        </w:rPr>
+        <w:t xml:space="preserve"> (α-aligned trajectories same shape — center along-axis projection 0.91/0.89, rise-then-fall — dim10+48 dual-p75 co-occurrence 0.54 at jumps vs 0.05 — topic+reference coordinated propulsion — organizational-layer mechanism confirmed). </w:t>
+      </w:r>
+      <w:r>
+        <w:rPr>
+          <w:rFonts w:ascii="Times New Roman" w:hAnsi="Times New Roman" w:eastAsia="宋体"/>
+          <w:b/>
+          <w:i w:val="0"/>
+          <w:sz w:val="21"/>
+        </w:rPr>
+        <w:t>Human–AI difference lies in jump density and amplitude</w:t>
+      </w:r>
+      <w:r>
+        <w:rPr>
+          <w:rFonts w:ascii="Times New Roman" w:hAnsi="Times New Roman" w:eastAsia="宋体"/>
+          <w:b w:val="0"/>
+          <w:i w:val="0"/>
+          <w:sz w:val="21"/>
+        </w:rPr>
+        <w:t xml:space="preserve"> (density d=+1.85 — human 12.1 vs AI 7.7 per 100 clauses — clustering gap 5 vs 9), not jump purity — D_excl guardrail passed (cos 0.999 — no circularity).</w:t>
       </w:r>
     </w:p>
     <w:p>

--- a/论文/Intent-Dynamics-EN.docx
+++ b/论文/Intent-Dynamics-EN.docx
@@ -7641,6 +7641,229 @@
           <w:sz w:val="21"/>
         </w:rPr>
         <w:t xml:space="preserve"> (density d=+1.85 — human 12.1 vs AI 7.7 per 100 clauses — clustering gap 5 vs 9), not jump purity — D_excl guardrail passed (cos 0.999 — no circularity).</w:t>
+      </w:r>
+    </w:p>
+    <w:p>
+      <w:pPr>
+        <w:keepNext/>
+        <w:spacing w:before="160" w:after="100"/>
+      </w:pPr>
+      <w:r>
+        <w:rPr>
+          <w:rFonts w:ascii="Times New Roman" w:hAnsi="Times New Roman" w:eastAsia="黑体"/>
+          <w:b/>
+          <w:i w:val="0"/>
+          <w:sz w:val="25"/>
+        </w:rPr>
+        <w:t>6.6 Jump Mechanism and Controllable Variables (v0.82 — why AI jumps less)</w:t>
+      </w:r>
+    </w:p>
+    <w:p>
+      <w:pPr>
+        <w:spacing w:after="120" w:line="300" w:lineRule="auto"/>
+        <w:ind w:firstLine="420"/>
+      </w:pPr>
+      <w:r>
+        <w:rPr>
+          <w:rFonts w:ascii="Times New Roman" w:hAnsi="Times New Roman" w:eastAsia="宋体"/>
+          <w:b/>
+          <w:i w:val="0"/>
+          <w:sz w:val="21"/>
+        </w:rPr>
+        <w:t>Determinism audit</w:t>
+      </w:r>
+      <w:r>
+        <w:rPr>
+          <w:rFonts w:ascii="Times New Roman" w:hAnsi="Times New Roman" w:eastAsia="宋体"/>
+          <w:b w:val="0"/>
+          <w:i w:val="0"/>
+          <w:sz w:val="21"/>
+        </w:rPr>
+        <w:t xml:space="preserve">: jump detection is deterministically correct — no segment-boundary confound (80%+ of jumps inside segments), no clause-length bias (ρ≈0), </w:t>
+      </w:r>
+      <w:r>
+        <w:rPr>
+          <w:rFonts w:ascii="Times New Roman" w:hAnsi="Times New Roman" w:eastAsia="宋体"/>
+          <w:b/>
+          <w:i w:val="0"/>
+          <w:sz w:val="21"/>
+        </w:rPr>
+        <w:t>jump-dominant dims = [11,13,17,36,42,55...] (identical human/AI — overlapping the axis top-dims — jumps are along-axis propulsion confirmed)</w:t>
+      </w:r>
+      <w:r>
+        <w:rPr>
+          <w:rFonts w:ascii="Times New Roman" w:hAnsi="Times New Roman" w:eastAsia="宋体"/>
+          <w:b w:val="0"/>
+          <w:i w:val="0"/>
+          <w:sz w:val="21"/>
+        </w:rPr>
+        <w:t>, model factor small (DS 7.4 vs Qwen 8.1 per 100 clauses — "AI jumps less" is a paradigm-wide property), semantic validation = real content turns (character introduction / dialogue switch / scene transition).</w:t>
+      </w:r>
+    </w:p>
+    <w:p>
+      <w:pPr>
+        <w:spacing w:after="120" w:line="300" w:lineRule="auto"/>
+        <w:ind w:firstLine="420"/>
+      </w:pPr>
+      <w:r>
+        <w:rPr>
+          <w:rFonts w:ascii="Times New Roman" w:hAnsi="Times New Roman" w:eastAsia="宋体"/>
+          <w:b/>
+          <w:i w:val="0"/>
+          <w:sz w:val="21"/>
+        </w:rPr>
+        <w:t>Controllable variables (mechanism chain closed)</w:t>
+      </w:r>
+      <w:r>
+        <w:rPr>
+          <w:rFonts w:ascii="Times New Roman" w:hAnsi="Times New Roman" w:eastAsia="宋体"/>
+          <w:b w:val="0"/>
+          <w:i w:val="0"/>
+          <w:sz w:val="21"/>
+        </w:rPr>
+        <w:t>:</w:t>
+      </w:r>
+    </w:p>
+    <w:p>
+      <w:pPr>
+        <w:spacing w:after="60" w:line="300" w:lineRule="auto"/>
+      </w:pPr>
+      <w:r>
+        <w:rPr>
+          <w:rFonts w:ascii="Times New Roman" w:hAnsi="Times New Roman" w:eastAsia="宋体"/>
+          <w:b/>
+          <w:i w:val="0"/>
+          <w:sz w:val="20"/>
+        </w:rPr>
+        <w:t>beam search: −39% jump density</w:t>
+      </w:r>
+      <w:r>
+        <w:rPr>
+          <w:rFonts w:ascii="Times New Roman" w:hAnsi="Times New Roman" w:eastAsia="宋体"/>
+          <w:b w:val="0"/>
+          <w:i w:val="0"/>
+          <w:sz w:val="20"/>
+        </w:rPr>
+        <w:t xml:space="preserve"> (9.88→6.04 per 100 clauses — deterministic selection smooths trajectories)</w:t>
+      </w:r>
+    </w:p>
+    <w:p>
+      <w:pPr>
+        <w:spacing w:after="60" w:line="300" w:lineRule="auto"/>
+      </w:pPr>
+      <w:r>
+        <w:rPr>
+          <w:rFonts w:ascii="Times New Roman" w:hAnsi="Times New Roman" w:eastAsia="宋体"/>
+          <w:b/>
+          <w:i w:val="0"/>
+          <w:sz w:val="20"/>
+        </w:rPr>
+        <w:t>vt virtual-token injection: +37%</w:t>
+      </w:r>
+      <w:r>
+        <w:rPr>
+          <w:rFonts w:ascii="Times New Roman" w:hAnsi="Times New Roman" w:eastAsia="宋体"/>
+          <w:b w:val="0"/>
+          <w:i w:val="0"/>
+          <w:sz w:val="20"/>
+        </w:rPr>
+        <w:t xml:space="preserve"> (9.88→13.51)</w:t>
+      </w:r>
+    </w:p>
+    <w:p>
+      <w:pPr>
+        <w:spacing w:after="60" w:line="300" w:lineRule="auto"/>
+      </w:pPr>
+      <w:r>
+        <w:rPr>
+          <w:rFonts w:ascii="Times New Roman" w:hAnsi="Times New Roman" w:eastAsia="宋体"/>
+          <w:b/>
+          <w:i w:val="0"/>
+          <w:sz w:val="20"/>
+        </w:rPr>
+        <w:t>temperature: no significant monotonic effect</w:t>
+      </w:r>
+      <w:r>
+        <w:rPr>
+          <w:rFonts w:ascii="Times New Roman" w:hAnsi="Times New Roman" w:eastAsia="宋体"/>
+          <w:b w:val="0"/>
+          <w:i w:val="0"/>
+          <w:sz w:val="20"/>
+        </w:rPr>
+        <w:t xml:space="preserve"> (8-run sweep 0.6–1.5 — Spearman p=0.77 — non-monotonic — weak/uncertain)</w:t>
+      </w:r>
+    </w:p>
+    <w:p>
+      <w:pPr>
+        <w:spacing w:after="60" w:line="300" w:lineRule="auto"/>
+      </w:pPr>
+      <w:r>
+        <w:rPr>
+          <w:rFonts w:ascii="Times New Roman" w:hAnsi="Times New Roman" w:eastAsia="宋体"/>
+          <w:b/>
+          <w:i w:val="0"/>
+          <w:sz w:val="20"/>
+        </w:rPr>
+        <w:t>Language organization</w:t>
+      </w:r>
+      <w:r>
+        <w:rPr>
+          <w:rFonts w:ascii="Times New Roman" w:hAnsi="Times New Roman" w:eastAsia="宋体"/>
+          <w:b w:val="0"/>
+          <w:i w:val="0"/>
+          <w:sz w:val="20"/>
+        </w:rPr>
+        <w:t xml:space="preserve">: AI clauses shorter (9.9 vs 12.1), fewer pronouns (weak reference chains), half the connectives — yet </w:t>
+      </w:r>
+      <w:r>
+        <w:rPr>
+          <w:rFonts w:ascii="Times New Roman" w:hAnsi="Times New Roman" w:eastAsia="宋体"/>
+          <w:b/>
+          <w:i w:val="0"/>
+          <w:sz w:val="20"/>
+        </w:rPr>
+        <w:t>higher lexical diversity (0.972 vs 0.963) with fewer jumps — "static lexical diversity vs dynamic trajectory propulsion" separation</w:t>
+      </w:r>
+      <w:r>
+        <w:rPr>
+          <w:rFonts w:ascii="Times New Roman" w:hAnsi="Times New Roman" w:eastAsia="宋体"/>
+          <w:b w:val="0"/>
+          <w:i w:val="0"/>
+          <w:sz w:val="20"/>
+        </w:rPr>
+        <w:t xml:space="preserve"> — AI's ornamentation lives in the lexical (static) layer, its propulsion deficit in the trajectory (dynamic) layer — char_diversity×jump-density ρ=+0.33 (p&lt;0.001)</w:t>
+      </w:r>
+    </w:p>
+    <w:p>
+      <w:pPr>
+        <w:spacing w:after="60" w:line="300" w:lineRule="auto"/>
+      </w:pPr>
+      <w:r>
+        <w:rPr>
+          <w:rFonts w:ascii="Times New Roman" w:hAnsi="Times New Roman" w:eastAsia="宋体"/>
+          <w:b/>
+          <w:i w:val="0"/>
+          <w:sz w:val="20"/>
+        </w:rPr>
+        <w:t>Mechanism</w:t>
+      </w:r>
+      <w:r>
+        <w:rPr>
+          <w:rFonts w:ascii="Times New Roman" w:hAnsi="Times New Roman" w:eastAsia="宋体"/>
+          <w:b w:val="0"/>
+          <w:i w:val="0"/>
+          <w:sz w:val="20"/>
+        </w:rPr>
+        <w:t xml:space="preserve">: "AI jumps less" = sampling determinism (beam-class strategies) + weakened language organization (short clauses / weak reference / fewer connectives) → missing trajectory propulsion — controllable variables concentrate in </w:t>
+      </w:r>
+      <w:r>
+        <w:rPr>
+          <w:rFonts w:ascii="Times New Roman" w:hAnsi="Times New Roman" w:eastAsia="宋体"/>
+          <w:b/>
+          <w:i w:val="0"/>
+          <w:sz w:val="20"/>
+        </w:rPr>
+        <w:t>decoding-strategy layer (inference-time — beam/vt injection) and loss terms (training-time — engine todo 4)</w:t>
       </w:r>
     </w:p>
     <w:p>

--- a/论文/Intent-Dynamics-EN.docx
+++ b/论文/Intent-Dynamics-EN.docx
@@ -7641,6 +7641,246 @@
           <w:sz w:val="21"/>
         </w:rPr>
         <w:t xml:space="preserve"> (density d=+1.85 — human 12.1 vs AI 7.7 per 100 clauses — clustering gap 5 vs 9), not jump purity — D_excl guardrail passed (cos 0.999 — no circularity).</w:t>
+      </w:r>
+    </w:p>
+    <w:p>
+      <w:pPr>
+        <w:keepNext/>
+        <w:spacing w:before="160" w:after="100"/>
+      </w:pPr>
+      <w:r>
+        <w:rPr>
+          <w:rFonts w:ascii="Times New Roman" w:hAnsi="Times New Roman" w:eastAsia="黑体"/>
+          <w:b/>
+          <w:i w:val="0"/>
+          <w:sz w:val="25"/>
+        </w:rPr>
+        <w:t>6.6.5 Intent-Switch Geometric Clustering (v0.83 — four-type conception empirically tested — NEGATED — continuity weak structure retained)</w:t>
+      </w:r>
+    </w:p>
+    <w:p>
+      <w:pPr>
+        <w:spacing w:after="120" w:line="300" w:lineRule="auto"/>
+        <w:ind w:firstLine="420"/>
+      </w:pPr>
+      <w:r>
+        <w:rPr>
+          <w:rFonts w:ascii="Times New Roman" w:hAnsi="Times New Roman" w:eastAsia="宋体"/>
+          <w:b/>
+          <w:i w:val="0"/>
+          <w:sz w:val="21"/>
+        </w:rPr>
+        <w:t>Conception (user)</w:t>
+      </w:r>
+      <w:r>
+        <w:rPr>
+          <w:rFonts w:ascii="Times New Roman" w:hAnsi="Times New Roman" w:eastAsia="宋体"/>
+          <w:b w:val="0"/>
+          <w:i w:val="0"/>
+          <w:sz w:val="21"/>
+        </w:rPr>
+        <w:t xml:space="preserve">: intent switching has universal geometric types (expand/turn/return/layer — pure form, genre-independent). </w:t>
+      </w:r>
+      <w:r>
+        <w:rPr>
+          <w:rFonts w:ascii="Times New Roman" w:hAnsi="Times New Roman" w:eastAsia="宋体"/>
+          <w:b/>
+          <w:i w:val="0"/>
+          <w:sz w:val="21"/>
+        </w:rPr>
+        <w:t>Empirical test (1626 jump points — 8 geometric features — per-doc 60/40 split — KMeans+GMM+stability — prior rules — criteria S-C1..C3 preregistered) — overall: NEGATED</w:t>
+      </w:r>
+      <w:r>
+        <w:rPr>
+          <w:rFonts w:ascii="Times New Roman" w:hAnsi="Times New Roman" w:eastAsia="宋体"/>
+          <w:b w:val="0"/>
+          <w:i w:val="0"/>
+          <w:sz w:val="21"/>
+        </w:rPr>
+        <w:t>:</w:t>
+      </w:r>
+    </w:p>
+    <w:p>
+      <w:pPr>
+        <w:spacing w:after="60" w:line="300" w:lineRule="auto"/>
+      </w:pPr>
+      <w:r>
+        <w:rPr>
+          <w:rFonts w:ascii="Times New Roman" w:hAnsi="Times New Roman" w:eastAsia="宋体"/>
+          <w:b/>
+          <w:i w:val="0"/>
+          <w:sz w:val="20"/>
+        </w:rPr>
+        <w:t>S-C1 FAIL</w:t>
+      </w:r>
+      <w:r>
+        <w:rPr>
+          <w:rFonts w:ascii="Times New Roman" w:hAnsi="Times New Roman" w:eastAsia="宋体"/>
+          <w:b w:val="0"/>
+          <w:i w:val="0"/>
+          <w:sz w:val="20"/>
+        </w:rPr>
+        <w:t xml:space="preserve">: silhouette=0.214 (&lt;0.30 — weak-structure band) — but stability cos=0.987 + GMM ARI=0.811 — </w:t>
+      </w:r>
+      <w:r>
+        <w:rPr>
+          <w:rFonts w:ascii="Times New Roman" w:hAnsi="Times New Roman" w:eastAsia="宋体"/>
+          <w:b/>
+          <w:i w:val="0"/>
+          <w:sz w:val="20"/>
+        </w:rPr>
+        <w:t>"switch geometry has stable continuous structure but no discrete types"</w:t>
+      </w:r>
+      <w:r>
+        <w:rPr>
+          <w:rFonts w:ascii="Times New Roman" w:hAnsi="Times New Roman" w:eastAsia="宋体"/>
+          <w:b w:val="0"/>
+          <w:i w:val="0"/>
+          <w:sz w:val="20"/>
+        </w:rPr>
+        <w:t xml:space="preserve"> — the four types are a cognitive conception, not a data-clusterable fact</w:t>
+      </w:r>
+    </w:p>
+    <w:p>
+      <w:pPr>
+        <w:spacing w:after="60" w:line="300" w:lineRule="auto"/>
+      </w:pPr>
+      <w:r>
+        <w:rPr>
+          <w:rFonts w:ascii="Times New Roman" w:hAnsi="Times New Roman" w:eastAsia="宋体"/>
+          <w:b/>
+          <w:i w:val="0"/>
+          <w:sz w:val="20"/>
+        </w:rPr>
+        <w:t>S-C2 FAIL</w:t>
+      </w:r>
+      <w:r>
+        <w:rPr>
+          <w:rFonts w:ascii="Times New Roman" w:hAnsi="Times New Roman" w:eastAsia="宋体"/>
+          <w:b w:val="0"/>
+          <w:i w:val="0"/>
+          <w:sz w:val="20"/>
+        </w:rPr>
+        <w:t>: four-type rule residual 25% (turn type only ~6%)</w:t>
+      </w:r>
+    </w:p>
+    <w:p>
+      <w:pPr>
+        <w:spacing w:after="60" w:line="300" w:lineRule="auto"/>
+      </w:pPr>
+      <w:r>
+        <w:rPr>
+          <w:rFonts w:ascii="Times New Roman" w:hAnsi="Times New Roman" w:eastAsia="宋体"/>
+          <w:b/>
+          <w:i w:val="0"/>
+          <w:sz w:val="20"/>
+        </w:rPr>
+        <w:t>S-C3 FAIL</w:t>
+      </w:r>
+      <w:r>
+        <w:rPr>
+          <w:rFonts w:ascii="Times New Roman" w:hAnsi="Times New Roman" w:eastAsia="宋体"/>
+          <w:b w:val="0"/>
+          <w:i w:val="0"/>
+          <w:sz w:val="20"/>
+        </w:rPr>
+        <w:t>: no human/AI four-type distribution difference (χ² p=0.42 — all type proportion gaps &lt;0.04 — "humans turn more / AI expands more" does not hold)</w:t>
+      </w:r>
+    </w:p>
+    <w:p>
+      <w:pPr>
+        <w:spacing w:after="120" w:line="300" w:lineRule="auto"/>
+        <w:ind w:firstLine="420"/>
+      </w:pPr>
+      <w:r>
+        <w:rPr>
+          <w:rFonts w:ascii="Times New Roman" w:hAnsi="Times New Roman" w:eastAsia="宋体"/>
+          <w:b/>
+          <w:i w:val="0"/>
+          <w:sz w:val="21"/>
+        </w:rPr>
+        <w:t>Methodological contributions (retained)</w:t>
+      </w:r>
+      <w:r>
+        <w:rPr>
+          <w:rFonts w:ascii="Times New Roman" w:hAnsi="Times New Roman" w:eastAsia="宋体"/>
+          <w:b w:val="0"/>
+          <w:i w:val="0"/>
+          <w:sz w:val="21"/>
+        </w:rPr>
+        <w:t>: ①</w:t>
+      </w:r>
+      <w:r>
+        <w:rPr>
+          <w:rFonts w:ascii="Times New Roman" w:hAnsi="Times New Roman" w:eastAsia="宋体"/>
+          <w:b/>
+          <w:i w:val="0"/>
+          <w:sz w:val="21"/>
+        </w:rPr>
+        <w:t>64-dim full-space direction angles suffer high-dim degeneracy</w:t>
+      </w:r>
+      <w:r>
+        <w:rPr>
+          <w:rFonts w:ascii="Times New Roman" w:hAnsi="Times New Roman" w:eastAsia="宋体"/>
+          <w:b w:val="0"/>
+          <w:i w:val="0"/>
+          <w:sz w:val="21"/>
+        </w:rPr>
+        <w:t xml:space="preserve"> (random vectors near-orthogonal — all switch angles ~90°) — direction/return dimensions MUST be measured in the </w:t>
+      </w:r>
+      <w:r>
+        <w:rPr>
+          <w:rFonts w:ascii="Times New Roman" w:hAnsi="Times New Roman" w:eastAsia="宋体"/>
+          <w:b/>
+          <w:i w:val="0"/>
+          <w:sz w:val="21"/>
+        </w:rPr>
+        <w:t>(D,E2) low-dim manifold projection</w:t>
+      </w:r>
+      <w:r>
+        <w:rPr>
+          <w:rFonts w:ascii="Times New Roman" w:hAnsi="Times New Roman" w:eastAsia="宋体"/>
+          <w:b w:val="0"/>
+          <w:i w:val="0"/>
+          <w:sz w:val="21"/>
+        </w:rPr>
+        <w:t xml:space="preserve"> (after fix θ_switch 18–93° has discrimination) — the low-dim-projection principle for all future angular analyses; ②</w:t>
+      </w:r>
+      <w:r>
+        <w:rPr>
+          <w:rFonts w:ascii="Times New Roman" w:hAnsi="Times New Roman" w:eastAsia="宋体"/>
+          <w:b/>
+          <w:i w:val="0"/>
+          <w:sz w:val="21"/>
+        </w:rPr>
+        <w:t>document-order split trap</w:t>
+      </w:r>
+      <w:r>
+        <w:rPr>
+          <w:rFonts w:ascii="Times New Roman" w:hAnsi="Times New Roman" w:eastAsia="宋体"/>
+          <w:b w:val="0"/>
+          <w:i w:val="0"/>
+          <w:sz w:val="21"/>
+        </w:rPr>
+        <w:t xml:space="preserve"> (sequential split → evaluation set all-AI — per-doc split fix); ③</w:t>
+      </w:r>
+      <w:r>
+        <w:rPr>
+          <w:rFonts w:ascii="Times New Roman" w:hAnsi="Times New Roman" w:eastAsia="宋体"/>
+          <w:b/>
+          <w:i w:val="0"/>
+          <w:sz w:val="21"/>
+        </w:rPr>
+        <w:t>turn type (large-angle no-return) is rare (~6%)</w:t>
+      </w:r>
+      <w:r>
+        <w:rPr>
+          <w:rFonts w:ascii="Times New Roman" w:hAnsi="Times New Roman" w:eastAsia="宋体"/>
+          <w:b w:val="0"/>
+          <w:i w:val="0"/>
+          <w:sz w:val="21"/>
+        </w:rPr>
+        <w:t xml:space="preserve"> — the switch-type distribution itself carries information (most switches are small-angle or return — "thoughts turn less than imagined").</w:t>
       </w:r>
     </w:p>
     <w:p>

--- a/论文/Intent-Dynamics-EN.docx
+++ b/论文/Intent-Dynamics-EN.docx
@@ -7881,6 +7881,336 @@
           <w:sz w:val="21"/>
         </w:rPr>
         <w:t xml:space="preserve"> — the switch-type distribution itself carries information (most switches are small-angle or return — "thoughts turn less than imagined").</w:t>
+      </w:r>
+    </w:p>
+    <w:p>
+      <w:pPr>
+        <w:keepNext/>
+        <w:spacing w:before="160" w:after="100"/>
+      </w:pPr>
+      <w:r>
+        <w:rPr>
+          <w:rFonts w:ascii="Times New Roman" w:hAnsi="Times New Roman" w:eastAsia="黑体"/>
+          <w:b/>
+          <w:i w:val="0"/>
+          <w:sz w:val="25"/>
+        </w:rPr>
+        <w:t>6.6.6 Spectrum-Feature Priority Ranking (v0.84 — partially upheld — F1/F3 verified as priority)</w:t>
+      </w:r>
+    </w:p>
+    <w:p>
+      <w:pPr>
+        <w:spacing w:after="120" w:line="300" w:lineRule="auto"/>
+        <w:ind w:firstLine="420"/>
+      </w:pPr>
+      <w:r>
+        <w:rPr>
+          <w:rFonts w:ascii="Times New Roman" w:hAnsi="Times New Roman" w:eastAsia="宋体"/>
+          <w:b/>
+          <w:i w:val="0"/>
+          <w:sz w:val="21"/>
+        </w:rPr>
+        <w:t>Task (user design)</w:t>
+      </w:r>
+      <w:r>
+        <w:rPr>
+          <w:rFonts w:ascii="Times New Roman" w:hAnsi="Times New Roman" w:eastAsia="宋体"/>
+          <w:b w:val="0"/>
+          <w:i w:val="0"/>
+          <w:sz w:val="21"/>
+        </w:rPr>
+        <w:t>: systematic comparison of 9 mathematical features (F1 α distribution / F2 ε distribution / F3 ratio_unit / F4 velocity autocorrelation / F5 distribution fit / F6 spectral slope / F7 DFA-Hurst / F8 band energy / F9 spectral entropy) — find features that are measurable/intervenable/embeddable/trainable — four-axis composite (0.4 discrimination + 0.3 intervention + 0.2 embedding + 0.1 training) — criteria S-F1..F3 preregistered.</w:t>
+      </w:r>
+    </w:p>
+    <w:p>
+      <w:pPr>
+        <w:spacing w:after="120" w:line="300" w:lineRule="auto"/>
+        <w:ind w:firstLine="420"/>
+      </w:pPr>
+      <w:r>
+        <w:rPr>
+          <w:rFonts w:ascii="Times New Roman" w:hAnsi="Times New Roman" w:eastAsia="宋体"/>
+          <w:b/>
+          <w:i w:val="0"/>
+          <w:sz w:val="21"/>
+        </w:rPr>
+        <w:t>Verdict (partially upheld)</w:t>
+      </w:r>
+      <w:r>
+        <w:rPr>
+          <w:rFonts w:ascii="Times New Roman" w:hAnsi="Times New Roman" w:eastAsia="宋体"/>
+          <w:b w:val="0"/>
+          <w:i w:val="0"/>
+          <w:sz w:val="21"/>
+        </w:rPr>
+        <w:t xml:space="preserve">: </w:t>
+      </w:r>
+      <w:r>
+        <w:rPr>
+          <w:rFonts w:ascii="Times New Roman" w:hAnsi="Times New Roman" w:eastAsia="宋体"/>
+          <w:b/>
+          <w:i w:val="0"/>
+          <w:sz w:val="21"/>
+        </w:rPr>
+        <w:t>S-F1 PASS</w:t>
+      </w:r>
+      <w:r>
+        <w:rPr>
+          <w:rFonts w:ascii="Times New Roman" w:hAnsi="Times New Roman" w:eastAsia="宋体"/>
+          <w:b w:val="0"/>
+          <w:i w:val="0"/>
+          <w:sz w:val="21"/>
+        </w:rPr>
+        <w:t xml:space="preserve"> (strong candidates {F1 d=+1.94, F3 d=−3.18, F7 dfa d=−1.13} — F1/F3 priority verified); </w:t>
+      </w:r>
+      <w:r>
+        <w:rPr>
+          <w:rFonts w:ascii="Times New Roman" w:hAnsi="Times New Roman" w:eastAsia="宋体"/>
+          <w:b/>
+          <w:i w:val="0"/>
+          <w:sz w:val="21"/>
+        </w:rPr>
+        <w:t>S-F2 FAIL</w:t>
+      </w:r>
+      <w:r>
+        <w:rPr>
+          <w:rFonts w:ascii="Times New Roman" w:hAnsi="Times New Roman" w:eastAsia="宋体"/>
+          <w:b w:val="0"/>
+          <w:i w:val="0"/>
+          <w:sz w:val="21"/>
+        </w:rPr>
+        <w:t xml:space="preserve"> (F4 lag1 d=−0.31 — "thinking inertia" weak — but </w:t>
+      </w:r>
+      <w:r>
+        <w:rPr>
+          <w:rFonts w:ascii="Times New Roman" w:hAnsi="Times New Roman" w:eastAsia="宋体"/>
+          <w:b/>
+          <w:i w:val="0"/>
+          <w:sz w:val="21"/>
+        </w:rPr>
+        <w:t>lag2 d=+1.02 rhythmicity signal</w:t>
+      </w:r>
+      <w:r>
+        <w:rPr>
+          <w:rFonts w:ascii="Times New Roman" w:hAnsi="Times New Roman" w:eastAsia="宋体"/>
+          <w:b w:val="0"/>
+          <w:i w:val="0"/>
+          <w:sz w:val="21"/>
+        </w:rPr>
+        <w:t xml:space="preserve">); </w:t>
+      </w:r>
+      <w:r>
+        <w:rPr>
+          <w:rFonts w:ascii="Times New Roman" w:hAnsi="Times New Roman" w:eastAsia="宋体"/>
+          <w:b/>
+          <w:i w:val="0"/>
+          <w:sz w:val="21"/>
+        </w:rPr>
+        <w:t>S-F3 PASS</w:t>
+      </w:r>
+      <w:r>
+        <w:rPr>
+          <w:rFonts w:ascii="Times New Roman" w:hAnsi="Times New Roman" w:eastAsia="宋体"/>
+          <w:b w:val="0"/>
+          <w:i w:val="0"/>
+          <w:sz w:val="21"/>
+        </w:rPr>
+        <w:t xml:space="preserve"> (top-3={F3,F1,F2}).</w:t>
+      </w:r>
+    </w:p>
+    <w:p>
+      <w:pPr>
+        <w:spacing w:after="120" w:line="300" w:lineRule="auto"/>
+        <w:ind w:firstLine="420"/>
+      </w:pPr>
+      <w:r>
+        <w:rPr>
+          <w:rFonts w:ascii="Times New Roman" w:hAnsi="Times New Roman" w:eastAsia="宋体"/>
+          <w:b/>
+          <w:i w:val="0"/>
+          <w:sz w:val="21"/>
+        </w:rPr>
+        <w:t>Priority ranking (guides subsequent experiments)</w:t>
+      </w:r>
+      <w:r>
+        <w:rPr>
+          <w:rFonts w:ascii="Times New Roman" w:hAnsi="Times New Roman" w:eastAsia="宋体"/>
+          <w:b w:val="0"/>
+          <w:i w:val="0"/>
+          <w:sz w:val="21"/>
+        </w:rPr>
+        <w:t>:</w:t>
+      </w:r>
+    </w:p>
+    <w:p>
+      <w:pPr>
+        <w:spacing w:after="60" w:line="300" w:lineRule="auto"/>
+      </w:pPr>
+      <w:r>
+        <w:rPr>
+          <w:rFonts w:ascii="Times New Roman" w:hAnsi="Times New Roman" w:eastAsia="宋体"/>
+          <w:b/>
+          <w:i w:val="0"/>
+          <w:sz w:val="20"/>
+        </w:rPr>
+        <w:t>F3 ratio_unit (0.90)</w:t>
+      </w:r>
+      <w:r>
+        <w:rPr>
+          <w:rFonts w:ascii="Times New Roman" w:hAnsi="Times New Roman" w:eastAsia="宋体"/>
+          <w:b w:val="0"/>
+          <w:i w:val="0"/>
+          <w:sz w:val="20"/>
+        </w:rPr>
+        <w:t xml:space="preserve"> — propulsion concentration — strongest d but shrinks on the independent set (v0.80 direction retained)</w:t>
+      </w:r>
+    </w:p>
+    <w:p>
+      <w:pPr>
+        <w:spacing w:after="60" w:line="300" w:lineRule="auto"/>
+      </w:pPr>
+      <w:r>
+        <w:rPr>
+          <w:rFonts w:ascii="Times New Roman" w:hAnsi="Times New Roman" w:eastAsia="宋体"/>
+          <w:b/>
+          <w:i w:val="0"/>
+          <w:sz w:val="20"/>
+        </w:rPr>
+        <w:t>F1 α distribution (0.76)</w:t>
+      </w:r>
+      <w:r>
+        <w:rPr>
+          <w:rFonts w:ascii="Times New Roman" w:hAnsi="Times New Roman" w:eastAsia="宋体"/>
+          <w:b w:val="0"/>
+          <w:i w:val="0"/>
+          <w:sz w:val="20"/>
+        </w:rPr>
+        <w:t xml:space="preserve"> — along-axis propulsion — stable strong candidate (same source as jump) — </w:t>
+      </w:r>
+      <w:r>
+        <w:rPr>
+          <w:rFonts w:ascii="Times New Roman" w:hAnsi="Times New Roman" w:eastAsia="宋体"/>
+          <w:b/>
+          <w:i w:val="0"/>
+          <w:sz w:val="20"/>
+        </w:rPr>
+        <w:t>F1_mean_signed d=+0.80 (humans advance forward more — direction preference is a signal beyond magnitude)</w:t>
+      </w:r>
+    </w:p>
+    <w:p>
+      <w:pPr>
+        <w:spacing w:after="60" w:line="300" w:lineRule="auto"/>
+      </w:pPr>
+      <w:r>
+        <w:rPr>
+          <w:rFonts w:ascii="Times New Roman" w:hAnsi="Times New Roman" w:eastAsia="宋体"/>
+          <w:b/>
+          <w:i w:val="0"/>
+          <w:sz w:val="20"/>
+        </w:rPr>
+        <w:t>F2 ε distribution (0.52)</w:t>
+      </w:r>
+      <w:r>
+        <w:rPr>
+          <w:rFonts w:ascii="Times New Roman" w:hAnsi="Times New Roman" w:eastAsia="宋体"/>
+          <w:b w:val="0"/>
+          <w:i w:val="0"/>
+          <w:sz w:val="20"/>
+        </w:rPr>
+        <w:t xml:space="preserve"> — perpendicular component has NO discrimination (d=−0.11 — ratio_unit's power comes from the parallel component) — constraint only</w:t>
+      </w:r>
+    </w:p>
+    <w:p>
+      <w:pPr>
+        <w:spacing w:after="60" w:line="300" w:lineRule="auto"/>
+      </w:pPr>
+      <w:r>
+        <w:rPr>
+          <w:rFonts w:ascii="Times New Roman" w:hAnsi="Times New Roman" w:eastAsia="宋体"/>
+          <w:b/>
+          <w:i w:val="0"/>
+          <w:sz w:val="20"/>
+        </w:rPr>
+        <w:t>F4 autocorrelation (0.41)</w:t>
+      </w:r>
+      <w:r>
+        <w:rPr>
+          <w:rFonts w:ascii="Times New Roman" w:hAnsi="Times New Roman" w:eastAsia="宋体"/>
+          <w:b w:val="0"/>
+          <w:i w:val="0"/>
+          <w:sz w:val="20"/>
+        </w:rPr>
+        <w:t xml:space="preserve"> — lag2 d=+1.02 rhythmicity candidate (pending independent validation)</w:t>
+      </w:r>
+    </w:p>
+    <w:p>
+      <w:pPr>
+        <w:spacing w:after="60" w:line="300" w:lineRule="auto"/>
+      </w:pPr>
+      <w:r>
+        <w:rPr>
+          <w:rFonts w:ascii="Times New Roman" w:hAnsi="Times New Roman" w:eastAsia="宋体"/>
+          <w:b/>
+          <w:i w:val="0"/>
+          <w:sz w:val="20"/>
+        </w:rPr>
+        <w:t>F7 DFA/Hurst (0.32)</w:t>
+      </w:r>
+      <w:r>
+        <w:rPr>
+          <w:rFonts w:ascii="Times New Roman" w:hAnsi="Times New Roman" w:eastAsia="宋体"/>
+          <w:b w:val="0"/>
+          <w:i w:val="0"/>
+          <w:sz w:val="20"/>
+        </w:rPr>
+        <w:t xml:space="preserve"> — d=−1.13 but scaling exponent questionable (short-series bias — α_D=0.03 implausibly low)</w:t>
+      </w:r>
+    </w:p>
+    <w:p>
+      <w:pPr>
+        <w:spacing w:after="60" w:line="300" w:lineRule="auto"/>
+      </w:pPr>
+      <w:r>
+        <w:rPr>
+          <w:rFonts w:ascii="Times New Roman" w:hAnsi="Times New Roman" w:eastAsia="宋体"/>
+          <w:b/>
+          <w:i w:val="0"/>
+          <w:sz w:val="20"/>
+        </w:rPr>
+        <w:t>Frequency domain null</w:t>
+      </w:r>
+      <w:r>
+        <w:rPr>
+          <w:rFonts w:ascii="Times New Roman" w:hAnsi="Times New Roman" w:eastAsia="宋体"/>
+          <w:b w:val="0"/>
+          <w:i w:val="0"/>
+          <w:sz w:val="20"/>
+        </w:rPr>
+        <w:t xml:space="preserve"> (F6/F8/F9 d≈0 — validates "do not engineer frequency features")</w:t>
+      </w:r>
+    </w:p>
+    <w:p>
+      <w:pPr>
+        <w:spacing w:after="120" w:line="300" w:lineRule="auto"/>
+        <w:ind w:firstLine="420"/>
+      </w:pPr>
+      <w:r>
+        <w:rPr>
+          <w:rFonts w:ascii="Times New Roman" w:hAnsi="Times New Roman" w:eastAsia="宋体"/>
+          <w:b/>
+          <w:i w:val="0"/>
+          <w:sz w:val="21"/>
+        </w:rPr>
+        <w:t>Method</w:t>
+      </w:r>
+      <w:r>
+        <w:rPr>
+          <w:rFonts w:ascii="Times New Roman" w:hAnsi="Times New Roman" w:eastAsia="宋体"/>
+          <w:b w:val="0"/>
+          <w:i w:val="0"/>
+          <w:sz w:val="21"/>
+        </w:rPr>
+        <w:t>: intervention evidence from 201 existing runs offline (vt_gate_beam primary contrast — zero new generation); BH-FDR multiple-comparison correction; preregistered fixed bands; F1 direction-sign subfeatures (review absorbed).</w:t>
       </w:r>
     </w:p>
     <w:p>

--- a/论文/Intent-Dynamics-EN.docx
+++ b/论文/Intent-Dynamics-EN.docx
@@ -8211,6 +8211,177 @@
           <w:sz w:val="21"/>
         </w:rPr>
         <w:t>: intervention evidence from 201 existing runs offline (vt_gate_beam primary contrast — zero new generation); BH-FDR multiple-comparison correction; preregistered fixed bands; F1 direction-sign subfeatures (review absorbed).</w:t>
+      </w:r>
+    </w:p>
+    <w:p>
+      <w:pPr>
+        <w:keepNext/>
+        <w:spacing w:before="160" w:after="100"/>
+      </w:pPr>
+      <w:r>
+        <w:rPr>
+          <w:rFonts w:ascii="Times New Roman" w:hAnsi="Times New Roman" w:eastAsia="黑体"/>
+          <w:b/>
+          <w:i w:val="0"/>
+          <w:sz w:val="25"/>
+        </w:rPr>
+        <w:t>6.6.7 Math-Operation Geometry Pre-test (v0.85 — minimum threshold not met — digit-range hidden-feature evidence)</w:t>
+      </w:r>
+    </w:p>
+    <w:p>
+      <w:pPr>
+        <w:spacing w:after="120" w:line="300" w:lineRule="auto"/>
+        <w:ind w:firstLine="420"/>
+      </w:pPr>
+      <w:r>
+        <w:rPr>
+          <w:rFonts w:ascii="Times New Roman" w:hAnsi="Times New Roman" w:eastAsia="宋体"/>
+          <w:b/>
+          <w:i w:val="0"/>
+          <w:sz w:val="21"/>
+        </w:rPr>
+        <w:t>Question (user)</w:t>
+      </w:r>
+      <w:r>
+        <w:rPr>
+          <w:rFonts w:ascii="Times New Roman" w:hAnsi="Times New Roman" w:eastAsia="宋体"/>
+          <w:b w:val="0"/>
+          <w:i w:val="0"/>
+          <w:sz w:val="21"/>
+        </w:rPr>
+        <w:t xml:space="preserve">: do math-operation symbol/digit combinations have distinguishable geometric structure in intent space? </w:t>
+      </w:r>
+      <w:r>
+        <w:rPr>
+          <w:rFonts w:ascii="Times New Roman" w:hAnsi="Times New Roman" w:eastAsia="宋体"/>
+          <w:b/>
+          <w:i w:val="0"/>
+          <w:sz w:val="21"/>
+        </w:rPr>
+        <w:t>Pre-test (minimum threshold) NEGATED</w:t>
+      </w:r>
+      <w:r>
+        <w:rPr>
+          <w:rFonts w:ascii="Times New Roman" w:hAnsi="Times New Roman" w:eastAsia="宋体"/>
+          <w:b w:val="0"/>
+          <w:i w:val="0"/>
+          <w:sz w:val="21"/>
+        </w:rPr>
+        <w:t xml:space="preserve">: 4 operation classes (add/sub/mul/div × 24 — seed 2026) — structured transcription — bge→fingerprint — </w:t>
+      </w:r>
+      <w:r>
+        <w:rPr>
+          <w:rFonts w:ascii="Times New Roman" w:hAnsi="Times New Roman" w:eastAsia="宋体"/>
+          <w:b/>
+          <w:i w:val="0"/>
+          <w:sz w:val="21"/>
+        </w:rPr>
+        <w:t>placeholder-word baseline control</w:t>
+      </w:r>
+      <w:r>
+        <w:rPr>
+          <w:rFonts w:ascii="Times New Roman" w:hAnsi="Times New Roman" w:eastAsia="宋体"/>
+          <w:b w:val="0"/>
+          <w:i w:val="0"/>
+          <w:sz w:val="21"/>
+        </w:rPr>
+        <w:t xml:space="preserve"> (甲/乙/丙/丁→random pinyin replacing operator words — same template same digits).</w:t>
+      </w:r>
+    </w:p>
+    <w:p>
+      <w:pPr>
+        <w:spacing w:after="120" w:line="300" w:lineRule="auto"/>
+        <w:ind w:firstLine="420"/>
+      </w:pPr>
+      <w:r>
+        <w:rPr>
+          <w:rFonts w:ascii="Times New Roman" w:hAnsi="Times New Roman" w:eastAsia="宋体"/>
+          <w:b/>
+          <w:i w:val="0"/>
+          <w:sz w:val="21"/>
+        </w:rPr>
+        <w:t>Result</w:t>
+      </w:r>
+      <w:r>
+        <w:rPr>
+          <w:rFonts w:ascii="Times New Roman" w:hAnsi="Times New Roman" w:eastAsia="宋体"/>
+          <w:b w:val="0"/>
+          <w:i w:val="0"/>
+          <w:sz w:val="21"/>
+        </w:rPr>
+        <w:t xml:space="preserve">: operation texts are highly separable (LDA acc 0.990) — </w:t>
+      </w:r>
+      <w:r>
+        <w:rPr>
+          <w:rFonts w:ascii="Times New Roman" w:hAnsi="Times New Roman" w:eastAsia="宋体"/>
+          <w:b/>
+          <w:i w:val="0"/>
+          <w:sz w:val="21"/>
+        </w:rPr>
+        <w:t>but the placeholder baseline is also separable (0.927) — Δacc=+0.06 fails the 0.15 criterion</w:t>
+      </w:r>
+      <w:r>
+        <w:rPr>
+          <w:rFonts w:ascii="Times New Roman" w:hAnsi="Times New Roman" w:eastAsia="宋体"/>
+          <w:b w:val="0"/>
+          <w:i w:val="0"/>
+          <w:sz w:val="21"/>
+        </w:rPr>
+        <w:t xml:space="preserve"> — silhouette Δ=+0.02 (&lt;0.10) — </w:t>
+      </w:r>
+      <w:r>
+        <w:rPr>
+          <w:rFonts w:ascii="Times New Roman" w:hAnsi="Times New Roman" w:eastAsia="宋体"/>
+          <w:b/>
+          <w:i w:val="0"/>
+          <w:sz w:val="21"/>
+        </w:rPr>
+        <w:t>four-class separability is driven mainly by C-range distribution</w:t>
+      </w:r>
+      <w:r>
+        <w:rPr>
+          <w:rFonts w:ascii="Times New Roman" w:hAnsi="Times New Roman" w:eastAsia="宋体"/>
+          <w:b w:val="0"/>
+          <w:i w:val="0"/>
+          <w:sz w:val="21"/>
+        </w:rPr>
+        <w:t xml:space="preserve"> (add [40,165]/sub [2,78]/mul [110,8366]/div [1,32] — BGE sensitive to numeric magnitude — digit surface features) — </w:t>
+      </w:r>
+      <w:r>
+        <w:rPr>
+          <w:rFonts w:ascii="Times New Roman" w:hAnsi="Times New Roman" w:eastAsia="宋体"/>
+          <w:b/>
+          <w:i w:val="0"/>
+          <w:sz w:val="21"/>
+        </w:rPr>
+        <w:t>no evidence for operator-semantics incremental contribution — minimum threshold not met — not worth continuing as planned</w:t>
+      </w:r>
+      <w:r>
+        <w:rPr>
+          <w:rFonts w:ascii="Times New Roman" w:hAnsi="Times New Roman" w:eastAsia="宋体"/>
+          <w:b w:val="0"/>
+          <w:i w:val="0"/>
+          <w:sz w:val="21"/>
+        </w:rPr>
+        <w:t xml:space="preserve">. Permutation test shows real structure (p&lt;0.001) but of the digit-combination-distribution kind. Methodological value: </w:t>
+      </w:r>
+      <w:r>
+        <w:rPr>
+          <w:rFonts w:ascii="Times New Roman" w:hAnsi="Times New Roman" w:eastAsia="宋体"/>
+          <w:b/>
+          <w:i w:val="0"/>
+          <w:sz w:val="21"/>
+        </w:rPr>
+        <w:t>the placeholder baseline is the standard control for the "lexical classification trap"</w:t>
+      </w:r>
+      <w:r>
+        <w:rPr>
+          <w:rFonts w:ascii="Times New Roman" w:hAnsi="Times New Roman" w:eastAsia="宋体"/>
+          <w:b w:val="0"/>
+          <w:i w:val="0"/>
+          <w:sz w:val="21"/>
+        </w:rPr>
+        <w:t xml:space="preserve"> (any template-classification experiment must add it) — digit range is an inherent confound of symbolic text (same-range paired design is the prerequisite for continuation).</w:t>
       </w:r>
     </w:p>
     <w:p>

--- a/论文/Intent-Dynamics-EN.docx
+++ b/论文/Intent-Dynamics-EN.docx
@@ -8249,7 +8249,7 @@
           <w:i w:val="0"/>
           <w:sz w:val="21"/>
         </w:rPr>
-        <w:t xml:space="preserve">: do math-operation symbol/digit combinations have distinguishable geometric structure in intent space? </w:t>
+        <w:t xml:space="preserve">: do math-operation symbol/digit combinations have distinguishable geometric structure in intent space? — 4 operation classes (add/sub/mul/div × 24 — seed 2026) — structured transcription — bge→fingerprint — </w:t>
       </w:r>
       <w:r>
         <w:rPr>
@@ -8258,7 +8258,7 @@
           <w:i w:val="0"/>
           <w:sz w:val="21"/>
         </w:rPr>
-        <w:t>Pre-test (minimum threshold) NEGATED</w:t>
+        <w:t>placeholder-word baseline control</w:t>
       </w:r>
       <w:r>
         <w:rPr>
@@ -8267,25 +8267,7 @@
           <w:i w:val="0"/>
           <w:sz w:val="21"/>
         </w:rPr>
-        <w:t xml:space="preserve">: 4 operation classes (add/sub/mul/div × 24 — seed 2026) — structured transcription — bge→fingerprint — </w:t>
-      </w:r>
-      <w:r>
-        <w:rPr>
-          <w:rFonts w:ascii="Times New Roman" w:hAnsi="Times New Roman" w:eastAsia="宋体"/>
-          <w:b/>
-          <w:i w:val="0"/>
-          <w:sz w:val="21"/>
-        </w:rPr>
-        <w:t>placeholder-word baseline control</w:t>
-      </w:r>
-      <w:r>
-        <w:rPr>
-          <w:rFonts w:ascii="Times New Roman" w:hAnsi="Times New Roman" w:eastAsia="宋体"/>
-          <w:b w:val="0"/>
-          <w:i w:val="0"/>
-          <w:sz w:val="21"/>
-        </w:rPr>
-        <w:t xml:space="preserve"> (甲/乙/丙/丁→random pinyin replacing operator words — same template same digits).</w:t>
+        <w:t xml:space="preserve"> (lexical classification trap).</w:t>
       </w:r>
     </w:p>
     <w:p>
@@ -8300,7 +8282,7 @@
           <w:i w:val="0"/>
           <w:sz w:val="21"/>
         </w:rPr>
-        <w:t>Result</w:t>
+        <w:t>Round 1 (raw digits)</w:t>
       </w:r>
       <w:r>
         <w:rPr>
@@ -8309,7 +8291,7 @@
           <w:i w:val="0"/>
           <w:sz w:val="21"/>
         </w:rPr>
-        <w:t xml:space="preserve">: operation texts are highly separable (LDA acc 0.990) — </w:t>
+        <w:t xml:space="preserve">: operation texts highly separable (LDA acc 0.990) — </w:t>
       </w:r>
       <w:r>
         <w:rPr>
@@ -8318,7 +8300,7 @@
           <w:i w:val="0"/>
           <w:sz w:val="21"/>
         </w:rPr>
-        <w:t>but the placeholder baseline is also separable (0.927) — Δacc=+0.06 fails the 0.15 criterion</w:t>
+        <w:t>but the placeholder baseline also separable (0.927) — Δacc=+0.06 fails the line</w:t>
       </w:r>
       <w:r>
         <w:rPr>
@@ -8327,7 +8309,7 @@
           <w:i w:val="0"/>
           <w:sz w:val="21"/>
         </w:rPr>
-        <w:t xml:space="preserve"> — silhouette Δ=+0.02 (&lt;0.10) — </w:t>
+        <w:t xml:space="preserve"> — </w:t>
       </w:r>
       <w:r>
         <w:rPr>
@@ -8336,7 +8318,7 @@
           <w:i w:val="0"/>
           <w:sz w:val="21"/>
         </w:rPr>
-        <w:t>four-class separability is driven mainly by C-range distribution</w:t>
+        <w:t>separability driven mainly by C-range distribution</w:t>
       </w:r>
       <w:r>
         <w:rPr>
@@ -8345,8 +8327,14 @@
           <w:i w:val="0"/>
           <w:sz w:val="21"/>
         </w:rPr>
-        <w:t xml:space="preserve"> (add [40,165]/sub [2,78]/mul [110,8366]/div [1,32] — BGE sensitive to numeric magnitude — digit surface features) — </w:t>
-      </w:r>
+        <w:t xml:space="preserve"> (add [40,165]/sub [2,78]/mul [110,8366]/div [1,32] — BGE numeric sensitivity — digit surface features) — operator-semantics increment not evidenced.</w:t>
+      </w:r>
+    </w:p>
+    <w:p>
+      <w:pPr>
+        <w:spacing w:after="120" w:line="300" w:lineRule="auto"/>
+        <w:ind w:firstLine="420"/>
+      </w:pPr>
       <w:r>
         <w:rPr>
           <w:rFonts w:ascii="Times New Roman" w:hAnsi="Times New Roman" w:eastAsia="宋体"/>
@@ -8354,7 +8342,7 @@
           <w:i w:val="0"/>
           <w:sz w:val="21"/>
         </w:rPr>
-        <w:t>no evidence for operator-semantics incremental contribution — minimum threshold not met — not worth continuing as planned</w:t>
+        <w:t>Round 2 (bin-mapping fix — digits→small/medium/large 3 bins — removes range differences, preserves within-class diversity) — decisive reversal</w:t>
       </w:r>
       <w:r>
         <w:rPr>
@@ -8363,8 +8351,324 @@
           <w:i w:val="0"/>
           <w:sz w:val="21"/>
         </w:rPr>
-        <w:t xml:space="preserve">. Permutation test shows real structure (p&lt;0.001) but of the digit-combination-distribution kind. Methodological value: </w:t>
-      </w:r>
+        <w:t>:</w:t>
+      </w:r>
+    </w:p>
+    <w:tbl>
+      <w:tblPr>
+        <w:tblStyle w:val="TableGrid"/>
+        <w:tblW w:type="auto" w:w="0"/>
+        <w:jc w:val="center"/>
+        <w:tblLook w:firstColumn="1" w:firstRow="1" w:lastColumn="0" w:lastRow="0" w:noHBand="0" w:noVBand="1" w:val="04A0"/>
+      </w:tblPr>
+      <w:tblGrid>
+        <w:gridCol w:w="2268"/>
+        <w:gridCol w:w="2268"/>
+        <w:gridCol w:w="2268"/>
+        <w:gridCol w:w="2268"/>
+      </w:tblGrid>
+      <w:tr>
+        <w:tc>
+          <w:tcPr>
+            <w:tcW w:type="dxa" w:w="2268"/>
+            <w:shd w:val="clear" w:fill="E8EEF7"/>
+          </w:tcPr>
+          <w:p>
+            <w:pPr>
+              <w:jc w:val="center"/>
+            </w:pPr>
+            <w:r/>
+            <w:r>
+              <w:rPr>
+                <w:rFonts w:ascii="Times New Roman" w:hAnsi="Times New Roman" w:eastAsia="黑体"/>
+                <w:b/>
+                <w:i w:val="0"/>
+                <w:sz w:val="17"/>
+              </w:rPr>
+              <w:t>metric</w:t>
+            </w:r>
+          </w:p>
+        </w:tc>
+        <w:tc>
+          <w:tcPr>
+            <w:tcW w:type="dxa" w:w="2268"/>
+            <w:shd w:val="clear" w:fill="E8EEF7"/>
+          </w:tcPr>
+          <w:p>
+            <w:pPr>
+              <w:jc w:val="center"/>
+            </w:pPr>
+            <w:r/>
+            <w:r>
+              <w:rPr>
+                <w:rFonts w:ascii="Times New Roman" w:hAnsi="Times New Roman" w:eastAsia="黑体"/>
+                <w:b/>
+                <w:i w:val="0"/>
+                <w:sz w:val="17"/>
+              </w:rPr>
+              <w:t>true words</w:t>
+            </w:r>
+          </w:p>
+        </w:tc>
+        <w:tc>
+          <w:tcPr>
+            <w:tcW w:type="dxa" w:w="2268"/>
+            <w:shd w:val="clear" w:fill="E8EEF7"/>
+          </w:tcPr>
+          <w:p>
+            <w:pPr>
+              <w:jc w:val="center"/>
+            </w:pPr>
+            <w:r/>
+            <w:r>
+              <w:rPr>
+                <w:rFonts w:ascii="Times New Roman" w:hAnsi="Times New Roman" w:eastAsia="黑体"/>
+                <w:b/>
+                <w:i w:val="0"/>
+                <w:sz w:val="17"/>
+              </w:rPr>
+              <w:t>placeholder baseline</w:t>
+            </w:r>
+          </w:p>
+        </w:tc>
+        <w:tc>
+          <w:tcPr>
+            <w:tcW w:type="dxa" w:w="2268"/>
+            <w:shd w:val="clear" w:fill="E8EEF7"/>
+          </w:tcPr>
+          <w:p>
+            <w:pPr>
+              <w:jc w:val="center"/>
+            </w:pPr>
+            <w:r/>
+            <w:r>
+              <w:rPr>
+                <w:rFonts w:ascii="Times New Roman" w:hAnsi="Times New Roman" w:eastAsia="黑体"/>
+                <w:b/>
+                <w:i w:val="0"/>
+                <w:sz w:val="17"/>
+              </w:rPr>
+              <w:t>Δ</w:t>
+            </w:r>
+          </w:p>
+        </w:tc>
+      </w:tr>
+      <w:tr>
+        <w:tc>
+          <w:tcPr>
+            <w:tcW w:type="dxa" w:w="2268"/>
+          </w:tcPr>
+          <w:p>
+            <w:r/>
+            <w:r>
+              <w:rPr>
+                <w:rFonts w:ascii="Times New Roman" w:hAnsi="Times New Roman" w:eastAsia="宋体"/>
+                <w:b w:val="0"/>
+                <w:i w:val="0"/>
+                <w:sz w:val="16"/>
+              </w:rPr>
+              <w:t>silhouette</w:t>
+            </w:r>
+          </w:p>
+        </w:tc>
+        <w:tc>
+          <w:tcPr>
+            <w:tcW w:type="dxa" w:w="2268"/>
+          </w:tcPr>
+          <w:p>
+            <w:r/>
+            <w:r>
+              <w:rPr>
+                <w:rFonts w:ascii="Times New Roman" w:hAnsi="Times New Roman" w:eastAsia="宋体"/>
+                <w:b/>
+                <w:i w:val="0"/>
+                <w:sz w:val="16"/>
+              </w:rPr>
+              <w:t>0.551</w:t>
+            </w:r>
+          </w:p>
+        </w:tc>
+        <w:tc>
+          <w:tcPr>
+            <w:tcW w:type="dxa" w:w="2268"/>
+          </w:tcPr>
+          <w:p>
+            <w:r/>
+            <w:r>
+              <w:rPr>
+                <w:rFonts w:ascii="Times New Roman" w:hAnsi="Times New Roman" w:eastAsia="宋体"/>
+                <w:b w:val="0"/>
+                <w:i w:val="0"/>
+                <w:sz w:val="16"/>
+              </w:rPr>
+              <w:t>0.188</w:t>
+            </w:r>
+          </w:p>
+        </w:tc>
+        <w:tc>
+          <w:tcPr>
+            <w:tcW w:type="dxa" w:w="2268"/>
+          </w:tcPr>
+          <w:p>
+            <w:r/>
+            <w:r>
+              <w:rPr>
+                <w:rFonts w:ascii="Times New Roman" w:hAnsi="Times New Roman" w:eastAsia="宋体"/>
+                <w:b/>
+                <w:i w:val="0"/>
+                <w:sz w:val="16"/>
+              </w:rPr>
+              <w:t>+0.363</w:t>
+            </w:r>
+          </w:p>
+        </w:tc>
+      </w:tr>
+      <w:tr>
+        <w:tc>
+          <w:tcPr>
+            <w:tcW w:type="dxa" w:w="2268"/>
+          </w:tcPr>
+          <w:p>
+            <w:r/>
+            <w:r>
+              <w:rPr>
+                <w:rFonts w:ascii="Times New Roman" w:hAnsi="Times New Roman" w:eastAsia="宋体"/>
+                <w:b w:val="0"/>
+                <w:i w:val="0"/>
+                <w:sz w:val="16"/>
+              </w:rPr>
+              <w:t>LDA acc</w:t>
+            </w:r>
+          </w:p>
+        </w:tc>
+        <w:tc>
+          <w:tcPr>
+            <w:tcW w:type="dxa" w:w="2268"/>
+          </w:tcPr>
+          <w:p>
+            <w:r/>
+            <w:r>
+              <w:rPr>
+                <w:rFonts w:ascii="Times New Roman" w:hAnsi="Times New Roman" w:eastAsia="宋体"/>
+                <w:b w:val="0"/>
+                <w:i w:val="0"/>
+                <w:sz w:val="16"/>
+              </w:rPr>
+              <w:t>1.000</w:t>
+            </w:r>
+          </w:p>
+        </w:tc>
+        <w:tc>
+          <w:tcPr>
+            <w:tcW w:type="dxa" w:w="2268"/>
+          </w:tcPr>
+          <w:p>
+            <w:r/>
+            <w:r>
+              <w:rPr>
+                <w:rFonts w:ascii="Times New Roman" w:hAnsi="Times New Roman" w:eastAsia="宋体"/>
+                <w:b w:val="0"/>
+                <w:i w:val="0"/>
+                <w:sz w:val="16"/>
+              </w:rPr>
+              <w:t>1.000</w:t>
+            </w:r>
+          </w:p>
+        </w:tc>
+        <w:tc>
+          <w:tcPr>
+            <w:tcW w:type="dxa" w:w="2268"/>
+          </w:tcPr>
+          <w:p>
+            <w:r/>
+            <w:r>
+              <w:rPr>
+                <w:rFonts w:ascii="Times New Roman" w:hAnsi="Times New Roman" w:eastAsia="宋体"/>
+                <w:b w:val="0"/>
+                <w:i w:val="0"/>
+                <w:sz w:val="16"/>
+              </w:rPr>
+              <w:t>0.000 (saturated)</w:t>
+            </w:r>
+          </w:p>
+        </w:tc>
+      </w:tr>
+      <w:tr>
+        <w:tc>
+          <w:tcPr>
+            <w:tcW w:type="dxa" w:w="2268"/>
+          </w:tcPr>
+          <w:p>
+            <w:r/>
+            <w:r>
+              <w:rPr>
+                <w:rFonts w:ascii="Times New Roman" w:hAnsi="Times New Roman" w:eastAsia="宋体"/>
+                <w:b w:val="0"/>
+                <w:i w:val="0"/>
+                <w:sz w:val="16"/>
+              </w:rPr>
+              <w:t>permutation</w:t>
+            </w:r>
+          </w:p>
+        </w:tc>
+        <w:tc>
+          <w:tcPr>
+            <w:tcW w:type="dxa" w:w="2268"/>
+          </w:tcPr>
+          <w:p>
+            <w:r/>
+            <w:r>
+              <w:rPr>
+                <w:rFonts w:ascii="Times New Roman" w:hAnsi="Times New Roman" w:eastAsia="宋体"/>
+                <w:b w:val="0"/>
+                <w:i w:val="0"/>
+                <w:sz w:val="16"/>
+              </w:rPr>
+              <w:t>p&lt;0.001</w:t>
+            </w:r>
+          </w:p>
+        </w:tc>
+        <w:tc>
+          <w:tcPr>
+            <w:tcW w:type="dxa" w:w="2268"/>
+          </w:tcPr>
+          <w:p>
+            <w:r/>
+            <w:r>
+              <w:rPr>
+                <w:rFonts w:ascii="Times New Roman" w:hAnsi="Times New Roman" w:eastAsia="宋体"/>
+                <w:b w:val="0"/>
+                <w:i w:val="0"/>
+                <w:sz w:val="16"/>
+              </w:rPr>
+              <w:t>—</w:t>
+            </w:r>
+          </w:p>
+        </w:tc>
+        <w:tc>
+          <w:tcPr>
+            <w:tcW w:type="dxa" w:w="2268"/>
+          </w:tcPr>
+          <w:p>
+            <w:r/>
+            <w:r>
+              <w:rPr>
+                <w:rFonts w:ascii="Times New Roman" w:hAnsi="Times New Roman" w:eastAsia="宋体"/>
+                <w:b w:val="0"/>
+                <w:i w:val="0"/>
+                <w:sz w:val="16"/>
+              </w:rPr>
+              <w:t>—</w:t>
+            </w:r>
+          </w:p>
+        </w:tc>
+      </w:tr>
+    </w:tbl>
+    <w:p>
+      <w:pPr>
+        <w:spacing w:after="120" w:line="300" w:lineRule="auto"/>
+        <w:ind w:firstLine="420"/>
+      </w:pPr>
       <w:r>
         <w:rPr>
           <w:rFonts w:ascii="Times New Roman" w:hAnsi="Times New Roman" w:eastAsia="宋体"/>
@@ -8372,7 +8676,7 @@
           <w:i w:val="0"/>
           <w:sz w:val="21"/>
         </w:rPr>
-        <w:t>the placeholder baseline is the standard control for the "lexical classification trap"</w:t>
+        <w:t>Binned M-A1 PASS</w:t>
       </w:r>
       <w:r>
         <w:rPr>
@@ -8381,7 +8685,61 @@
           <w:i w:val="0"/>
           <w:sz w:val="21"/>
         </w:rPr>
-        <w:t xml:space="preserve"> (any template-classification experiment must add it) — digit range is an inherent confound of symbolic text (same-range paired design is the prerequisite for continuation).</w:t>
+        <w:t xml:space="preserve"> (sil=0.551&gt;0.25 ∧ Δsil=+0.363&gt;0.10 ∧ permutation significant) — </w:t>
+      </w:r>
+      <w:r>
+        <w:rPr>
+          <w:rFonts w:ascii="Times New Roman" w:hAnsi="Times New Roman" w:eastAsia="宋体"/>
+          <w:b/>
+          <w:i w:val="0"/>
+          <w:sz w:val="21"/>
+        </w:rPr>
+        <w:t>the user's condition is exactly met: "after digit masking, the true-word four classes still separate AND exceed the placeholder baseline — operator semantics does have independent geometric structure"</w:t>
+      </w:r>
+      <w:r>
+        <w:rPr>
+          <w:rFonts w:ascii="Times New Roman" w:hAnsi="Times New Roman" w:eastAsia="宋体"/>
+          <w:b w:val="0"/>
+          <w:i w:val="0"/>
+          <w:sz w:val="21"/>
+        </w:rPr>
+        <w:t xml:space="preserve">. Mechanism: digit-range differences are a strong surface feature (masking the operator-semantics contribution) — bin-mapping strips the surface feature — </w:t>
+      </w:r>
+      <w:r>
+        <w:rPr>
+          <w:rFonts w:ascii="Times New Roman" w:hAnsi="Times New Roman" w:eastAsia="宋体"/>
+          <w:b/>
+          <w:i w:val="0"/>
+          <w:sz w:val="21"/>
+        </w:rPr>
+        <w:t>the operator semantics' independent separation emerges clearly (sil Δ=+0.363) — minimum threshold passed — the formal "math-logical intent" analysis is worth launching</w:t>
+      </w:r>
+      <w:r>
+        <w:rPr>
+          <w:rFonts w:ascii="Times New Roman" w:hAnsi="Times New Roman" w:eastAsia="宋体"/>
+          <w:b w:val="0"/>
+          <w:i w:val="0"/>
+          <w:sz w:val="21"/>
+        </w:rPr>
+        <w:t xml:space="preserve"> (real derivation trajectories / higher-math composition need subsequent validation). Methodological value: </w:t>
+      </w:r>
+      <w:r>
+        <w:rPr>
+          <w:rFonts w:ascii="Times New Roman" w:hAnsi="Times New Roman" w:eastAsia="宋体"/>
+          <w:b/>
+          <w:i w:val="0"/>
+          <w:sz w:val="21"/>
+        </w:rPr>
+        <w:t>digit bin-mapping = the standard fix for removing numeric surface features in symbolic-text classification experiments</w:t>
+      </w:r>
+      <w:r>
+        <w:rPr>
+          <w:rFonts w:ascii="Times New Roman" w:hAnsi="Times New Roman" w:eastAsia="宋体"/>
+          <w:b w:val="0"/>
+          <w:i w:val="0"/>
+          <w:sz w:val="21"/>
+        </w:rPr>
+        <w:t>; full masking collapses within-class variance (template degeneration — sil=1.0 mathematically forced — bin-mapping preserves within-class diversity).</w:t>
       </w:r>
     </w:p>
     <w:p>

--- a/论文/Intent-Dynamics-EN.docx
+++ b/论文/Intent-Dynamics-EN.docx
@@ -8740,6 +8740,332 @@
           <w:sz w:val="21"/>
         </w:rPr>
         <w:t>; full masking collapses within-class variance (template degeneration — sil=1.0 mathematically forced — bin-mapping preserves within-class diversity).</w:t>
+      </w:r>
+    </w:p>
+    <w:p>
+      <w:pPr>
+        <w:keepNext/>
+        <w:spacing w:before="160" w:after="100"/>
+      </w:pPr>
+      <w:r>
+        <w:rPr>
+          <w:rFonts w:ascii="Times New Roman" w:hAnsi="Times New Roman" w:eastAsia="黑体"/>
+          <w:b/>
+          <w:i w:val="0"/>
+          <w:sz w:val="25"/>
+        </w:rPr>
+        <w:t>6.6.8 Mainline: F1/F3 beam-selection intervention (v0.85-6 — F1 direction effective — F3 not)</w:t>
+      </w:r>
+    </w:p>
+    <w:p>
+      <w:pPr>
+        <w:spacing w:after="120" w:line="300" w:lineRule="auto"/>
+        <w:ind w:firstLine="420"/>
+      </w:pPr>
+      <w:r>
+        <w:rPr>
+          <w:rFonts w:ascii="Times New Roman" w:hAnsi="Times New Roman" w:eastAsia="宋体"/>
+          <w:b/>
+          <w:i w:val="0"/>
+          <w:sz w:val="21"/>
+        </w:rPr>
+        <w:t>Task (user mainline)</w:t>
+      </w:r>
+      <w:r>
+        <w:rPr>
+          <w:rFonts w:ascii="Times New Roman" w:hAnsi="Times New Roman" w:eastAsia="宋体"/>
+          <w:b w:val="0"/>
+          <w:i w:val="0"/>
+          <w:sz w:val="21"/>
+        </w:rPr>
+        <w:t>: add F1 (along-axis propulsion) / F3 (ratio_unit) to beam selection — small intervention comparison (beam5_f1f3 vs beam5 — 6 pairs — score = sent_proj + 0.3·(s_f1+s_f3)).</w:t>
+      </w:r>
+    </w:p>
+    <w:p>
+      <w:pPr>
+        <w:spacing w:after="120" w:line="300" w:lineRule="auto"/>
+        <w:ind w:firstLine="420"/>
+      </w:pPr>
+      <w:r>
+        <w:rPr>
+          <w:rFonts w:ascii="Times New Roman" w:hAnsi="Times New Roman" w:eastAsia="宋体"/>
+          <w:b/>
+          <w:i w:val="0"/>
+          <w:sz w:val="21"/>
+        </w:rPr>
+        <w:t>Result (honest)</w:t>
+      </w:r>
+      <w:r>
+        <w:rPr>
+          <w:rFonts w:ascii="Times New Roman" w:hAnsi="Times New Roman" w:eastAsia="宋体"/>
+          <w:b w:val="0"/>
+          <w:i w:val="0"/>
+          <w:sz w:val="21"/>
+        </w:rPr>
+        <w:t>:</w:t>
+      </w:r>
+    </w:p>
+    <w:p>
+      <w:pPr>
+        <w:spacing w:after="60" w:line="300" w:lineRule="auto"/>
+      </w:pPr>
+      <w:r>
+        <w:rPr>
+          <w:rFonts w:ascii="Times New Roman" w:hAnsi="Times New Roman" w:eastAsia="宋体"/>
+          <w:b/>
+          <w:i w:val="0"/>
+          <w:sz w:val="20"/>
+        </w:rPr>
+        <w:t>F1 direction effective</w:t>
+      </w:r>
+      <w:r>
+        <w:rPr>
+          <w:rFonts w:ascii="Times New Roman" w:hAnsi="Times New Roman" w:eastAsia="宋体"/>
+          <w:b w:val="0"/>
+          <w:i w:val="0"/>
+          <w:sz w:val="20"/>
+        </w:rPr>
+        <w:t xml:space="preserve">: along-axis propulsion 1.267 → </w:t>
+      </w:r>
+      <w:r>
+        <w:rPr>
+          <w:rFonts w:ascii="Times New Roman" w:hAnsi="Times New Roman" w:eastAsia="宋体"/>
+          <w:b/>
+          <w:i w:val="0"/>
+          <w:sz w:val="20"/>
+        </w:rPr>
+        <w:t>1.307 (+3.2% — generated text advances more along the axis)</w:t>
+      </w:r>
+    </w:p>
+    <w:p>
+      <w:pPr>
+        <w:spacing w:after="60" w:line="300" w:lineRule="auto"/>
+      </w:pPr>
+      <w:r>
+        <w:rPr>
+          <w:rFonts w:ascii="Times New Roman" w:hAnsi="Times New Roman" w:eastAsia="宋体"/>
+          <w:b/>
+          <w:i w:val="0"/>
+          <w:sz w:val="20"/>
+        </w:rPr>
+        <w:t>sent_proj not degraded</w:t>
+      </w:r>
+      <w:r>
+        <w:rPr>
+          <w:rFonts w:ascii="Times New Roman" w:hAnsi="Times New Roman" w:eastAsia="宋体"/>
+          <w:b w:val="0"/>
+          <w:i w:val="0"/>
+          <w:sz w:val="20"/>
+        </w:rPr>
+        <w:t xml:space="preserve"> (0.893 → 0.883 — within −0.01 line, marginally)</w:t>
+      </w:r>
+    </w:p>
+    <w:p>
+      <w:pPr>
+        <w:spacing w:after="60" w:line="300" w:lineRule="auto"/>
+      </w:pPr>
+      <w:r>
+        <w:rPr>
+          <w:rFonts w:ascii="Times New Roman" w:hAnsi="Times New Roman" w:eastAsia="宋体"/>
+          <w:b/>
+          <w:i w:val="0"/>
+          <w:sz w:val="20"/>
+        </w:rPr>
+        <w:t>F3 not effective</w:t>
+      </w:r>
+      <w:r>
+        <w:rPr>
+          <w:rFonts w:ascii="Times New Roman" w:hAnsi="Times New Roman" w:eastAsia="宋体"/>
+          <w:b w:val="0"/>
+          <w:i w:val="0"/>
+          <w:sz w:val="20"/>
+        </w:rPr>
+        <w:t xml:space="preserve"> (ratio_unit slightly up — candidates positively correlated with F1 or insufficient operating room — </w:t>
+      </w:r>
+      <w:r>
+        <w:rPr>
+          <w:rFonts w:ascii="Times New Roman" w:hAnsi="Times New Roman" w:eastAsia="宋体"/>
+          <w:b/>
+          <w:i w:val="0"/>
+          <w:sz w:val="20"/>
+        </w:rPr>
+        <w:t>F3 not a beam-scoring feature</w:t>
+      </w:r>
+      <w:r>
+        <w:rPr>
+          <w:rFonts w:ascii="Times New Roman" w:hAnsi="Times New Roman" w:eastAsia="宋体"/>
+          <w:b w:val="0"/>
+          <w:i w:val="0"/>
+          <w:sz w:val="20"/>
+        </w:rPr>
+        <w:t>)</w:t>
+      </w:r>
+    </w:p>
+    <w:p>
+      <w:pPr>
+        <w:spacing w:after="60" w:line="300" w:lineRule="auto"/>
+      </w:pPr>
+      <w:r>
+        <w:rPr>
+          <w:rFonts w:ascii="Times New Roman" w:hAnsi="Times New Roman" w:eastAsia="宋体"/>
+          <w:b w:val="0"/>
+          <w:i w:val="0"/>
+          <w:sz w:val="20"/>
+        </w:rPr>
+        <w:t>Implementation lessons: short-segment F1 scale shift (0.4–1.1 vs human 1.47 — normalization needs short-text reference); candidate clause-split exception (split_subclauses fix)</w:t>
+      </w:r>
+    </w:p>
+    <w:p>
+      <w:pPr>
+        <w:spacing w:after="120" w:line="300" w:lineRule="auto"/>
+        <w:ind w:firstLine="420"/>
+      </w:pPr>
+      <w:r>
+        <w:rPr>
+          <w:rFonts w:ascii="Times New Roman" w:hAnsi="Times New Roman" w:eastAsia="宋体"/>
+          <w:b/>
+          <w:i w:val="0"/>
+          <w:sz w:val="21"/>
+        </w:rPr>
+        <w:t>Conclusion</w:t>
+      </w:r>
+      <w:r>
+        <w:rPr>
+          <w:rFonts w:ascii="Times New Roman" w:hAnsi="Times New Roman" w:eastAsia="宋体"/>
+          <w:b w:val="0"/>
+          <w:i w:val="0"/>
+          <w:sz w:val="21"/>
+        </w:rPr>
+        <w:t xml:space="preserve">: </w:t>
+      </w:r>
+      <w:r>
+        <w:rPr>
+          <w:rFonts w:ascii="Times New Roman" w:hAnsi="Times New Roman" w:eastAsia="宋体"/>
+          <w:b/>
+          <w:i w:val="0"/>
+          <w:sz w:val="21"/>
+        </w:rPr>
+        <w:t>F1 usable as a beam-scoring feature (mild — inference-time layer) — F3 has no operating room</w:t>
+      </w:r>
+      <w:r>
+        <w:rPr>
+          <w:rFonts w:ascii="Times New Roman" w:hAnsi="Times New Roman" w:eastAsia="宋体"/>
+          <w:b w:val="0"/>
+          <w:i w:val="0"/>
+          <w:sz w:val="21"/>
+        </w:rPr>
+        <w:t xml:space="preserve"> — inference-time beam selection is partially saturated at the organizational layer (sent_proj captures most) — F1 fusion gives small increment — </w:t>
+      </w:r>
+      <w:r>
+        <w:rPr>
+          <w:rFonts w:ascii="Times New Roman" w:hAnsi="Times New Roman" w:eastAsia="宋体"/>
+          <w:b/>
+          <w:i w:val="0"/>
+          <w:sz w:val="21"/>
+        </w:rPr>
+        <w:t>training-time loss (F1 distribution matching) remains the main path for changing the organizational layer</w:t>
+      </w:r>
+      <w:r>
+        <w:rPr>
+          <w:rFonts w:ascii="Times New Roman" w:hAnsi="Times New Roman" w:eastAsia="宋体"/>
+          <w:b w:val="0"/>
+          <w:i w:val="0"/>
+          <w:sz w:val="21"/>
+        </w:rPr>
+        <w:t>.</w:t>
+      </w:r>
+    </w:p>
+    <w:p>
+      <w:pPr>
+        <w:keepNext/>
+        <w:spacing w:before="160" w:after="100"/>
+      </w:pPr>
+      <w:r>
+        <w:rPr>
+          <w:rFonts w:ascii="Times New Roman" w:hAnsi="Times New Roman" w:eastAsia="黑体"/>
+          <w:b/>
+          <w:i w:val="0"/>
+          <w:sz w:val="25"/>
+        </w:rPr>
+        <w:t>6.6.9 Math side-line consolidation (v0.85-7 — bin-mapping robust / real texts 1/3 / trajectory data gap)</w:t>
+      </w:r>
+    </w:p>
+    <w:p>
+      <w:pPr>
+        <w:spacing w:after="60" w:line="300" w:lineRule="auto"/>
+      </w:pPr>
+      <w:r>
+        <w:rPr>
+          <w:rFonts w:ascii="Times New Roman" w:hAnsi="Times New Roman" w:eastAsia="宋体"/>
+          <w:b/>
+          <w:i w:val="0"/>
+          <w:sz w:val="20"/>
+        </w:rPr>
+        <w:t>Bin-mapping robustness</w:t>
+      </w:r>
+      <w:r>
+        <w:rPr>
+          <w:rFonts w:ascii="Times New Roman" w:hAnsi="Times New Roman" w:eastAsia="宋体"/>
+          <w:b w:val="0"/>
+          <w:i w:val="0"/>
+          <w:sz w:val="20"/>
+        </w:rPr>
+        <w:t>: 4 cut/binning variants all PASS (Δsil +0.16~+0.29) — "operator-semantics independent structure" robust under discretization — normalized-decimal FAIL due to vmax under-coverage (multiplication C-range exceeds — design flaw, not counter-evidence)</w:t>
+      </w:r>
+    </w:p>
+    <w:p>
+      <w:pPr>
+        <w:spacing w:after="60" w:line="300" w:lineRule="auto"/>
+      </w:pPr>
+      <w:r>
+        <w:rPr>
+          <w:rFonts w:ascii="Times New Roman" w:hAnsi="Times New Roman" w:eastAsia="宋体"/>
+          <w:b/>
+          <w:i w:val="0"/>
+          <w:sz w:val="20"/>
+        </w:rPr>
+        <w:t>Real derivation texts</w:t>
+      </w:r>
+      <w:r>
+        <w:rPr>
+          <w:rFonts w:ascii="Times New Roman" w:hAnsi="Times New Roman" w:eastAsia="宋体"/>
+          <w:b w:val="0"/>
+          <w:i w:val="0"/>
+          <w:sz w:val="20"/>
+        </w:rPr>
+        <w:t xml:space="preserve">: 1/3 PASS — vertical arithmetic (verb-like operator semantics) has extra structure — application problems/equations differ by digit-combination patterns (placeholder replacement equally separable) — </w:t>
+      </w:r>
+      <w:r>
+        <w:rPr>
+          <w:rFonts w:ascii="Times New Roman" w:hAnsi="Times New Roman" w:eastAsia="宋体"/>
+          <w:b/>
+          <w:i w:val="0"/>
+          <w:sz w:val="20"/>
+        </w:rPr>
+        <w:t>template-arithmetic PASS does not generalize to real texts — formal math-intent analysis evidence limited</w:t>
+      </w:r>
+    </w:p>
+    <w:p>
+      <w:pPr>
+        <w:spacing w:after="60" w:line="300" w:lineRule="auto"/>
+      </w:pPr>
+      <w:r>
+        <w:rPr>
+          <w:rFonts w:ascii="Times New Roman" w:hAnsi="Times New Roman" w:eastAsia="宋体"/>
+          <w:b/>
+          <w:i w:val="0"/>
+          <w:sz w:val="20"/>
+        </w:rPr>
+        <w:t>Trajectory-feature data gap</w:t>
+      </w:r>
+      <w:r>
+        <w:rPr>
+          <w:rFonts w:ascii="Times New Roman" w:hAnsi="Times New Roman" w:eastAsia="宋体"/>
+          <w:b w:val="0"/>
+          <w:i w:val="0"/>
+          <w:sz w:val="20"/>
+        </w:rPr>
+        <w:t>: single math texts too short (&lt;15 diffs) — jump density/α/ratio_unit incalculable — needs long math-derivation corpus</w:t>
       </w:r>
     </w:p>
     <w:p>

--- a/论文/Intent-Dynamics-EN.docx
+++ b/论文/Intent-Dynamics-EN.docx
@@ -6950,171 +6950,7 @@
           <w:i w:val="0"/>
           <w:sz w:val="20"/>
         </w:rPr>
-        <w:t xml:space="preserve"> (— ✅ IMPLEMENTED v0.78 — </w:t>
-      </w:r>
-      <w:r>
-        <w:rPr>
-          <w:rFonts w:ascii="Times New Roman" w:hAnsi="Times New Roman" w:eastAsia="宋体"/>
-          <w:b/>
-          <w:i w:val="0"/>
-          <w:sz w:val="20"/>
-        </w:rPr>
-        <w:t>result: inference-time injection cannot reshape root intent — surface layer is plastic — empirical boundary correction</w:t>
-      </w:r>
-      <w:r>
-        <w:rPr>
-          <w:rFonts w:ascii="Times New Roman" w:hAnsi="Times New Roman" w:eastAsia="宋体"/>
-          <w:b w:val="0"/>
-          <w:i w:val="0"/>
-          <w:sz w:val="20"/>
-        </w:rPr>
-        <w:t xml:space="preserve">): root intent R (constructive anchor — prompt-core start) → clause-level deviation detection (projection e=0.90−F·R — gated at 0.05/0.02, reusing existing thresholds) → above-threshold vt-channel pull-back (dimension-weighted steering v_pull=norm(W⊙R) — only weights dimensions contributing most to deviation) → </w:t>
-      </w:r>
-      <w:r>
-        <w:rPr>
-          <w:rFonts w:ascii="Times New Roman" w:hAnsi="Times New Roman" w:eastAsia="宋体"/>
-          <w:b/>
-          <w:i w:val="0"/>
-          <w:sz w:val="20"/>
-        </w:rPr>
-        <w:t>surface→root update</w:t>
-      </w:r>
-      <w:r>
-        <w:rPr>
-          <w:rFonts w:ascii="Times New Roman" w:hAnsi="Times New Roman" w:eastAsia="宋体"/>
-          <w:b w:val="0"/>
-          <w:i w:val="0"/>
-          <w:sz w:val="20"/>
-        </w:rPr>
-        <w:t xml:space="preserve"> (slow EWMA R←norm((1−α)R+αF̄) — 3-clause sliding window for denoising — the bidirectional root×surface interaction) — 24 runs (vt_field autonomous loop / vt_field_persist internalization test / vt_field_frozen frozen control / vt_field_full sustained injection):</w:t>
-      </w:r>
-    </w:p>
-    <w:p>
-      <w:pPr>
-        <w:spacing w:after="60" w:line="300" w:lineRule="auto"/>
-      </w:pPr>
-      <w:r>
-        <w:rPr>
-          <w:rFonts w:ascii="Times New Roman" w:hAnsi="Times New Roman" w:eastAsia="宋体"/>
-          <w:b/>
-          <w:i w:val="0"/>
-          <w:sz w:val="20"/>
-        </w:rPr>
-        <w:t>C-B1 conduction FAIL</w:t>
-      </w:r>
-      <w:r>
-        <w:rPr>
-          <w:rFonts w:ascii="Times New Roman" w:hAnsi="Times New Roman" w:eastAsia="宋体"/>
-          <w:b w:val="0"/>
-          <w:i w:val="0"/>
-          <w:sz w:val="20"/>
-        </w:rPr>
-        <w:t xml:space="preserve"> (ΔR_T=−0.019, p=0.345 — R not pulled toward T=human core) — α calibration 0.02/0.05/0.1 identical (α-insensitive)</w:t>
-      </w:r>
-    </w:p>
-    <w:p>
-      <w:pPr>
-        <w:spacing w:after="60" w:line="300" w:lineRule="auto"/>
-      </w:pPr>
-      <w:r>
-        <w:rPr>
-          <w:rFonts w:ascii="Times New Roman" w:hAnsi="Times New Roman" w:eastAsia="宋体"/>
-          <w:b/>
-          <w:i w:val="0"/>
-          <w:sz w:val="20"/>
-        </w:rPr>
-        <w:t>Mechanism diagnosis</w:t>
-      </w:r>
-      <w:r>
-        <w:rPr>
-          <w:rFonts w:ascii="Times New Roman" w:hAnsi="Times New Roman" w:eastAsia="宋体"/>
-          <w:b w:val="0"/>
-          <w:i w:val="0"/>
-          <w:sz w:val="20"/>
-        </w:rPr>
-        <w:t xml:space="preserve">: root intent R is a </w:t>
-      </w:r>
-      <w:r>
-        <w:rPr>
-          <w:rFonts w:ascii="Times New Roman" w:hAnsi="Times New Roman" w:eastAsia="宋体"/>
-          <w:b/>
-          <w:i w:val="0"/>
-          <w:sz w:val="20"/>
-        </w:rPr>
-        <w:t>faithful online estimator of the trajectory, not a controller</w:t>
-      </w:r>
-      <w:r>
-        <w:rPr>
-          <w:rFonts w:ascii="Times New Roman" w:hAnsi="Times New Roman" w:eastAsia="宋体"/>
-          <w:b w:val="0"/>
-          <w:i w:val="0"/>
-          <w:sz w:val="20"/>
-        </w:rPr>
-        <w:t xml:space="preserve"> — R follows the actual surface F, not the injected instruction T (F only aligns with T at 0.37–0.98, prompt-dependent) — an injection-target vs generation-realization gap (single-token injection pressure &lt; 0.5B model prior) — measurement ceiling (R0–T cosine 0.90–0.98)</w:t>
-      </w:r>
-    </w:p>
-    <w:p>
-      <w:pPr>
-        <w:spacing w:after="60" w:line="300" w:lineRule="auto"/>
-      </w:pPr>
-      <w:r>
-        <w:rPr>
-          <w:rFonts w:ascii="Times New Roman" w:hAnsi="Times New Roman" w:eastAsia="宋体"/>
-          <w:b/>
-          <w:i w:val="0"/>
-          <w:sz w:val="20"/>
-        </w:rPr>
-        <w:t>Surface-layer genuine effect</w:t>
-      </w:r>
-      <w:r>
-        <w:rPr>
-          <w:rFonts w:ascii="Times New Roman" w:hAnsi="Times New Roman" w:eastAsia="宋体"/>
-          <w:b w:val="0"/>
-          <w:i w:val="0"/>
-          <w:sz w:val="20"/>
-        </w:rPr>
-        <w:t xml:space="preserve">: vt_field_frozen/full dim10_hurst 0.63–0.65 </w:t>
-      </w:r>
-      <w:r>
-        <w:rPr>
-          <w:rFonts w:ascii="Times New Roman" w:hAnsi="Times New Roman" w:eastAsia="宋体"/>
-          <w:b/>
-          <w:i w:val="0"/>
-          <w:sz w:val="20"/>
-        </w:rPr>
-        <w:t>hits the human band</w:t>
-      </w:r>
-      <w:r>
-        <w:rPr>
-          <w:rFonts w:ascii="Times New Roman" w:hAnsi="Times New Roman" w:eastAsia="宋体"/>
-          <w:b w:val="0"/>
-          <w:i w:val="0"/>
-          <w:sz w:val="20"/>
-        </w:rPr>
-        <w:t xml:space="preserve"> (0.60–0.70) — human-core injection improves surface long-range memory — surface is plastic</w:t>
-      </w:r>
-    </w:p>
-    <w:p>
-      <w:pPr>
-        <w:spacing w:after="60" w:line="300" w:lineRule="auto"/>
-      </w:pPr>
-      <w:r>
-        <w:rPr>
-          <w:rFonts w:ascii="Times New Roman" w:hAnsi="Times New Roman" w:eastAsia="宋体"/>
-          <w:b/>
-          <w:i w:val="0"/>
-          <w:sz w:val="20"/>
-        </w:rPr>
-        <w:t>Empirical correction</w:t>
-      </w:r>
-      <w:r>
-        <w:rPr>
-          <w:rFonts w:ascii="Times New Roman" w:hAnsi="Times New Roman" w:eastAsia="宋体"/>
-          <w:b w:val="0"/>
-          <w:i w:val="0"/>
-          <w:sz w:val="20"/>
-        </w:rPr>
-        <w:t>: the boundary between surface-layer intervention (plastic — 201-run spectrum + Hurst hit) and root-intent-layer intervention (unreachable at inference — needs training-time) — offline evidence likewise FAIL (segment-start single-token injection shows no trajectory-direction conduction — sent_proj gain ≠ trajectory-direction conduction)</w:t>
+        <w:t>: root intent (document/external core) → deviation detection (trajectory–field distance, clause-level) → above-threshold triggers vt-channel pull-back — "free fluctuation + field pull-back" generation loop</w:t>
       </w:r>
     </w:p>
     <w:p>
@@ -7160,7 +6996,7 @@
           <w:i w:val="0"/>
           <w:sz w:val="20"/>
         </w:rPr>
-        <w:t xml:space="preserve"> (— the right path after the v0.78 negative result): dim48/dim10 as loss terms (φ jointly optimized with LM — eliminating OOD injection) — inference-time injection cannot change the generated trajectory itself; training-time regularization shapes the trajectory directly — grounded in R's faithful following of F (the surface trajectory is the observation of root intent — changing the trajectory = changing root intent)</w:t>
+        <w:t>: dim48/dim10 as loss terms (φ jointly optimized with LM — eliminating OOD injection)</w:t>
       </w:r>
     </w:p>
     <w:p>
@@ -7198,7 +7034,7 @@
           <w:i w:val="0"/>
           <w:sz w:val="25"/>
         </w:rPr>
-        <w:t>6.5 Intent-Axis Hypothesis Test (v0.79 — binary negation — continuum correction — offline)</w:t>
+        <w:t>6.6.10 Math-Operation Collapse Vectors across Abstraction Levels (v0.88 — longitudinal collapse — shared content pool — placeholder-Δg criterion — REJECTED)</w:t>
       </w:r>
     </w:p>
     <w:p>
@@ -7213,7 +7049,7 @@
           <w:i w:val="0"/>
           <w:sz w:val="21"/>
         </w:rPr>
-        <w:t>Hypothesis</w:t>
+        <w:t>Question (user — directional correction)</w:t>
       </w:r>
       <w:r>
         <w:rPr>
@@ -7222,7 +7058,25 @@
           <w:i w:val="0"/>
           <w:sz w:val="21"/>
         </w:rPr>
-        <w:t>: human jump d=+2.16 may not be random jumps — a "root-intent axis" D exists in the high-dim space — humans advance along the axis (directed change) — AI drifts isotropically without direction ("directed propulsion vs directionless diffusion").</w:t>
+        <w:t xml:space="preserve">: v0.85 compared four operations at a single language level and only measured operator-word surface differences. Real mathematization is *longitudinal*: for each operation, the collapse direction C = n(F_L4) − n(F_L1) from L1 (language entities) → L2 (action language) → L3 (symbols) → L4 (algebra) might be the geometric signature of the operation. </w:t>
+      </w:r>
+      <w:r>
+        <w:rPr>
+          <w:rFonts w:ascii="Times New Roman" w:hAnsi="Times New Roman" w:eastAsia="宋体"/>
+          <w:b/>
+          <w:i w:val="0"/>
+          <w:sz w:val="21"/>
+        </w:rPr>
+        <w:t>Telescoping identity</w:t>
+      </w:r>
+      <w:r>
+        <w:rPr>
+          <w:rFonts w:ascii="Times New Roman" w:hAnsi="Times New Roman" w:eastAsia="宋体"/>
+          <w:b w:val="0"/>
+          <w:i w:val="0"/>
+          <w:sz w:val="21"/>
+        </w:rPr>
+        <w:t>: C = sum of level-wise displacements — middle levels contribute only to diagnostics (pre-registered declaration).</w:t>
       </w:r>
     </w:p>
     <w:p>
@@ -7237,7 +7091,7 @@
           <w:i w:val="0"/>
           <w:sz w:val="21"/>
         </w:rPr>
-        <w:t>Verdict (criteria C1–C8 preregistered — overall: NEGATED)</w:t>
+        <w:t>Design</w:t>
       </w:r>
       <w:r>
         <w:rPr>
@@ -7246,167 +7100,43 @@
           <w:i w:val="0"/>
           <w:sz w:val="21"/>
         </w:rPr>
-        <w:t>:</w:t>
+        <w:t xml:space="preserve"> (criteria pre-registered — 5 review points absorbed): 4 ops × 12 ladders × 4 levels; </w:t>
       </w:r>
-    </w:p>
-    <w:p>
-      <w:pPr>
-        <w:spacing w:after="60" w:line="300" w:lineRule="auto"/>
-      </w:pPr>
       <w:r>
         <w:rPr>
           <w:rFonts w:ascii="Times New Roman" w:hAnsi="Times New Roman" w:eastAsia="宋体"/>
           <w:b/>
           <w:i w:val="0"/>
-          <w:sz w:val="20"/>
+          <w:sz w:val="21"/>
         </w:rPr>
-        <w:t>Both groups have a strong axis</w:t>
+        <w:t>shared content pool</w:t>
       </w:r>
       <w:r>
         <w:rPr>
           <w:rFonts w:ascii="Times New Roman" w:hAnsi="Times New Roman" w:eastAsia="宋体"/>
           <w:b w:val="0"/>
           <w:i w:val="0"/>
-          <w:sz w:val="20"/>
+          <w:sz w:val="21"/>
         </w:rPr>
-        <w:t xml:space="preserve">: difference-pool PC1 explained variance human 0.663 / AI 0.596 (isotropic surrogate baseline 0.018 — 36× above) — group axes nearly aligned </w:t>
+        <w:t xml:space="preserve"> (the same (A,B,object,variable-group) across all four ops — A,B value distributions pointwise identical; C values appear only in L2/L3 and telescope-cancel — the v0.85 numeric-range confound is structurally eliminated); placeholder arm = same texts with only operator slots swapped (P0 pre-check switched to random pinyin — sil 0.224→0.066); </w:t>
       </w:r>
       <w:r>
         <w:rPr>
           <w:rFonts w:ascii="Times New Roman" w:hAnsi="Times New Roman" w:eastAsia="宋体"/>
           <w:b/>
           <w:i w:val="0"/>
-          <w:sz w:val="20"/>
+          <w:sz w:val="21"/>
         </w:rPr>
-        <w:t>cos(D_h, D_a)=0.985</w:t>
+        <w:t>both arms residualized against the same real-arm common direction Ĉ</w:t>
       </w:r>
       <w:r>
         <w:rPr>
           <w:rFonts w:ascii="Times New Roman" w:hAnsi="Times New Roman" w:eastAsia="宋体"/>
           <w:b w:val="0"/>
           <w:i w:val="0"/>
-          <w:sz w:val="20"/>
+          <w:sz w:val="21"/>
         </w:rPr>
-        <w:t xml:space="preserve"> — the axis is an inherent structure of the discriminator space (dominant direction of fp space) — the "humans have an axis, AI does not" dichotomy fails</w:t>
-      </w:r>
-    </w:p>
-    <w:p>
-      <w:pPr>
-        <w:spacing w:after="60" w:line="300" w:lineRule="auto"/>
-      </w:pPr>
-      <w:r>
-        <w:rPr>
-          <w:rFonts w:ascii="Times New Roman" w:hAnsi="Times New Roman" w:eastAsia="宋体"/>
-          <w:b/>
-          <w:i w:val="0"/>
-          <w:sz w:val="20"/>
-        </w:rPr>
-        <w:t>The real difference is a continuum</w:t>
-      </w:r>
-      <w:r>
-        <w:rPr>
-          <w:rFonts w:ascii="Times New Roman" w:hAnsi="Times New Roman" w:eastAsia="宋体"/>
-          <w:b w:val="0"/>
-          <w:i w:val="0"/>
-          <w:sz w:val="20"/>
-        </w:rPr>
-        <w:t xml:space="preserve">: direction consistency align_cos (amplitude-free — mean|û·D|) human 0.632 vs AI 0.581 (d=+2.56); </w:t>
-      </w:r>
-      <w:r>
-        <w:rPr>
-          <w:rFonts w:ascii="Times New Roman" w:hAnsi="Times New Roman" w:eastAsia="宋体"/>
-          <w:b/>
-          <w:i w:val="0"/>
-          <w:sz w:val="20"/>
-        </w:rPr>
-        <w:t>propulsion concentration ratio_unit=j_perp/j_par human 0.086 vs AI 0.105 (d=−3.18 — a stronger discriminator than jump d=+2.16)</w:t>
-      </w:r>
-      <w:r>
-        <w:rPr>
-          <w:rFonts w:ascii="Times New Roman" w:hAnsi="Times New Roman" w:eastAsia="宋体"/>
-          <w:b w:val="0"/>
-          <w:i w:val="0"/>
-          <w:sz w:val="20"/>
-        </w:rPr>
-        <w:t xml:space="preserve"> — "</w:t>
-      </w:r>
-      <w:r>
-        <w:rPr>
-          <w:rFonts w:ascii="Times New Roman" w:hAnsi="Times New Roman" w:eastAsia="宋体"/>
-          <w:b/>
-          <w:i w:val="0"/>
-          <w:sz w:val="20"/>
-        </w:rPr>
-        <w:t>humans advance flatter along the axis; AI spreads rounder</w:t>
-      </w:r>
-      <w:r>
-        <w:rPr>
-          <w:rFonts w:ascii="Times New Roman" w:hAnsi="Times New Roman" w:eastAsia="宋体"/>
-          <w:b w:val="0"/>
-          <w:i w:val="0"/>
-          <w:sz w:val="20"/>
-        </w:rPr>
-        <w:t>"</w:t>
-      </w:r>
-    </w:p>
-    <w:p>
-      <w:pPr>
-        <w:spacing w:after="60" w:line="300" w:lineRule="auto"/>
-      </w:pPr>
-      <w:r>
-        <w:rPr>
-          <w:rFonts w:ascii="Times New Roman" w:hAnsi="Times New Roman" w:eastAsia="宋体"/>
-          <w:b/>
-          <w:i w:val="0"/>
-          <w:sz w:val="20"/>
-        </w:rPr>
-        <w:t>Memory is not on the difference axis</w:t>
-      </w:r>
-      <w:r>
-        <w:rPr>
-          <w:rFonts w:ascii="Times New Roman" w:hAnsi="Times New Roman" w:eastAsia="宋体"/>
-          <w:b w:val="0"/>
-          <w:i w:val="0"/>
-          <w:sz w:val="20"/>
-        </w:rPr>
-        <w:t>: H(α)human−H(ε)human=−0.04 (α Hurst 0.13–0.17 — RS downward bias) — long-range memory (Hurst 0.62) is a state-level structure of activations, not a difference-direction structure</w:t>
-      </w:r>
-    </w:p>
-    <w:p>
-      <w:pPr>
-        <w:spacing w:after="60" w:line="300" w:lineRule="auto"/>
-      </w:pPr>
-      <w:r>
-        <w:rPr>
-          <w:rFonts w:ascii="Times New Roman" w:hAnsi="Times New Roman" w:eastAsia="宋体"/>
-          <w:b/>
-          <w:i w:val="0"/>
-          <w:sz w:val="20"/>
-        </w:rPr>
-        <w:t>New discriminative signal</w:t>
-      </w:r>
-      <w:r>
-        <w:rPr>
-          <w:rFonts w:ascii="Times New Roman" w:hAnsi="Times New Roman" w:eastAsia="宋体"/>
-          <w:b w:val="0"/>
-          <w:i w:val="0"/>
-          <w:sz w:val="20"/>
-        </w:rPr>
-        <w:t>: inter-group mean-drift directions opposite (cos(μ_h,μ_a)=−0.29)</w:t>
-      </w:r>
-    </w:p>
-    <w:p>
-      <w:pPr>
-        <w:spacing w:after="60" w:line="300" w:lineRule="auto"/>
-      </w:pPr>
-      <w:r>
-        <w:rPr>
-          <w:rFonts w:ascii="Times New Roman" w:hAnsi="Times New Roman" w:eastAsia="宋体"/>
-          <w:b w:val="0"/>
-          <w:i w:val="0"/>
-          <w:sz w:val="20"/>
-        </w:rPr>
-        <w:t>Exploratory consistency hit: within-human Spearman(align_cos, j_par)=+0.745 (p=0.013 — old "jump" = axis propulsion, within-group evidence)</w:t>
+        <w:t xml:space="preserve"> (Δg same-baseline — the shared "narrative→algebra" jump, κ=0.534, removed); fresh seed 20260816.</w:t>
       </w:r>
     </w:p>
     <w:p>
@@ -7421,928 +7151,7 @@
           <w:i w:val="0"/>
           <w:sz w:val="21"/>
         </w:rPr>
-        <w:t>Implication for the engine</w:t>
-      </w:r>
-      <w:r>
-        <w:rPr>
-          <w:rFonts w:ascii="Times New Roman" w:hAnsi="Times New Roman" w:eastAsia="宋体"/>
-          <w:b w:val="0"/>
-          <w:i w:val="0"/>
-          <w:sz w:val="21"/>
-        </w:rPr>
-        <w:t xml:space="preserve">: axis D is a shared structure — planner axis-coordinate targets (align_cos/ratio_unit human bands) should target the </w:t>
-      </w:r>
-      <w:r>
-        <w:rPr>
-          <w:rFonts w:ascii="Times New Roman" w:hAnsi="Times New Roman" w:eastAsia="宋体"/>
-          <w:b/>
-          <w:i w:val="0"/>
-          <w:sz w:val="21"/>
-        </w:rPr>
-        <w:t>organization of propulsion</w:t>
-      </w:r>
-      <w:r>
-        <w:rPr>
-          <w:rFonts w:ascii="Times New Roman" w:hAnsi="Times New Roman" w:eastAsia="宋体"/>
-          <w:b w:val="0"/>
-          <w:i w:val="0"/>
-          <w:sz w:val="21"/>
-        </w:rPr>
-        <w:t xml:space="preserve"> (concentration/drift direction), not axis existence — "propulsion concentration" is a candidate new discriminative feature (d=−3.18 &gt; jump d=+2.16) — formal inclusion requires independent test-set validation.</w:t>
-      </w:r>
-    </w:p>
-    <w:p>
-      <w:pPr>
-        <w:spacing w:after="120" w:line="300" w:lineRule="auto"/>
-        <w:ind w:firstLine="420"/>
-      </w:pPr>
-      <w:r>
-        <w:rPr>
-          <w:rFonts w:ascii="Times New Roman" w:hAnsi="Times New Roman" w:eastAsia="宋体"/>
-          <w:b/>
-          <w:i w:val="0"/>
-          <w:sz w:val="21"/>
-        </w:rPr>
-        <w:t>Independent test-set validation (v0.80 — NEGATED — directional evidence retained)</w:t>
-      </w:r>
-      <w:r>
-        <w:rPr>
-          <w:rFonts w:ascii="Times New Roman" w:hAnsi="Times New Roman" w:eastAsia="宋体"/>
-          <w:b w:val="0"/>
-          <w:i w:val="0"/>
-          <w:sz w:val="21"/>
-        </w:rPr>
-        <w:t xml:space="preserve">: on the independent test set (32 pairs baihua/shiping × human/ai/qwen three sides — frozen D, no fitting leakage) the ratio_unit effect shrinks to </w:t>
-      </w:r>
-      <w:r>
-        <w:rPr>
-          <w:rFonts w:ascii="Times New Roman" w:hAnsi="Times New Roman" w:eastAsia="宋体"/>
-          <w:b/>
-          <w:i w:val="0"/>
-          <w:sz w:val="21"/>
-        </w:rPr>
-        <w:t>d=−0.49</w:t>
-      </w:r>
-      <w:r>
-        <w:rPr>
-          <w:rFonts w:ascii="Times New Roman" w:hAnsi="Times New Roman" w:eastAsia="宋体"/>
-          <w:b w:val="0"/>
-          <w:i w:val="0"/>
-          <w:sz w:val="21"/>
-        </w:rPr>
-        <w:t xml:space="preserve"> (1/6.5 of bilingual −3.18 — paired Wilcoxon p=0.073 marginal) — </w:t>
-      </w:r>
-      <w:r>
-        <w:rPr>
-          <w:rFonts w:ascii="Times New Roman" w:hAnsi="Times New Roman" w:eastAsia="宋体"/>
-          <w:b/>
-          <w:i w:val="0"/>
-          <w:sz w:val="21"/>
-        </w:rPr>
-        <w:t>not admitted as a formal discriminator</w:t>
-      </w:r>
-      <w:r>
-        <w:rPr>
-          <w:rFonts w:ascii="Times New Roman" w:hAnsi="Times New Roman" w:eastAsia="宋体"/>
-          <w:b w:val="0"/>
-          <w:i w:val="0"/>
-          <w:sz w:val="21"/>
-        </w:rPr>
-        <w:t xml:space="preserve"> (user criterion d&gt;1.5 unmet). Baihua-domain d=−1.07 (same direction, insufficient strength) + shiping d=+0.07 (officialese convergence — consistent with the shiping seven-dim failure precedent). </w:t>
-      </w:r>
-      <w:r>
-        <w:rPr>
-          <w:rFonts w:ascii="Times New Roman" w:hAnsi="Times New Roman" w:eastAsia="宋体"/>
-          <w:b/>
-          <w:i w:val="0"/>
-          <w:sz w:val="21"/>
-        </w:rPr>
-        <w:t>Incremental value retained</w:t>
-      </w:r>
-      <w:r>
-        <w:rPr>
-          <w:rFonts w:ascii="Times New Roman" w:hAnsi="Times New Roman" w:eastAsia="宋体"/>
-          <w:b w:val="0"/>
-          <w:i w:val="0"/>
-          <w:sz w:val="21"/>
-        </w:rPr>
-        <w:t xml:space="preserve">: low redundancy with sent_proj (pooled 0.049 / within-human 0.595) + intervention-space independence (Δ-corr +0.021 — injection does not alter propulsion concentration). </w:t>
-      </w:r>
-      <w:r>
-        <w:rPr>
-          <w:rFonts w:ascii="Times New Roman" w:hAnsi="Times New Roman" w:eastAsia="宋体"/>
-          <w:b/>
-          <w:i w:val="0"/>
-          <w:sz w:val="21"/>
-        </w:rPr>
-        <w:t>Axis stable across corpora</w:t>
-      </w:r>
-      <w:r>
-        <w:rPr>
-          <w:rFonts w:ascii="Times New Roman" w:hAnsi="Times New Roman" w:eastAsia="宋体"/>
-          <w:b w:val="0"/>
-          <w:i w:val="0"/>
-          <w:sz w:val="21"/>
-        </w:rPr>
-        <w:t xml:space="preserve"> (cos |0.99| — discriminator-space inherent structure confirmed). Shrinkage mechanism: independent-set human short texts (5–19 diffs) noise contracting toward the isotropic anchor — direction real, strength insufficient.</w:t>
-      </w:r>
-    </w:p>
-    <w:p>
-      <w:pPr>
-        <w:spacing w:after="120" w:line="300" w:lineRule="auto"/>
-        <w:ind w:firstLine="420"/>
-      </w:pPr>
-      <w:r>
-        <w:rPr>
-          <w:rFonts w:ascii="Times New Roman" w:hAnsi="Times New Roman" w:eastAsia="宋体"/>
-          <w:b/>
-          <w:i w:val="0"/>
-          <w:sz w:val="21"/>
-        </w:rPr>
-        <w:t>Jump-event analysis (v0.81 — "dilution hypothesis" NEGATED — jump mechanism confirmed)</w:t>
-      </w:r>
-      <w:r>
-        <w:rPr>
-          <w:rFonts w:ascii="Times New Roman" w:hAnsi="Times New Roman" w:eastAsia="宋体"/>
-          <w:b w:val="0"/>
-          <w:i w:val="0"/>
-          <w:sz w:val="21"/>
-        </w:rPr>
-        <w:t xml:space="preserve">: hypothesis "ratio_unit discriminative power is diluted by non-jump clauses and concentrated at jump points" — bilingual event-level test (p90 same threshold, 946/704 jump windows ±2 diffs, 2×2 matrix, cluster CI): </w:t>
-      </w:r>
-      <w:r>
-        <w:rPr>
-          <w:rFonts w:ascii="Times New Roman" w:hAnsi="Times New Roman" w:eastAsia="宋体"/>
-          <w:b/>
-          <w:i w:val="0"/>
-          <w:sz w:val="21"/>
-        </w:rPr>
-        <w:t>jump-window d=−0.53 vs non-jump-window d=−0.48 — nearly identical — the difference is globally diffuse, not jump-specific (dilution hypothesis fails)</w:t>
-      </w:r>
-      <w:r>
-        <w:rPr>
-          <w:rFonts w:ascii="Times New Roman" w:hAnsi="Times New Roman" w:eastAsia="宋体"/>
-          <w:b w:val="0"/>
-          <w:i w:val="0"/>
-          <w:sz w:val="21"/>
-        </w:rPr>
-        <w:t xml:space="preserve">. "Lower ratio_unit at jump windows" is a </w:t>
-      </w:r>
-      <w:r>
-        <w:rPr>
-          <w:rFonts w:ascii="Times New Roman" w:hAnsi="Times New Roman" w:eastAsia="宋体"/>
-          <w:b/>
-          <w:i w:val="0"/>
-          <w:sz w:val="21"/>
-        </w:rPr>
-        <w:t>mechanism common to both groups</w:t>
-      </w:r>
-      <w:r>
-        <w:rPr>
-          <w:rFonts w:ascii="Times New Roman" w:hAnsi="Times New Roman" w:eastAsia="宋体"/>
-          <w:b w:val="0"/>
-          <w:i w:val="0"/>
-          <w:sz w:val="21"/>
-        </w:rPr>
-        <w:t xml:space="preserve"> (human d=+5.28 / AI d=+3.89 — AI stronger) — </w:t>
-      </w:r>
-      <w:r>
-        <w:rPr>
-          <w:rFonts w:ascii="Times New Roman" w:hAnsi="Times New Roman" w:eastAsia="宋体"/>
-          <w:b/>
-          <w:i w:val="0"/>
-          <w:sz w:val="21"/>
-        </w:rPr>
-        <w:t>jumps are axis-aligned pulses common to both</w:t>
-      </w:r>
-      <w:r>
-        <w:rPr>
-          <w:rFonts w:ascii="Times New Roman" w:hAnsi="Times New Roman" w:eastAsia="宋体"/>
-          <w:b w:val="0"/>
-          <w:i w:val="0"/>
-          <w:sz w:val="21"/>
-        </w:rPr>
-        <w:t xml:space="preserve"> (α-aligned trajectories same shape — center along-axis projection 0.91/0.89, rise-then-fall — dim10+48 dual-p75 co-occurrence 0.54 at jumps vs 0.05 — topic+reference coordinated propulsion — organizational-layer mechanism confirmed). </w:t>
-      </w:r>
-      <w:r>
-        <w:rPr>
-          <w:rFonts w:ascii="Times New Roman" w:hAnsi="Times New Roman" w:eastAsia="宋体"/>
-          <w:b/>
-          <w:i w:val="0"/>
-          <w:sz w:val="21"/>
-        </w:rPr>
-        <w:t>Human–AI difference lies in jump density and amplitude</w:t>
-      </w:r>
-      <w:r>
-        <w:rPr>
-          <w:rFonts w:ascii="Times New Roman" w:hAnsi="Times New Roman" w:eastAsia="宋体"/>
-          <w:b w:val="0"/>
-          <w:i w:val="0"/>
-          <w:sz w:val="21"/>
-        </w:rPr>
-        <w:t xml:space="preserve"> (density d=+1.85 — human 12.1 vs AI 7.7 per 100 clauses — clustering gap 5 vs 9), not jump purity — D_excl guardrail passed (cos 0.999 — no circularity).</w:t>
-      </w:r>
-    </w:p>
-    <w:p>
-      <w:pPr>
-        <w:keepNext/>
-        <w:spacing w:before="160" w:after="100"/>
-      </w:pPr>
-      <w:r>
-        <w:rPr>
-          <w:rFonts w:ascii="Times New Roman" w:hAnsi="Times New Roman" w:eastAsia="黑体"/>
-          <w:b/>
-          <w:i w:val="0"/>
-          <w:sz w:val="25"/>
-        </w:rPr>
-        <w:t>6.6.5 Intent-Switch Geometric Clustering (v0.83 — four-type conception empirically tested — NEGATED — continuity weak structure retained)</w:t>
-      </w:r>
-    </w:p>
-    <w:p>
-      <w:pPr>
-        <w:spacing w:after="120" w:line="300" w:lineRule="auto"/>
-        <w:ind w:firstLine="420"/>
-      </w:pPr>
-      <w:r>
-        <w:rPr>
-          <w:rFonts w:ascii="Times New Roman" w:hAnsi="Times New Roman" w:eastAsia="宋体"/>
-          <w:b/>
-          <w:i w:val="0"/>
-          <w:sz w:val="21"/>
-        </w:rPr>
-        <w:t>Conception (user)</w:t>
-      </w:r>
-      <w:r>
-        <w:rPr>
-          <w:rFonts w:ascii="Times New Roman" w:hAnsi="Times New Roman" w:eastAsia="宋体"/>
-          <w:b w:val="0"/>
-          <w:i w:val="0"/>
-          <w:sz w:val="21"/>
-        </w:rPr>
-        <w:t xml:space="preserve">: intent switching has universal geometric types (expand/turn/return/layer — pure form, genre-independent). </w:t>
-      </w:r>
-      <w:r>
-        <w:rPr>
-          <w:rFonts w:ascii="Times New Roman" w:hAnsi="Times New Roman" w:eastAsia="宋体"/>
-          <w:b/>
-          <w:i w:val="0"/>
-          <w:sz w:val="21"/>
-        </w:rPr>
-        <w:t>Empirical test (1626 jump points — 8 geometric features — per-doc 60/40 split — KMeans+GMM+stability — prior rules — criteria S-C1..C3 preregistered) — overall: NEGATED</w:t>
-      </w:r>
-      <w:r>
-        <w:rPr>
-          <w:rFonts w:ascii="Times New Roman" w:hAnsi="Times New Roman" w:eastAsia="宋体"/>
-          <w:b w:val="0"/>
-          <w:i w:val="0"/>
-          <w:sz w:val="21"/>
-        </w:rPr>
-        <w:t>:</w:t>
-      </w:r>
-    </w:p>
-    <w:p>
-      <w:pPr>
-        <w:spacing w:after="60" w:line="300" w:lineRule="auto"/>
-      </w:pPr>
-      <w:r>
-        <w:rPr>
-          <w:rFonts w:ascii="Times New Roman" w:hAnsi="Times New Roman" w:eastAsia="宋体"/>
-          <w:b/>
-          <w:i w:val="0"/>
-          <w:sz w:val="20"/>
-        </w:rPr>
-        <w:t>S-C1 FAIL</w:t>
-      </w:r>
-      <w:r>
-        <w:rPr>
-          <w:rFonts w:ascii="Times New Roman" w:hAnsi="Times New Roman" w:eastAsia="宋体"/>
-          <w:b w:val="0"/>
-          <w:i w:val="0"/>
-          <w:sz w:val="20"/>
-        </w:rPr>
-        <w:t xml:space="preserve">: silhouette=0.214 (&lt;0.30 — weak-structure band) — but stability cos=0.987 + GMM ARI=0.811 — </w:t>
-      </w:r>
-      <w:r>
-        <w:rPr>
-          <w:rFonts w:ascii="Times New Roman" w:hAnsi="Times New Roman" w:eastAsia="宋体"/>
-          <w:b/>
-          <w:i w:val="0"/>
-          <w:sz w:val="20"/>
-        </w:rPr>
-        <w:t>"switch geometry has stable continuous structure but no discrete types"</w:t>
-      </w:r>
-      <w:r>
-        <w:rPr>
-          <w:rFonts w:ascii="Times New Roman" w:hAnsi="Times New Roman" w:eastAsia="宋体"/>
-          <w:b w:val="0"/>
-          <w:i w:val="0"/>
-          <w:sz w:val="20"/>
-        </w:rPr>
-        <w:t xml:space="preserve"> — the four types are a cognitive conception, not a data-clusterable fact</w:t>
-      </w:r>
-    </w:p>
-    <w:p>
-      <w:pPr>
-        <w:spacing w:after="60" w:line="300" w:lineRule="auto"/>
-      </w:pPr>
-      <w:r>
-        <w:rPr>
-          <w:rFonts w:ascii="Times New Roman" w:hAnsi="Times New Roman" w:eastAsia="宋体"/>
-          <w:b/>
-          <w:i w:val="0"/>
-          <w:sz w:val="20"/>
-        </w:rPr>
-        <w:t>S-C2 FAIL</w:t>
-      </w:r>
-      <w:r>
-        <w:rPr>
-          <w:rFonts w:ascii="Times New Roman" w:hAnsi="Times New Roman" w:eastAsia="宋体"/>
-          <w:b w:val="0"/>
-          <w:i w:val="0"/>
-          <w:sz w:val="20"/>
-        </w:rPr>
-        <w:t>: four-type rule residual 25% (turn type only ~6%)</w:t>
-      </w:r>
-    </w:p>
-    <w:p>
-      <w:pPr>
-        <w:spacing w:after="60" w:line="300" w:lineRule="auto"/>
-      </w:pPr>
-      <w:r>
-        <w:rPr>
-          <w:rFonts w:ascii="Times New Roman" w:hAnsi="Times New Roman" w:eastAsia="宋体"/>
-          <w:b/>
-          <w:i w:val="0"/>
-          <w:sz w:val="20"/>
-        </w:rPr>
-        <w:t>S-C3 FAIL</w:t>
-      </w:r>
-      <w:r>
-        <w:rPr>
-          <w:rFonts w:ascii="Times New Roman" w:hAnsi="Times New Roman" w:eastAsia="宋体"/>
-          <w:b w:val="0"/>
-          <w:i w:val="0"/>
-          <w:sz w:val="20"/>
-        </w:rPr>
-        <w:t>: no human/AI four-type distribution difference (χ² p=0.42 — all type proportion gaps &lt;0.04 — "humans turn more / AI expands more" does not hold)</w:t>
-      </w:r>
-    </w:p>
-    <w:p>
-      <w:pPr>
-        <w:spacing w:after="120" w:line="300" w:lineRule="auto"/>
-        <w:ind w:firstLine="420"/>
-      </w:pPr>
-      <w:r>
-        <w:rPr>
-          <w:rFonts w:ascii="Times New Roman" w:hAnsi="Times New Roman" w:eastAsia="宋体"/>
-          <w:b/>
-          <w:i w:val="0"/>
-          <w:sz w:val="21"/>
-        </w:rPr>
-        <w:t>Methodological contributions (retained)</w:t>
-      </w:r>
-      <w:r>
-        <w:rPr>
-          <w:rFonts w:ascii="Times New Roman" w:hAnsi="Times New Roman" w:eastAsia="宋体"/>
-          <w:b w:val="0"/>
-          <w:i w:val="0"/>
-          <w:sz w:val="21"/>
-        </w:rPr>
-        <w:t>: ①</w:t>
-      </w:r>
-      <w:r>
-        <w:rPr>
-          <w:rFonts w:ascii="Times New Roman" w:hAnsi="Times New Roman" w:eastAsia="宋体"/>
-          <w:b/>
-          <w:i w:val="0"/>
-          <w:sz w:val="21"/>
-        </w:rPr>
-        <w:t>64-dim full-space direction angles suffer high-dim degeneracy</w:t>
-      </w:r>
-      <w:r>
-        <w:rPr>
-          <w:rFonts w:ascii="Times New Roman" w:hAnsi="Times New Roman" w:eastAsia="宋体"/>
-          <w:b w:val="0"/>
-          <w:i w:val="0"/>
-          <w:sz w:val="21"/>
-        </w:rPr>
-        <w:t xml:space="preserve"> (random vectors near-orthogonal — all switch angles ~90°) — direction/return dimensions MUST be measured in the </w:t>
-      </w:r>
-      <w:r>
-        <w:rPr>
-          <w:rFonts w:ascii="Times New Roman" w:hAnsi="Times New Roman" w:eastAsia="宋体"/>
-          <w:b/>
-          <w:i w:val="0"/>
-          <w:sz w:val="21"/>
-        </w:rPr>
-        <w:t>(D,E2) low-dim manifold projection</w:t>
-      </w:r>
-      <w:r>
-        <w:rPr>
-          <w:rFonts w:ascii="Times New Roman" w:hAnsi="Times New Roman" w:eastAsia="宋体"/>
-          <w:b w:val="0"/>
-          <w:i w:val="0"/>
-          <w:sz w:val="21"/>
-        </w:rPr>
-        <w:t xml:space="preserve"> (after fix θ_switch 18–93° has discrimination) — the low-dim-projection principle for all future angular analyses; ②</w:t>
-      </w:r>
-      <w:r>
-        <w:rPr>
-          <w:rFonts w:ascii="Times New Roman" w:hAnsi="Times New Roman" w:eastAsia="宋体"/>
-          <w:b/>
-          <w:i w:val="0"/>
-          <w:sz w:val="21"/>
-        </w:rPr>
-        <w:t>document-order split trap</w:t>
-      </w:r>
-      <w:r>
-        <w:rPr>
-          <w:rFonts w:ascii="Times New Roman" w:hAnsi="Times New Roman" w:eastAsia="宋体"/>
-          <w:b w:val="0"/>
-          <w:i w:val="0"/>
-          <w:sz w:val="21"/>
-        </w:rPr>
-        <w:t xml:space="preserve"> (sequential split → evaluation set all-AI — per-doc split fix); ③</w:t>
-      </w:r>
-      <w:r>
-        <w:rPr>
-          <w:rFonts w:ascii="Times New Roman" w:hAnsi="Times New Roman" w:eastAsia="宋体"/>
-          <w:b/>
-          <w:i w:val="0"/>
-          <w:sz w:val="21"/>
-        </w:rPr>
-        <w:t>turn type (large-angle no-return) is rare (~6%)</w:t>
-      </w:r>
-      <w:r>
-        <w:rPr>
-          <w:rFonts w:ascii="Times New Roman" w:hAnsi="Times New Roman" w:eastAsia="宋体"/>
-          <w:b w:val="0"/>
-          <w:i w:val="0"/>
-          <w:sz w:val="21"/>
-        </w:rPr>
-        <w:t xml:space="preserve"> — the switch-type distribution itself carries information (most switches are small-angle or return — "thoughts turn less than imagined").</w:t>
-      </w:r>
-    </w:p>
-    <w:p>
-      <w:pPr>
-        <w:keepNext/>
-        <w:spacing w:before="160" w:after="100"/>
-      </w:pPr>
-      <w:r>
-        <w:rPr>
-          <w:rFonts w:ascii="Times New Roman" w:hAnsi="Times New Roman" w:eastAsia="黑体"/>
-          <w:b/>
-          <w:i w:val="0"/>
-          <w:sz w:val="25"/>
-        </w:rPr>
-        <w:t>6.6.6 Spectrum-Feature Priority Ranking (v0.84 — partially upheld — F1/F3 verified as priority)</w:t>
-      </w:r>
-    </w:p>
-    <w:p>
-      <w:pPr>
-        <w:spacing w:after="120" w:line="300" w:lineRule="auto"/>
-        <w:ind w:firstLine="420"/>
-      </w:pPr>
-      <w:r>
-        <w:rPr>
-          <w:rFonts w:ascii="Times New Roman" w:hAnsi="Times New Roman" w:eastAsia="宋体"/>
-          <w:b/>
-          <w:i w:val="0"/>
-          <w:sz w:val="21"/>
-        </w:rPr>
-        <w:t>Task (user design)</w:t>
-      </w:r>
-      <w:r>
-        <w:rPr>
-          <w:rFonts w:ascii="Times New Roman" w:hAnsi="Times New Roman" w:eastAsia="宋体"/>
-          <w:b w:val="0"/>
-          <w:i w:val="0"/>
-          <w:sz w:val="21"/>
-        </w:rPr>
-        <w:t>: systematic comparison of 9 mathematical features (F1 α distribution / F2 ε distribution / F3 ratio_unit / F4 velocity autocorrelation / F5 distribution fit / F6 spectral slope / F7 DFA-Hurst / F8 band energy / F9 spectral entropy) — find features that are measurable/intervenable/embeddable/trainable — four-axis composite (0.4 discrimination + 0.3 intervention + 0.2 embedding + 0.1 training) — criteria S-F1..F3 preregistered.</w:t>
-      </w:r>
-    </w:p>
-    <w:p>
-      <w:pPr>
-        <w:spacing w:after="120" w:line="300" w:lineRule="auto"/>
-        <w:ind w:firstLine="420"/>
-      </w:pPr>
-      <w:r>
-        <w:rPr>
-          <w:rFonts w:ascii="Times New Roman" w:hAnsi="Times New Roman" w:eastAsia="宋体"/>
-          <w:b/>
-          <w:i w:val="0"/>
-          <w:sz w:val="21"/>
-        </w:rPr>
-        <w:t>Verdict (partially upheld)</w:t>
-      </w:r>
-      <w:r>
-        <w:rPr>
-          <w:rFonts w:ascii="Times New Roman" w:hAnsi="Times New Roman" w:eastAsia="宋体"/>
-          <w:b w:val="0"/>
-          <w:i w:val="0"/>
-          <w:sz w:val="21"/>
-        </w:rPr>
-        <w:t xml:space="preserve">: </w:t>
-      </w:r>
-      <w:r>
-        <w:rPr>
-          <w:rFonts w:ascii="Times New Roman" w:hAnsi="Times New Roman" w:eastAsia="宋体"/>
-          <w:b/>
-          <w:i w:val="0"/>
-          <w:sz w:val="21"/>
-        </w:rPr>
-        <w:t>S-F1 PASS</w:t>
-      </w:r>
-      <w:r>
-        <w:rPr>
-          <w:rFonts w:ascii="Times New Roman" w:hAnsi="Times New Roman" w:eastAsia="宋体"/>
-          <w:b w:val="0"/>
-          <w:i w:val="0"/>
-          <w:sz w:val="21"/>
-        </w:rPr>
-        <w:t xml:space="preserve"> (strong candidates {F1 d=+1.94, F3 d=−3.18, F7 dfa d=−1.13} — F1/F3 priority verified); </w:t>
-      </w:r>
-      <w:r>
-        <w:rPr>
-          <w:rFonts w:ascii="Times New Roman" w:hAnsi="Times New Roman" w:eastAsia="宋体"/>
-          <w:b/>
-          <w:i w:val="0"/>
-          <w:sz w:val="21"/>
-        </w:rPr>
-        <w:t>S-F2 FAIL</w:t>
-      </w:r>
-      <w:r>
-        <w:rPr>
-          <w:rFonts w:ascii="Times New Roman" w:hAnsi="Times New Roman" w:eastAsia="宋体"/>
-          <w:b w:val="0"/>
-          <w:i w:val="0"/>
-          <w:sz w:val="21"/>
-        </w:rPr>
-        <w:t xml:space="preserve"> (F4 lag1 d=−0.31 — "thinking inertia" weak — but </w:t>
-      </w:r>
-      <w:r>
-        <w:rPr>
-          <w:rFonts w:ascii="Times New Roman" w:hAnsi="Times New Roman" w:eastAsia="宋体"/>
-          <w:b/>
-          <w:i w:val="0"/>
-          <w:sz w:val="21"/>
-        </w:rPr>
-        <w:t>lag2 d=+1.02 rhythmicity signal</w:t>
-      </w:r>
-      <w:r>
-        <w:rPr>
-          <w:rFonts w:ascii="Times New Roman" w:hAnsi="Times New Roman" w:eastAsia="宋体"/>
-          <w:b w:val="0"/>
-          <w:i w:val="0"/>
-          <w:sz w:val="21"/>
-        </w:rPr>
-        <w:t xml:space="preserve">); </w:t>
-      </w:r>
-      <w:r>
-        <w:rPr>
-          <w:rFonts w:ascii="Times New Roman" w:hAnsi="Times New Roman" w:eastAsia="宋体"/>
-          <w:b/>
-          <w:i w:val="0"/>
-          <w:sz w:val="21"/>
-        </w:rPr>
-        <w:t>S-F3 PASS</w:t>
-      </w:r>
-      <w:r>
-        <w:rPr>
-          <w:rFonts w:ascii="Times New Roman" w:hAnsi="Times New Roman" w:eastAsia="宋体"/>
-          <w:b w:val="0"/>
-          <w:i w:val="0"/>
-          <w:sz w:val="21"/>
-        </w:rPr>
-        <w:t xml:space="preserve"> (top-3={F3,F1,F2}).</w:t>
-      </w:r>
-    </w:p>
-    <w:p>
-      <w:pPr>
-        <w:spacing w:after="120" w:line="300" w:lineRule="auto"/>
-        <w:ind w:firstLine="420"/>
-      </w:pPr>
-      <w:r>
-        <w:rPr>
-          <w:rFonts w:ascii="Times New Roman" w:hAnsi="Times New Roman" w:eastAsia="宋体"/>
-          <w:b/>
-          <w:i w:val="0"/>
-          <w:sz w:val="21"/>
-        </w:rPr>
-        <w:t>Priority ranking (guides subsequent experiments)</w:t>
-      </w:r>
-      <w:r>
-        <w:rPr>
-          <w:rFonts w:ascii="Times New Roman" w:hAnsi="Times New Roman" w:eastAsia="宋体"/>
-          <w:b w:val="0"/>
-          <w:i w:val="0"/>
-          <w:sz w:val="21"/>
-        </w:rPr>
-        <w:t>:</w:t>
-      </w:r>
-    </w:p>
-    <w:p>
-      <w:pPr>
-        <w:spacing w:after="60" w:line="300" w:lineRule="auto"/>
-      </w:pPr>
-      <w:r>
-        <w:rPr>
-          <w:rFonts w:ascii="Times New Roman" w:hAnsi="Times New Roman" w:eastAsia="宋体"/>
-          <w:b/>
-          <w:i w:val="0"/>
-          <w:sz w:val="20"/>
-        </w:rPr>
-        <w:t>F3 ratio_unit (0.90)</w:t>
-      </w:r>
-      <w:r>
-        <w:rPr>
-          <w:rFonts w:ascii="Times New Roman" w:hAnsi="Times New Roman" w:eastAsia="宋体"/>
-          <w:b w:val="0"/>
-          <w:i w:val="0"/>
-          <w:sz w:val="20"/>
-        </w:rPr>
-        <w:t xml:space="preserve"> — propulsion concentration — strongest d but shrinks on the independent set (v0.80 direction retained)</w:t>
-      </w:r>
-    </w:p>
-    <w:p>
-      <w:pPr>
-        <w:spacing w:after="60" w:line="300" w:lineRule="auto"/>
-      </w:pPr>
-      <w:r>
-        <w:rPr>
-          <w:rFonts w:ascii="Times New Roman" w:hAnsi="Times New Roman" w:eastAsia="宋体"/>
-          <w:b/>
-          <w:i w:val="0"/>
-          <w:sz w:val="20"/>
-        </w:rPr>
-        <w:t>F1 α distribution (0.76)</w:t>
-      </w:r>
-      <w:r>
-        <w:rPr>
-          <w:rFonts w:ascii="Times New Roman" w:hAnsi="Times New Roman" w:eastAsia="宋体"/>
-          <w:b w:val="0"/>
-          <w:i w:val="0"/>
-          <w:sz w:val="20"/>
-        </w:rPr>
-        <w:t xml:space="preserve"> — along-axis propulsion — stable strong candidate (same source as jump) — </w:t>
-      </w:r>
-      <w:r>
-        <w:rPr>
-          <w:rFonts w:ascii="Times New Roman" w:hAnsi="Times New Roman" w:eastAsia="宋体"/>
-          <w:b/>
-          <w:i w:val="0"/>
-          <w:sz w:val="20"/>
-        </w:rPr>
-        <w:t>F1_mean_signed d=+0.80 (humans advance forward more — direction preference is a signal beyond magnitude)</w:t>
-      </w:r>
-    </w:p>
-    <w:p>
-      <w:pPr>
-        <w:spacing w:after="60" w:line="300" w:lineRule="auto"/>
-      </w:pPr>
-      <w:r>
-        <w:rPr>
-          <w:rFonts w:ascii="Times New Roman" w:hAnsi="Times New Roman" w:eastAsia="宋体"/>
-          <w:b/>
-          <w:i w:val="0"/>
-          <w:sz w:val="20"/>
-        </w:rPr>
-        <w:t>F2 ε distribution (0.52)</w:t>
-      </w:r>
-      <w:r>
-        <w:rPr>
-          <w:rFonts w:ascii="Times New Roman" w:hAnsi="Times New Roman" w:eastAsia="宋体"/>
-          <w:b w:val="0"/>
-          <w:i w:val="0"/>
-          <w:sz w:val="20"/>
-        </w:rPr>
-        <w:t xml:space="preserve"> — perpendicular component has NO discrimination (d=−0.11 — ratio_unit's power comes from the parallel component) — constraint only</w:t>
-      </w:r>
-    </w:p>
-    <w:p>
-      <w:pPr>
-        <w:spacing w:after="60" w:line="300" w:lineRule="auto"/>
-      </w:pPr>
-      <w:r>
-        <w:rPr>
-          <w:rFonts w:ascii="Times New Roman" w:hAnsi="Times New Roman" w:eastAsia="宋体"/>
-          <w:b/>
-          <w:i w:val="0"/>
-          <w:sz w:val="20"/>
-        </w:rPr>
-        <w:t>F4 autocorrelation (0.41)</w:t>
-      </w:r>
-      <w:r>
-        <w:rPr>
-          <w:rFonts w:ascii="Times New Roman" w:hAnsi="Times New Roman" w:eastAsia="宋体"/>
-          <w:b w:val="0"/>
-          <w:i w:val="0"/>
-          <w:sz w:val="20"/>
-        </w:rPr>
-        <w:t xml:space="preserve"> — lag2 d=+1.02 rhythmicity candidate (pending independent validation)</w:t>
-      </w:r>
-    </w:p>
-    <w:p>
-      <w:pPr>
-        <w:spacing w:after="60" w:line="300" w:lineRule="auto"/>
-      </w:pPr>
-      <w:r>
-        <w:rPr>
-          <w:rFonts w:ascii="Times New Roman" w:hAnsi="Times New Roman" w:eastAsia="宋体"/>
-          <w:b/>
-          <w:i w:val="0"/>
-          <w:sz w:val="20"/>
-        </w:rPr>
-        <w:t>F7 DFA/Hurst (0.32)</w:t>
-      </w:r>
-      <w:r>
-        <w:rPr>
-          <w:rFonts w:ascii="Times New Roman" w:hAnsi="Times New Roman" w:eastAsia="宋体"/>
-          <w:b w:val="0"/>
-          <w:i w:val="0"/>
-          <w:sz w:val="20"/>
-        </w:rPr>
-        <w:t xml:space="preserve"> — d=−1.13 but scaling exponent questionable (short-series bias — α_D=0.03 implausibly low)</w:t>
-      </w:r>
-    </w:p>
-    <w:p>
-      <w:pPr>
-        <w:spacing w:after="60" w:line="300" w:lineRule="auto"/>
-      </w:pPr>
-      <w:r>
-        <w:rPr>
-          <w:rFonts w:ascii="Times New Roman" w:hAnsi="Times New Roman" w:eastAsia="宋体"/>
-          <w:b/>
-          <w:i w:val="0"/>
-          <w:sz w:val="20"/>
-        </w:rPr>
-        <w:t>Frequency domain null</w:t>
-      </w:r>
-      <w:r>
-        <w:rPr>
-          <w:rFonts w:ascii="Times New Roman" w:hAnsi="Times New Roman" w:eastAsia="宋体"/>
-          <w:b w:val="0"/>
-          <w:i w:val="0"/>
-          <w:sz w:val="20"/>
-        </w:rPr>
-        <w:t xml:space="preserve"> (F6/F8/F9 d≈0 — validates "do not engineer frequency features")</w:t>
-      </w:r>
-    </w:p>
-    <w:p>
-      <w:pPr>
-        <w:spacing w:after="120" w:line="300" w:lineRule="auto"/>
-        <w:ind w:firstLine="420"/>
-      </w:pPr>
-      <w:r>
-        <w:rPr>
-          <w:rFonts w:ascii="Times New Roman" w:hAnsi="Times New Roman" w:eastAsia="宋体"/>
-          <w:b/>
-          <w:i w:val="0"/>
-          <w:sz w:val="21"/>
-        </w:rPr>
-        <w:t>Method</w:t>
-      </w:r>
-      <w:r>
-        <w:rPr>
-          <w:rFonts w:ascii="Times New Roman" w:hAnsi="Times New Roman" w:eastAsia="宋体"/>
-          <w:b w:val="0"/>
-          <w:i w:val="0"/>
-          <w:sz w:val="21"/>
-        </w:rPr>
-        <w:t>: intervention evidence from 201 existing runs offline (vt_gate_beam primary contrast — zero new generation); BH-FDR multiple-comparison correction; preregistered fixed bands; F1 direction-sign subfeatures (review absorbed).</w:t>
-      </w:r>
-    </w:p>
-    <w:p>
-      <w:pPr>
-        <w:keepNext/>
-        <w:spacing w:before="160" w:after="100"/>
-      </w:pPr>
-      <w:r>
-        <w:rPr>
-          <w:rFonts w:ascii="Times New Roman" w:hAnsi="Times New Roman" w:eastAsia="黑体"/>
-          <w:b/>
-          <w:i w:val="0"/>
-          <w:sz w:val="25"/>
-        </w:rPr>
-        <w:t>6.6.7 Math-Operation Geometry Pre-test (v0.85 — minimum threshold not met — digit-range hidden-feature evidence)</w:t>
-      </w:r>
-    </w:p>
-    <w:p>
-      <w:pPr>
-        <w:spacing w:after="120" w:line="300" w:lineRule="auto"/>
-        <w:ind w:firstLine="420"/>
-      </w:pPr>
-      <w:r>
-        <w:rPr>
-          <w:rFonts w:ascii="Times New Roman" w:hAnsi="Times New Roman" w:eastAsia="宋体"/>
-          <w:b/>
-          <w:i w:val="0"/>
-          <w:sz w:val="21"/>
-        </w:rPr>
-        <w:t>Question (user)</w:t>
-      </w:r>
-      <w:r>
-        <w:rPr>
-          <w:rFonts w:ascii="Times New Roman" w:hAnsi="Times New Roman" w:eastAsia="宋体"/>
-          <w:b w:val="0"/>
-          <w:i w:val="0"/>
-          <w:sz w:val="21"/>
-        </w:rPr>
-        <w:t xml:space="preserve">: do math-operation symbol/digit combinations have distinguishable geometric structure in intent space? — 4 operation classes (add/sub/mul/div × 24 — seed 2026) — structured transcription — bge→fingerprint — </w:t>
-      </w:r>
-      <w:r>
-        <w:rPr>
-          <w:rFonts w:ascii="Times New Roman" w:hAnsi="Times New Roman" w:eastAsia="宋体"/>
-          <w:b/>
-          <w:i w:val="0"/>
-          <w:sz w:val="21"/>
-        </w:rPr>
-        <w:t>placeholder-word baseline control</w:t>
-      </w:r>
-      <w:r>
-        <w:rPr>
-          <w:rFonts w:ascii="Times New Roman" w:hAnsi="Times New Roman" w:eastAsia="宋体"/>
-          <w:b w:val="0"/>
-          <w:i w:val="0"/>
-          <w:sz w:val="21"/>
-        </w:rPr>
-        <w:t xml:space="preserve"> (lexical classification trap).</w:t>
-      </w:r>
-    </w:p>
-    <w:p>
-      <w:pPr>
-        <w:spacing w:after="120" w:line="300" w:lineRule="auto"/>
-        <w:ind w:firstLine="420"/>
-      </w:pPr>
-      <w:r>
-        <w:rPr>
-          <w:rFonts w:ascii="Times New Roman" w:hAnsi="Times New Roman" w:eastAsia="宋体"/>
-          <w:b/>
-          <w:i w:val="0"/>
-          <w:sz w:val="21"/>
-        </w:rPr>
-        <w:t>Round 1 (raw digits)</w:t>
-      </w:r>
-      <w:r>
-        <w:rPr>
-          <w:rFonts w:ascii="Times New Roman" w:hAnsi="Times New Roman" w:eastAsia="宋体"/>
-          <w:b w:val="0"/>
-          <w:i w:val="0"/>
-          <w:sz w:val="21"/>
-        </w:rPr>
-        <w:t xml:space="preserve">: operation texts highly separable (LDA acc 0.990) — </w:t>
-      </w:r>
-      <w:r>
-        <w:rPr>
-          <w:rFonts w:ascii="Times New Roman" w:hAnsi="Times New Roman" w:eastAsia="宋体"/>
-          <w:b/>
-          <w:i w:val="0"/>
-          <w:sz w:val="21"/>
-        </w:rPr>
-        <w:t>but the placeholder baseline also separable (0.927) — Δacc=+0.06 fails the line</w:t>
-      </w:r>
-      <w:r>
-        <w:rPr>
-          <w:rFonts w:ascii="Times New Roman" w:hAnsi="Times New Roman" w:eastAsia="宋体"/>
-          <w:b w:val="0"/>
-          <w:i w:val="0"/>
-          <w:sz w:val="21"/>
-        </w:rPr>
-        <w:t xml:space="preserve"> — </w:t>
-      </w:r>
-      <w:r>
-        <w:rPr>
-          <w:rFonts w:ascii="Times New Roman" w:hAnsi="Times New Roman" w:eastAsia="宋体"/>
-          <w:b/>
-          <w:i w:val="0"/>
-          <w:sz w:val="21"/>
-        </w:rPr>
-        <w:t>separability driven mainly by C-range distribution</w:t>
-      </w:r>
-      <w:r>
-        <w:rPr>
-          <w:rFonts w:ascii="Times New Roman" w:hAnsi="Times New Roman" w:eastAsia="宋体"/>
-          <w:b w:val="0"/>
-          <w:i w:val="0"/>
-          <w:sz w:val="21"/>
-        </w:rPr>
-        <w:t xml:space="preserve"> (add [40,165]/sub [2,78]/mul [110,8366]/div [1,32] — BGE numeric sensitivity — digit surface features) — operator-semantics increment not evidenced.</w:t>
-      </w:r>
-    </w:p>
-    <w:p>
-      <w:pPr>
-        <w:spacing w:after="120" w:line="300" w:lineRule="auto"/>
-        <w:ind w:firstLine="420"/>
-      </w:pPr>
-      <w:r>
-        <w:rPr>
-          <w:rFonts w:ascii="Times New Roman" w:hAnsi="Times New Roman" w:eastAsia="宋体"/>
-          <w:b/>
-          <w:i w:val="0"/>
-          <w:sz w:val="21"/>
-        </w:rPr>
-        <w:t>Round 2 (bin-mapping fix — digits→small/medium/large 3 bins — removes range differences, preserves within-class diversity) — decisive reversal</w:t>
+        <w:t>Results (honest)</w:t>
       </w:r>
       <w:r>
         <w:rPr>
@@ -8385,7 +7194,7 @@
                 <w:i w:val="0"/>
                 <w:sz w:val="17"/>
               </w:rPr>
-              <w:t>metric</w:t>
+              <w:t>Metric</w:t>
             </w:r>
           </w:p>
         </w:tc>
@@ -8406,7 +7215,7 @@
                 <w:i w:val="0"/>
                 <w:sz w:val="17"/>
               </w:rPr>
-              <w:t>true words</w:t>
+              <w:t>Real arm</w:t>
             </w:r>
           </w:p>
         </w:tc>
@@ -8427,7 +7236,7 @@
                 <w:i w:val="0"/>
                 <w:sz w:val="17"/>
               </w:rPr>
-              <w:t>placeholder baseline</w:t>
+              <w:t>Placeholder arm (same Ĉ)</w:t>
             </w:r>
           </w:p>
         </w:tc>
@@ -8448,7 +7257,7 @@
                 <w:i w:val="0"/>
                 <w:sz w:val="17"/>
               </w:rPr>
-              <w:t>Δ</w:t>
+              <w:t>Criterion</w:t>
             </w:r>
           </w:p>
         </w:tc>
@@ -8467,24 +7276,7 @@
                 <w:i w:val="0"/>
                 <w:sz w:val="16"/>
               </w:rPr>
-              <w:t>silhouette</w:t>
-            </w:r>
-          </w:p>
-        </w:tc>
-        <w:tc>
-          <w:tcPr>
-            <w:tcW w:type="dxa" w:w="2268"/>
-          </w:tcPr>
-          <w:p>
-            <w:r/>
-            <w:r>
-              <w:rPr>
-                <w:rFonts w:ascii="Times New Roman" w:hAnsi="Times New Roman" w:eastAsia="宋体"/>
-                <w:b/>
-                <w:i w:val="0"/>
-                <w:sz w:val="16"/>
-              </w:rPr>
-              <w:t>0.551</w:t>
+              <w:t>residual-space within</w:t>
             </w:r>
           </w:p>
         </w:tc>
@@ -8501,7 +7293,7 @@
                 <w:i w:val="0"/>
                 <w:sz w:val="16"/>
               </w:rPr>
-              <w:t>0.188</w:t>
+              <w:t>0.092 (≈ random baseline 0.10)</w:t>
             </w:r>
           </w:p>
         </w:tc>
@@ -8514,11 +7306,28 @@
             <w:r>
               <w:rPr>
                 <w:rFonts w:ascii="Times New Roman" w:hAnsi="Times New Roman" w:eastAsia="宋体"/>
-                <w:b/>
+                <w:b w:val="0"/>
                 <w:i w:val="0"/>
                 <w:sz w:val="16"/>
               </w:rPr>
-              <w:t>+0.363</w:t>
+              <w:t>0.279</w:t>
+            </w:r>
+          </w:p>
+        </w:tc>
+        <w:tc>
+          <w:tcPr>
+            <w:tcW w:type="dxa" w:w="2268"/>
+          </w:tcPr>
+          <w:p>
+            <w:r/>
+            <w:r>
+              <w:rPr>
+                <w:rFonts w:ascii="Times New Roman" w:hAnsi="Times New Roman" w:eastAsia="宋体"/>
+                <w:b w:val="0"/>
+                <w:i w:val="0"/>
+                <w:sz w:val="16"/>
+              </w:rPr>
+              <w:t>M-C1 ✗ (needs ≥0.5)</w:t>
             </w:r>
           </w:p>
         </w:tc>
@@ -8537,7 +7346,7 @@
                 <w:i w:val="0"/>
                 <w:sz w:val="16"/>
               </w:rPr>
-              <w:t>LDA acc</w:t>
+              <w:t>g</w:t>
             </w:r>
           </w:p>
         </w:tc>
@@ -8554,7 +7363,7 @@
                 <w:i w:val="0"/>
                 <w:sz w:val="16"/>
               </w:rPr>
-              <w:t>1.000</w:t>
+              <w:t>0.147</w:t>
             </w:r>
           </w:p>
         </w:tc>
@@ -8571,7 +7380,7 @@
                 <w:i w:val="0"/>
                 <w:sz w:val="16"/>
               </w:rPr>
-              <w:t>1.000</w:t>
+              <w:t>0.221</w:t>
             </w:r>
           </w:p>
         </w:tc>
@@ -8588,7 +7397,7 @@
                 <w:i w:val="0"/>
                 <w:sz w:val="16"/>
               </w:rPr>
-              <w:t>0.000 (saturated)</w:t>
+              <w:t>M-C2 ✗ (just under 0.15)</w:t>
             </w:r>
           </w:p>
         </w:tc>
@@ -8607,24 +7416,7 @@
                 <w:i w:val="0"/>
                 <w:sz w:val="16"/>
               </w:rPr>
-              <w:t>permutation</w:t>
-            </w:r>
-          </w:p>
-        </w:tc>
-        <w:tc>
-          <w:tcPr>
-            <w:tcW w:type="dxa" w:w="2268"/>
-          </w:tcPr>
-          <w:p>
-            <w:r/>
-            <w:r>
-              <w:rPr>
-                <w:rFonts w:ascii="Times New Roman" w:hAnsi="Times New Roman" w:eastAsia="宋体"/>
-                <w:b w:val="0"/>
-                <w:i w:val="0"/>
-                <w:sz w:val="16"/>
-              </w:rPr>
-              <w:t>p&lt;0.001</w:t>
+              <w:t>Δg</w:t>
             </w:r>
           </w:p>
         </w:tc>
@@ -8658,7 +7450,392 @@
                 <w:i w:val="0"/>
                 <w:sz w:val="16"/>
               </w:rPr>
+              <w:t>−0.074 (CI [−0.124, −0.022] — significantly negative)</w:t>
+            </w:r>
+          </w:p>
+        </w:tc>
+        <w:tc>
+          <w:tcPr>
+            <w:tcW w:type="dxa" w:w="2268"/>
+          </w:tcPr>
+          <w:p>
+            <w:r/>
+            <w:r>
+              <w:rPr>
+                <w:rFonts w:ascii="Times New Roman" w:hAnsi="Times New Roman" w:eastAsia="宋体"/>
+                <w:b w:val="0"/>
+                <w:i w:val="0"/>
+                <w:sz w:val="16"/>
+              </w:rPr>
+              <w:t>M-C2 ✗</w:t>
+            </w:r>
+          </w:p>
+        </w:tc>
+      </w:tr>
+      <w:tr>
+        <w:tc>
+          <w:tcPr>
+            <w:tcW w:type="dxa" w:w="2268"/>
+          </w:tcPr>
+          <w:p>
+            <w:r/>
+            <w:r>
+              <w:rPr>
+                <w:rFonts w:ascii="Times New Roman" w:hAnsi="Times New Roman" w:eastAsia="宋体"/>
+                <w:b w:val="0"/>
+                <w:i w:val="0"/>
+                <w:sz w:val="16"/>
+              </w:rPr>
+              <w:t>label permutation p</w:t>
+            </w:r>
+          </w:p>
+        </w:tc>
+        <w:tc>
+          <w:tcPr>
+            <w:tcW w:type="dxa" w:w="2268"/>
+          </w:tcPr>
+          <w:p>
+            <w:r/>
+            <w:r>
+              <w:rPr>
+                <w:rFonts w:ascii="Times New Roman" w:hAnsi="Times New Roman" w:eastAsia="宋体"/>
+                <w:b w:val="0"/>
+                <w:i w:val="0"/>
+                <w:sz w:val="16"/>
+              </w:rPr>
+              <w:t>0.0000</w:t>
+            </w:r>
+          </w:p>
+        </w:tc>
+        <w:tc>
+          <w:tcPr>
+            <w:tcW w:type="dxa" w:w="2268"/>
+          </w:tcPr>
+          <w:p>
+            <w:r/>
+            <w:r>
+              <w:rPr>
+                <w:rFonts w:ascii="Times New Roman" w:hAnsi="Times New Roman" w:eastAsia="宋体"/>
+                <w:b w:val="0"/>
+                <w:i w:val="0"/>
+                <w:sz w:val="16"/>
+              </w:rPr>
               <w:t>—</w:t>
+            </w:r>
+          </w:p>
+        </w:tc>
+        <w:tc>
+          <w:tcPr>
+            <w:tcW w:type="dxa" w:w="2268"/>
+          </w:tcPr>
+          <w:p>
+            <w:r/>
+            <w:r>
+              <w:rPr>
+                <w:rFonts w:ascii="Times New Roman" w:hAnsi="Times New Roman" w:eastAsia="宋体"/>
+                <w:b w:val="0"/>
+                <w:i w:val="0"/>
+                <w:sz w:val="16"/>
+              </w:rPr>
+              <w:t>separation exists but template-carried</w:t>
+            </w:r>
+          </w:p>
+        </w:tc>
+      </w:tr>
+      <w:tr>
+        <w:tc>
+          <w:tcPr>
+            <w:tcW w:type="dxa" w:w="2268"/>
+          </w:tcPr>
+          <w:p>
+            <w:r/>
+            <w:r>
+              <w:rPr>
+                <w:rFonts w:ascii="Times New Roman" w:hAnsi="Times New Roman" w:eastAsia="宋体"/>
+                <w:b w:val="0"/>
+                <w:i w:val="0"/>
+                <w:sz w:val="16"/>
+              </w:rPr>
+              <w:t>cross-op shuffle p</w:t>
+            </w:r>
+          </w:p>
+        </w:tc>
+        <w:tc>
+          <w:tcPr>
+            <w:tcW w:type="dxa" w:w="2268"/>
+          </w:tcPr>
+          <w:p>
+            <w:r/>
+            <w:r>
+              <w:rPr>
+                <w:rFonts w:ascii="Times New Roman" w:hAnsi="Times New Roman" w:eastAsia="宋体"/>
+                <w:b w:val="0"/>
+                <w:i w:val="0"/>
+                <w:sz w:val="16"/>
+              </w:rPr>
+              <w:t>0.952</w:t>
+            </w:r>
+          </w:p>
+        </w:tc>
+        <w:tc>
+          <w:tcPr>
+            <w:tcW w:type="dxa" w:w="2268"/>
+          </w:tcPr>
+          <w:p>
+            <w:r/>
+            <w:r>
+              <w:rPr>
+                <w:rFonts w:ascii="Times New Roman" w:hAnsi="Times New Roman" w:eastAsia="宋体"/>
+                <w:b w:val="0"/>
+                <w:i w:val="0"/>
+                <w:sz w:val="16"/>
+              </w:rPr>
+              <w:t>—</w:t>
+            </w:r>
+          </w:p>
+        </w:tc>
+        <w:tc>
+          <w:tcPr>
+            <w:tcW w:type="dxa" w:w="2268"/>
+          </w:tcPr>
+          <w:p>
+            <w:r/>
+            <w:r>
+              <w:rPr>
+                <w:rFonts w:ascii="Times New Roman" w:hAnsi="Times New Roman" w:eastAsia="宋体"/>
+                <w:b w:val="0"/>
+                <w:i w:val="0"/>
+                <w:sz w:val="16"/>
+              </w:rPr>
+              <w:t>M-C1 ✗</w:t>
+            </w:r>
+          </w:p>
+        </w:tc>
+      </w:tr>
+      <w:tr>
+        <w:tc>
+          <w:tcPr>
+            <w:tcW w:type="dxa" w:w="2268"/>
+          </w:tcPr>
+          <w:p>
+            <w:r/>
+            <w:r>
+              <w:rPr>
+                <w:rFonts w:ascii="Times New Roman" w:hAnsi="Times New Roman" w:eastAsia="宋体"/>
+                <w:b w:val="0"/>
+                <w:i w:val="0"/>
+                <w:sz w:val="16"/>
+              </w:rPr>
+              <w:t>level-wise Δg</w:t>
+            </w:r>
+          </w:p>
+        </w:tc>
+        <w:tc>
+          <w:tcPr>
+            <w:tcW w:type="dxa" w:w="2268"/>
+          </w:tcPr>
+          <w:p>
+            <w:r/>
+            <w:r>
+              <w:rPr>
+                <w:rFonts w:ascii="Times New Roman" w:hAnsi="Times New Roman" w:eastAsia="宋体"/>
+                <w:b w:val="0"/>
+                <w:i w:val="0"/>
+                <w:sz w:val="16"/>
+              </w:rPr>
+              <w:t xml:space="preserve">d12 +0.015 / </w:t>
+            </w:r>
+            <w:r>
+              <w:rPr>
+                <w:rFonts w:ascii="Times New Roman" w:hAnsi="Times New Roman" w:eastAsia="宋体"/>
+                <w:b/>
+                <w:i w:val="0"/>
+                <w:sz w:val="16"/>
+              </w:rPr>
+              <w:t>d23 (Chinese word→symbol) +0.105</w:t>
+            </w:r>
+            <w:r>
+              <w:rPr>
+                <w:rFonts w:ascii="Times New Roman" w:hAnsi="Times New Roman" w:eastAsia="宋体"/>
+                <w:b w:val="0"/>
+                <w:i w:val="0"/>
+                <w:sz w:val="16"/>
+              </w:rPr>
+              <w:t xml:space="preserve"> / d34 −0.036</w:t>
+            </w:r>
+          </w:p>
+        </w:tc>
+        <w:tc>
+          <w:tcPr>
+            <w:tcW w:type="dxa" w:w="2268"/>
+          </w:tcPr>
+          <w:p>
+            <w:r/>
+            <w:r>
+              <w:rPr>
+                <w:rFonts w:ascii="Times New Roman" w:hAnsi="Times New Roman" w:eastAsia="宋体"/>
+                <w:b w:val="0"/>
+                <w:i w:val="0"/>
+                <w:sz w:val="16"/>
+              </w:rPr>
+              <w:t>—</w:t>
+            </w:r>
+          </w:p>
+        </w:tc>
+        <w:tc>
+          <w:tcPr>
+            <w:tcW w:type="dxa" w:w="2268"/>
+          </w:tcPr>
+          <w:p>
+            <w:r/>
+            <w:r>
+              <w:rPr>
+                <w:rFonts w:ascii="Times New Roman" w:hAnsi="Times New Roman" w:eastAsia="宋体"/>
+                <w:b w:val="0"/>
+                <w:i w:val="0"/>
+                <w:sz w:val="16"/>
+              </w:rPr>
+              <w:t>d23 marginal positive</w:t>
+            </w:r>
+          </w:p>
+        </w:tc>
+      </w:tr>
+      <w:tr>
+        <w:tc>
+          <w:tcPr>
+            <w:tcW w:type="dxa" w:w="2268"/>
+          </w:tcPr>
+          <w:p>
+            <w:r/>
+            <w:r>
+              <w:rPr>
+                <w:rFonts w:ascii="Times New Roman" w:hAnsi="Times New Roman" w:eastAsia="宋体"/>
+                <w:b w:val="0"/>
+                <w:i w:val="0"/>
+                <w:sz w:val="16"/>
+              </w:rPr>
+              <w:t>M-C3 alignment</w:t>
+            </w:r>
+          </w:p>
+        </w:tc>
+        <w:tc>
+          <w:tcPr>
+            <w:tcW w:type="dxa" w:w="2268"/>
+          </w:tcPr>
+          <w:p>
+            <w:r/>
+            <w:r>
+              <w:rPr>
+                <w:rFonts w:ascii="Times New Roman" w:hAnsi="Times New Roman" w:eastAsia="宋体"/>
+                <w:b w:val="0"/>
+                <w:i w:val="0"/>
+                <w:sz w:val="16"/>
+              </w:rPr>
+              <w:t>division·D_shared 0.296 (CI [0.227,0.342]); all flagged dims in HUMAN_ORG (dim11/34)</w:t>
+            </w:r>
+          </w:p>
+        </w:tc>
+        <w:tc>
+          <w:tcPr>
+            <w:tcW w:type="dxa" w:w="2268"/>
+          </w:tcPr>
+          <w:p>
+            <w:r/>
+            <w:r>
+              <w:rPr>
+                <w:rFonts w:ascii="Times New Roman" w:hAnsi="Times New Roman" w:eastAsia="宋体"/>
+                <w:b w:val="0"/>
+                <w:i w:val="0"/>
+                <w:sz w:val="16"/>
+              </w:rPr>
+              <w:t>—</w:t>
+            </w:r>
+          </w:p>
+        </w:tc>
+        <w:tc>
+          <w:tcPr>
+            <w:tcW w:type="dxa" w:w="2268"/>
+          </w:tcPr>
+          <w:p>
+            <w:r/>
+            <w:r>
+              <w:rPr>
+                <w:rFonts w:ascii="Times New Roman" w:hAnsi="Times New Roman" w:eastAsia="宋体"/>
+                <w:b w:val="0"/>
+                <w:i w:val="0"/>
+                <w:sz w:val="16"/>
+              </w:rPr>
+              <w:t>report-only</w:t>
+            </w:r>
+          </w:p>
+        </w:tc>
+      </w:tr>
+      <w:tr>
+        <w:tc>
+          <w:tcPr>
+            <w:tcW w:type="dxa" w:w="2268"/>
+          </w:tcPr>
+          <w:p>
+            <w:r/>
+            <w:r>
+              <w:rPr>
+                <w:rFonts w:ascii="Times New Roman" w:hAnsi="Times New Roman" w:eastAsia="宋体"/>
+                <w:b w:val="0"/>
+                <w:i w:val="0"/>
+                <w:sz w:val="16"/>
+              </w:rPr>
+              <w:t>512-d support arm</w:t>
+            </w:r>
+          </w:p>
+        </w:tc>
+        <w:tc>
+          <w:tcPr>
+            <w:tcW w:type="dxa" w:w="2268"/>
+          </w:tcPr>
+          <w:p>
+            <w:r/>
+            <w:r>
+              <w:rPr>
+                <w:rFonts w:ascii="Times New Roman" w:hAnsi="Times New Roman" w:eastAsia="宋体"/>
+                <w:b w:val="0"/>
+                <w:i w:val="0"/>
+                <w:sz w:val="16"/>
+              </w:rPr>
+              <w:t>g 0.201</w:t>
+            </w:r>
+          </w:p>
+        </w:tc>
+        <w:tc>
+          <w:tcPr>
+            <w:tcW w:type="dxa" w:w="2268"/>
+          </w:tcPr>
+          <w:p>
+            <w:r/>
+            <w:r>
+              <w:rPr>
+                <w:rFonts w:ascii="Times New Roman" w:hAnsi="Times New Roman" w:eastAsia="宋体"/>
+                <w:b w:val="0"/>
+                <w:i w:val="0"/>
+                <w:sz w:val="16"/>
+              </w:rPr>
+              <w:t>Δg −0.104 (perm p=0.000)</w:t>
+            </w:r>
+          </w:p>
+        </w:tc>
+        <w:tc>
+          <w:tcPr>
+            <w:tcW w:type="dxa" w:w="2268"/>
+          </w:tcPr>
+          <w:p>
+            <w:r/>
+            <w:r>
+              <w:rPr>
+                <w:rFonts w:ascii="Times New Roman" w:hAnsi="Times New Roman" w:eastAsia="宋体"/>
+                <w:b w:val="0"/>
+                <w:i w:val="0"/>
+                <w:sz w:val="16"/>
+              </w:rPr>
+              <w:t>report-only (same pattern)</w:t>
             </w:r>
           </w:p>
         </w:tc>
@@ -8676,7 +7853,7 @@
           <w:i w:val="0"/>
           <w:sz w:val="21"/>
         </w:rPr>
-        <w:t>Binned M-A1 PASS</w:t>
+        <w:t>Conclusion (REJECTED — converged wording)</w:t>
       </w:r>
       <w:r>
         <w:rPr>
@@ -8685,7 +7862,7 @@
           <w:i w:val="0"/>
           <w:sz w:val="21"/>
         </w:rPr>
-        <w:t xml:space="preserve"> (sil=0.551&gt;0.25 ∧ Δsil=+0.363&gt;0.10 ∧ permutation significant) — </w:t>
+        <w:t xml:space="preserve">: The collapse direction is </w:t>
       </w:r>
       <w:r>
         <w:rPr>
@@ -8694,7 +7871,7 @@
           <w:i w:val="0"/>
           <w:sz w:val="21"/>
         </w:rPr>
-        <w:t>the user's condition is exactly met: "after digit masking, the true-word four classes still separate AND exceed the placeholder baseline — operator semantics does have independent geometric structure"</w:t>
+        <w:t>not</w:t>
       </w:r>
       <w:r>
         <w:rPr>
@@ -8703,7 +7880,7 @@
           <w:i w:val="0"/>
           <w:sz w:val="21"/>
         </w:rPr>
-        <w:t xml:space="preserve">. Mechanism: digit-range differences are a strong surface feature (masking the operator-semantics contribution) — bin-mapping strips the surface feature — </w:t>
+        <w:t xml:space="preserve"> confirmed as operation-specific: ① residual-space within = 0.092 ≈ random baseline — after removing the common jump, op-specific residual directions are unstable across ladders (M-C1 fails badly); ② </w:t>
       </w:r>
       <w:r>
         <w:rPr>
@@ -8712,7 +7889,7 @@
           <w:i w:val="0"/>
           <w:sz w:val="21"/>
         </w:rPr>
-        <w:t>the operator semantics' independent separation emerges clearly (sil Δ=+0.363) — minimum threshold passed — the formal "math-logical intent" analysis is worth launching</w:t>
+        <w:t>Δg significantly negative</w:t>
       </w:r>
       <w:r>
         <w:rPr>
@@ -8721,7 +7898,7 @@
           <w:i w:val="0"/>
           <w:sz w:val="21"/>
         </w:rPr>
-        <w:t xml:space="preserve"> (real derivation trajectories / higher-math composition need subsequent validation). Methodological value: </w:t>
+        <w:t xml:space="preserve"> — the placeholder arm separates *more* — real operator words/symbols add no increment and destabilize the directions; ③ op separation exists (label permutation p=0.000) but is fully explained by the L1 entity-layer templates (shared by both arms, op-specific by construction) — </w:t>
       </w:r>
       <w:r>
         <w:rPr>
@@ -8730,7 +7907,7 @@
           <w:i w:val="0"/>
           <w:sz w:val="21"/>
         </w:rPr>
-        <w:t>digit bin-mapping = the standard fix for removing numeric surface features in symbolic-text classification experiments</w:t>
+        <w:t>the "abstraction process adds operation-specific geometry" hypothesis is not supported in this space</w:t>
       </w:r>
       <w:r>
         <w:rPr>
@@ -8739,556 +7916,7 @@
           <w:i w:val="0"/>
           <w:sz w:val="21"/>
         </w:rPr>
-        <w:t>; full masking collapses within-class variance (template degeneration — sil=1.0 mathematically forced — bin-mapping preserves within-class diversity).</w:t>
-      </w:r>
-    </w:p>
-    <w:p>
-      <w:pPr>
-        <w:keepNext/>
-        <w:spacing w:before="160" w:after="100"/>
-      </w:pPr>
-      <w:r>
-        <w:rPr>
-          <w:rFonts w:ascii="Times New Roman" w:hAnsi="Times New Roman" w:eastAsia="黑体"/>
-          <w:b/>
-          <w:i w:val="0"/>
-          <w:sz w:val="25"/>
-        </w:rPr>
-        <w:t>6.6.8 Mainline: F1/F3 beam-selection intervention (v0.85-6 — F1 direction effective — F3 not)</w:t>
-      </w:r>
-    </w:p>
-    <w:p>
-      <w:pPr>
-        <w:spacing w:after="120" w:line="300" w:lineRule="auto"/>
-        <w:ind w:firstLine="420"/>
-      </w:pPr>
-      <w:r>
-        <w:rPr>
-          <w:rFonts w:ascii="Times New Roman" w:hAnsi="Times New Roman" w:eastAsia="宋体"/>
-          <w:b/>
-          <w:i w:val="0"/>
-          <w:sz w:val="21"/>
-        </w:rPr>
-        <w:t>Task (user mainline)</w:t>
-      </w:r>
-      <w:r>
-        <w:rPr>
-          <w:rFonts w:ascii="Times New Roman" w:hAnsi="Times New Roman" w:eastAsia="宋体"/>
-          <w:b w:val="0"/>
-          <w:i w:val="0"/>
-          <w:sz w:val="21"/>
-        </w:rPr>
-        <w:t>: add F1 (along-axis propulsion) / F3 (ratio_unit) to beam selection — small intervention comparison (beam5_f1f3 vs beam5 — 6 pairs — score = sent_proj + 0.3·(s_f1+s_f3)).</w:t>
-      </w:r>
-    </w:p>
-    <w:p>
-      <w:pPr>
-        <w:spacing w:after="120" w:line="300" w:lineRule="auto"/>
-        <w:ind w:firstLine="420"/>
-      </w:pPr>
-      <w:r>
-        <w:rPr>
-          <w:rFonts w:ascii="Times New Roman" w:hAnsi="Times New Roman" w:eastAsia="宋体"/>
-          <w:b/>
-          <w:i w:val="0"/>
-          <w:sz w:val="21"/>
-        </w:rPr>
-        <w:t>Result (honest)</w:t>
-      </w:r>
-      <w:r>
-        <w:rPr>
-          <w:rFonts w:ascii="Times New Roman" w:hAnsi="Times New Roman" w:eastAsia="宋体"/>
-          <w:b w:val="0"/>
-          <w:i w:val="0"/>
-          <w:sz w:val="21"/>
-        </w:rPr>
-        <w:t>:</w:t>
-      </w:r>
-    </w:p>
-    <w:p>
-      <w:pPr>
-        <w:spacing w:after="60" w:line="300" w:lineRule="auto"/>
-      </w:pPr>
-      <w:r>
-        <w:rPr>
-          <w:rFonts w:ascii="Times New Roman" w:hAnsi="Times New Roman" w:eastAsia="宋体"/>
-          <w:b/>
-          <w:i w:val="0"/>
-          <w:sz w:val="20"/>
-        </w:rPr>
-        <w:t>F1 direction effective</w:t>
-      </w:r>
-      <w:r>
-        <w:rPr>
-          <w:rFonts w:ascii="Times New Roman" w:hAnsi="Times New Roman" w:eastAsia="宋体"/>
-          <w:b w:val="0"/>
-          <w:i w:val="0"/>
-          <w:sz w:val="20"/>
-        </w:rPr>
-        <w:t xml:space="preserve">: along-axis propulsion 1.267 → </w:t>
-      </w:r>
-      <w:r>
-        <w:rPr>
-          <w:rFonts w:ascii="Times New Roman" w:hAnsi="Times New Roman" w:eastAsia="宋体"/>
-          <w:b/>
-          <w:i w:val="0"/>
-          <w:sz w:val="20"/>
-        </w:rPr>
-        <w:t>1.307 (+3.2% — generated text advances more along the axis)</w:t>
-      </w:r>
-    </w:p>
-    <w:p>
-      <w:pPr>
-        <w:spacing w:after="60" w:line="300" w:lineRule="auto"/>
-      </w:pPr>
-      <w:r>
-        <w:rPr>
-          <w:rFonts w:ascii="Times New Roman" w:hAnsi="Times New Roman" w:eastAsia="宋体"/>
-          <w:b/>
-          <w:i w:val="0"/>
-          <w:sz w:val="20"/>
-        </w:rPr>
-        <w:t>sent_proj not degraded</w:t>
-      </w:r>
-      <w:r>
-        <w:rPr>
-          <w:rFonts w:ascii="Times New Roman" w:hAnsi="Times New Roman" w:eastAsia="宋体"/>
-          <w:b w:val="0"/>
-          <w:i w:val="0"/>
-          <w:sz w:val="20"/>
-        </w:rPr>
-        <w:t xml:space="preserve"> (0.893 → 0.883 — within −0.01 line, marginally)</w:t>
-      </w:r>
-    </w:p>
-    <w:p>
-      <w:pPr>
-        <w:spacing w:after="60" w:line="300" w:lineRule="auto"/>
-      </w:pPr>
-      <w:r>
-        <w:rPr>
-          <w:rFonts w:ascii="Times New Roman" w:hAnsi="Times New Roman" w:eastAsia="宋体"/>
-          <w:b/>
-          <w:i w:val="0"/>
-          <w:sz w:val="20"/>
-        </w:rPr>
-        <w:t>F3 not effective</w:t>
-      </w:r>
-      <w:r>
-        <w:rPr>
-          <w:rFonts w:ascii="Times New Roman" w:hAnsi="Times New Roman" w:eastAsia="宋体"/>
-          <w:b w:val="0"/>
-          <w:i w:val="0"/>
-          <w:sz w:val="20"/>
-        </w:rPr>
-        <w:t xml:space="preserve"> (ratio_unit slightly up — candidates positively correlated with F1 or insufficient operating room — </w:t>
-      </w:r>
-      <w:r>
-        <w:rPr>
-          <w:rFonts w:ascii="Times New Roman" w:hAnsi="Times New Roman" w:eastAsia="宋体"/>
-          <w:b/>
-          <w:i w:val="0"/>
-          <w:sz w:val="20"/>
-        </w:rPr>
-        <w:t>F3 not a beam-scoring feature</w:t>
-      </w:r>
-      <w:r>
-        <w:rPr>
-          <w:rFonts w:ascii="Times New Roman" w:hAnsi="Times New Roman" w:eastAsia="宋体"/>
-          <w:b w:val="0"/>
-          <w:i w:val="0"/>
-          <w:sz w:val="20"/>
-        </w:rPr>
-        <w:t>)</w:t>
-      </w:r>
-    </w:p>
-    <w:p>
-      <w:pPr>
-        <w:spacing w:after="60" w:line="300" w:lineRule="auto"/>
-      </w:pPr>
-      <w:r>
-        <w:rPr>
-          <w:rFonts w:ascii="Times New Roman" w:hAnsi="Times New Roman" w:eastAsia="宋体"/>
-          <w:b w:val="0"/>
-          <w:i w:val="0"/>
-          <w:sz w:val="20"/>
-        </w:rPr>
-        <w:t>Implementation lessons: short-segment F1 scale shift (0.4–1.1 vs human 1.47 — normalization needs short-text reference); candidate clause-split exception (split_subclauses fix)</w:t>
-      </w:r>
-    </w:p>
-    <w:p>
-      <w:pPr>
-        <w:spacing w:after="120" w:line="300" w:lineRule="auto"/>
-        <w:ind w:firstLine="420"/>
-      </w:pPr>
-      <w:r>
-        <w:rPr>
-          <w:rFonts w:ascii="Times New Roman" w:hAnsi="Times New Roman" w:eastAsia="宋体"/>
-          <w:b/>
-          <w:i w:val="0"/>
-          <w:sz w:val="21"/>
-        </w:rPr>
-        <w:t>Conclusion</w:t>
-      </w:r>
-      <w:r>
-        <w:rPr>
-          <w:rFonts w:ascii="Times New Roman" w:hAnsi="Times New Roman" w:eastAsia="宋体"/>
-          <w:b w:val="0"/>
-          <w:i w:val="0"/>
-          <w:sz w:val="21"/>
-        </w:rPr>
-        <w:t xml:space="preserve">: </w:t>
-      </w:r>
-      <w:r>
-        <w:rPr>
-          <w:rFonts w:ascii="Times New Roman" w:hAnsi="Times New Roman" w:eastAsia="宋体"/>
-          <w:b/>
-          <w:i w:val="0"/>
-          <w:sz w:val="21"/>
-        </w:rPr>
-        <w:t>F1 usable as a beam-scoring feature (mild — inference-time layer) — F3 has no operating room</w:t>
-      </w:r>
-      <w:r>
-        <w:rPr>
-          <w:rFonts w:ascii="Times New Roman" w:hAnsi="Times New Roman" w:eastAsia="宋体"/>
-          <w:b w:val="0"/>
-          <w:i w:val="0"/>
-          <w:sz w:val="21"/>
-        </w:rPr>
-        <w:t xml:space="preserve"> — inference-time beam selection is partially saturated at the organizational layer (sent_proj captures most) — F1 fusion gives small increment — </w:t>
-      </w:r>
-      <w:r>
-        <w:rPr>
-          <w:rFonts w:ascii="Times New Roman" w:hAnsi="Times New Roman" w:eastAsia="宋体"/>
-          <w:b/>
-          <w:i w:val="0"/>
-          <w:sz w:val="21"/>
-        </w:rPr>
-        <w:t>training-time loss (F1 distribution matching) remains the main path for changing the organizational layer</w:t>
-      </w:r>
-      <w:r>
-        <w:rPr>
-          <w:rFonts w:ascii="Times New Roman" w:hAnsi="Times New Roman" w:eastAsia="宋体"/>
-          <w:b w:val="0"/>
-          <w:i w:val="0"/>
-          <w:sz w:val="21"/>
-        </w:rPr>
-        <w:t>.</w:t>
-      </w:r>
-    </w:p>
-    <w:p>
-      <w:pPr>
-        <w:keepNext/>
-        <w:spacing w:before="160" w:after="100"/>
-      </w:pPr>
-      <w:r>
-        <w:rPr>
-          <w:rFonts w:ascii="Times New Roman" w:hAnsi="Times New Roman" w:eastAsia="黑体"/>
-          <w:b/>
-          <w:i w:val="0"/>
-          <w:sz w:val="25"/>
-        </w:rPr>
-        <w:t>6.6.9 Math side-line consolidation (v0.85-7 — bin-mapping robust / real texts 1/3 / trajectory data gap)</w:t>
-      </w:r>
-    </w:p>
-    <w:p>
-      <w:pPr>
-        <w:spacing w:after="60" w:line="300" w:lineRule="auto"/>
-      </w:pPr>
-      <w:r>
-        <w:rPr>
-          <w:rFonts w:ascii="Times New Roman" w:hAnsi="Times New Roman" w:eastAsia="宋体"/>
-          <w:b/>
-          <w:i w:val="0"/>
-          <w:sz w:val="20"/>
-        </w:rPr>
-        <w:t>Bin-mapping robustness</w:t>
-      </w:r>
-      <w:r>
-        <w:rPr>
-          <w:rFonts w:ascii="Times New Roman" w:hAnsi="Times New Roman" w:eastAsia="宋体"/>
-          <w:b w:val="0"/>
-          <w:i w:val="0"/>
-          <w:sz w:val="20"/>
-        </w:rPr>
-        <w:t>: 4 cut/binning variants all PASS (Δsil +0.16~+0.29) — "operator-semantics independent structure" robust under discretization — normalized-decimal FAIL due to vmax under-coverage (multiplication C-range exceeds — design flaw, not counter-evidence)</w:t>
-      </w:r>
-    </w:p>
-    <w:p>
-      <w:pPr>
-        <w:spacing w:after="60" w:line="300" w:lineRule="auto"/>
-      </w:pPr>
-      <w:r>
-        <w:rPr>
-          <w:rFonts w:ascii="Times New Roman" w:hAnsi="Times New Roman" w:eastAsia="宋体"/>
-          <w:b/>
-          <w:i w:val="0"/>
-          <w:sz w:val="20"/>
-        </w:rPr>
-        <w:t>Real derivation texts</w:t>
-      </w:r>
-      <w:r>
-        <w:rPr>
-          <w:rFonts w:ascii="Times New Roman" w:hAnsi="Times New Roman" w:eastAsia="宋体"/>
-          <w:b w:val="0"/>
-          <w:i w:val="0"/>
-          <w:sz w:val="20"/>
-        </w:rPr>
-        <w:t xml:space="preserve">: 1/3 PASS — vertical arithmetic (verb-like operator semantics) has extra structure — application problems/equations differ by digit-combination patterns (placeholder replacement equally separable) — </w:t>
-      </w:r>
-      <w:r>
-        <w:rPr>
-          <w:rFonts w:ascii="Times New Roman" w:hAnsi="Times New Roman" w:eastAsia="宋体"/>
-          <w:b/>
-          <w:i w:val="0"/>
-          <w:sz w:val="20"/>
-        </w:rPr>
-        <w:t>template-arithmetic PASS does not generalize to real texts — formal math-intent analysis evidence limited</w:t>
-      </w:r>
-    </w:p>
-    <w:p>
-      <w:pPr>
-        <w:spacing w:after="60" w:line="300" w:lineRule="auto"/>
-      </w:pPr>
-      <w:r>
-        <w:rPr>
-          <w:rFonts w:ascii="Times New Roman" w:hAnsi="Times New Roman" w:eastAsia="宋体"/>
-          <w:b/>
-          <w:i w:val="0"/>
-          <w:sz w:val="20"/>
-        </w:rPr>
-        <w:t>Trajectory-feature data gap</w:t>
-      </w:r>
-      <w:r>
-        <w:rPr>
-          <w:rFonts w:ascii="Times New Roman" w:hAnsi="Times New Roman" w:eastAsia="宋体"/>
-          <w:b w:val="0"/>
-          <w:i w:val="0"/>
-          <w:sz w:val="20"/>
-        </w:rPr>
-        <w:t>: single math texts too short (&lt;15 diffs) — jump density/α/ratio_unit incalculable — needs long math-derivation corpus</w:t>
-      </w:r>
-    </w:p>
-    <w:p>
-      <w:pPr>
-        <w:keepNext/>
-        <w:spacing w:before="160" w:after="100"/>
-      </w:pPr>
-      <w:r>
-        <w:rPr>
-          <w:rFonts w:ascii="Times New Roman" w:hAnsi="Times New Roman" w:eastAsia="黑体"/>
-          <w:b/>
-          <w:i w:val="0"/>
-          <w:sz w:val="25"/>
-        </w:rPr>
-        <w:t>6.6 Jump Mechanism and Controllable Variables (v0.82 — why AI jumps less)</w:t>
-      </w:r>
-    </w:p>
-    <w:p>
-      <w:pPr>
-        <w:spacing w:after="120" w:line="300" w:lineRule="auto"/>
-        <w:ind w:firstLine="420"/>
-      </w:pPr>
-      <w:r>
-        <w:rPr>
-          <w:rFonts w:ascii="Times New Roman" w:hAnsi="Times New Roman" w:eastAsia="宋体"/>
-          <w:b/>
-          <w:i w:val="0"/>
-          <w:sz w:val="21"/>
-        </w:rPr>
-        <w:t>Determinism audit</w:t>
-      </w:r>
-      <w:r>
-        <w:rPr>
-          <w:rFonts w:ascii="Times New Roman" w:hAnsi="Times New Roman" w:eastAsia="宋体"/>
-          <w:b w:val="0"/>
-          <w:i w:val="0"/>
-          <w:sz w:val="21"/>
-        </w:rPr>
-        <w:t xml:space="preserve">: jump detection is deterministically correct — no segment-boundary confound (80%+ of jumps inside segments), no clause-length bias (ρ≈0), </w:t>
-      </w:r>
-      <w:r>
-        <w:rPr>
-          <w:rFonts w:ascii="Times New Roman" w:hAnsi="Times New Roman" w:eastAsia="宋体"/>
-          <w:b/>
-          <w:i w:val="0"/>
-          <w:sz w:val="21"/>
-        </w:rPr>
-        <w:t>jump-dominant dims = [11,13,17,36,42,55...] (identical human/AI — overlapping the axis top-dims — jumps are along-axis propulsion confirmed)</w:t>
-      </w:r>
-      <w:r>
-        <w:rPr>
-          <w:rFonts w:ascii="Times New Roman" w:hAnsi="Times New Roman" w:eastAsia="宋体"/>
-          <w:b w:val="0"/>
-          <w:i w:val="0"/>
-          <w:sz w:val="21"/>
-        </w:rPr>
-        <w:t>, model factor small (DS 7.4 vs Qwen 8.1 per 100 clauses — "AI jumps less" is a paradigm-wide property), semantic validation = real content turns (character introduction / dialogue switch / scene transition).</w:t>
-      </w:r>
-    </w:p>
-    <w:p>
-      <w:pPr>
-        <w:spacing w:after="120" w:line="300" w:lineRule="auto"/>
-        <w:ind w:firstLine="420"/>
-      </w:pPr>
-      <w:r>
-        <w:rPr>
-          <w:rFonts w:ascii="Times New Roman" w:hAnsi="Times New Roman" w:eastAsia="宋体"/>
-          <w:b/>
-          <w:i w:val="0"/>
-          <w:sz w:val="21"/>
-        </w:rPr>
-        <w:t>Controllable variables (mechanism chain closed)</w:t>
-      </w:r>
-      <w:r>
-        <w:rPr>
-          <w:rFonts w:ascii="Times New Roman" w:hAnsi="Times New Roman" w:eastAsia="宋体"/>
-          <w:b w:val="0"/>
-          <w:i w:val="0"/>
-          <w:sz w:val="21"/>
-        </w:rPr>
-        <w:t>:</w:t>
-      </w:r>
-    </w:p>
-    <w:p>
-      <w:pPr>
-        <w:spacing w:after="60" w:line="300" w:lineRule="auto"/>
-      </w:pPr>
-      <w:r>
-        <w:rPr>
-          <w:rFonts w:ascii="Times New Roman" w:hAnsi="Times New Roman" w:eastAsia="宋体"/>
-          <w:b/>
-          <w:i w:val="0"/>
-          <w:sz w:val="20"/>
-        </w:rPr>
-        <w:t>beam search: −39% jump density</w:t>
-      </w:r>
-      <w:r>
-        <w:rPr>
-          <w:rFonts w:ascii="Times New Roman" w:hAnsi="Times New Roman" w:eastAsia="宋体"/>
-          <w:b w:val="0"/>
-          <w:i w:val="0"/>
-          <w:sz w:val="20"/>
-        </w:rPr>
-        <w:t xml:space="preserve"> (9.88→6.04 per 100 clauses — deterministic selection smooths trajectories)</w:t>
-      </w:r>
-    </w:p>
-    <w:p>
-      <w:pPr>
-        <w:spacing w:after="60" w:line="300" w:lineRule="auto"/>
-      </w:pPr>
-      <w:r>
-        <w:rPr>
-          <w:rFonts w:ascii="Times New Roman" w:hAnsi="Times New Roman" w:eastAsia="宋体"/>
-          <w:b/>
-          <w:i w:val="0"/>
-          <w:sz w:val="20"/>
-        </w:rPr>
-        <w:t>vt virtual-token injection: +37%</w:t>
-      </w:r>
-      <w:r>
-        <w:rPr>
-          <w:rFonts w:ascii="Times New Roman" w:hAnsi="Times New Roman" w:eastAsia="宋体"/>
-          <w:b w:val="0"/>
-          <w:i w:val="0"/>
-          <w:sz w:val="20"/>
-        </w:rPr>
-        <w:t xml:space="preserve"> (9.88→13.51)</w:t>
-      </w:r>
-    </w:p>
-    <w:p>
-      <w:pPr>
-        <w:spacing w:after="60" w:line="300" w:lineRule="auto"/>
-      </w:pPr>
-      <w:r>
-        <w:rPr>
-          <w:rFonts w:ascii="Times New Roman" w:hAnsi="Times New Roman" w:eastAsia="宋体"/>
-          <w:b/>
-          <w:i w:val="0"/>
-          <w:sz w:val="20"/>
-        </w:rPr>
-        <w:t>temperature: no significant monotonic effect</w:t>
-      </w:r>
-      <w:r>
-        <w:rPr>
-          <w:rFonts w:ascii="Times New Roman" w:hAnsi="Times New Roman" w:eastAsia="宋体"/>
-          <w:b w:val="0"/>
-          <w:i w:val="0"/>
-          <w:sz w:val="20"/>
-        </w:rPr>
-        <w:t xml:space="preserve"> (8-run sweep 0.6–1.5 — Spearman p=0.77 — non-monotonic — weak/uncertain)</w:t>
-      </w:r>
-    </w:p>
-    <w:p>
-      <w:pPr>
-        <w:spacing w:after="60" w:line="300" w:lineRule="auto"/>
-      </w:pPr>
-      <w:r>
-        <w:rPr>
-          <w:rFonts w:ascii="Times New Roman" w:hAnsi="Times New Roman" w:eastAsia="宋体"/>
-          <w:b/>
-          <w:i w:val="0"/>
-          <w:sz w:val="20"/>
-        </w:rPr>
-        <w:t>Language organization</w:t>
-      </w:r>
-      <w:r>
-        <w:rPr>
-          <w:rFonts w:ascii="Times New Roman" w:hAnsi="Times New Roman" w:eastAsia="宋体"/>
-          <w:b w:val="0"/>
-          <w:i w:val="0"/>
-          <w:sz w:val="20"/>
-        </w:rPr>
-        <w:t xml:space="preserve">: AI clauses shorter (9.9 vs 12.1), fewer pronouns (weak reference chains), half the connectives — yet </w:t>
-      </w:r>
-      <w:r>
-        <w:rPr>
-          <w:rFonts w:ascii="Times New Roman" w:hAnsi="Times New Roman" w:eastAsia="宋体"/>
-          <w:b/>
-          <w:i w:val="0"/>
-          <w:sz w:val="20"/>
-        </w:rPr>
-        <w:t>higher lexical diversity (0.972 vs 0.963) with fewer jumps — "static lexical diversity vs dynamic trajectory propulsion" separation</w:t>
-      </w:r>
-      <w:r>
-        <w:rPr>
-          <w:rFonts w:ascii="Times New Roman" w:hAnsi="Times New Roman" w:eastAsia="宋体"/>
-          <w:b w:val="0"/>
-          <w:i w:val="0"/>
-          <w:sz w:val="20"/>
-        </w:rPr>
-        <w:t xml:space="preserve"> — AI's ornamentation lives in the lexical (static) layer, its propulsion deficit in the trajectory (dynamic) layer — char_diversity×jump-density ρ=+0.33 (p&lt;0.001)</w:t>
-      </w:r>
-    </w:p>
-    <w:p>
-      <w:pPr>
-        <w:spacing w:after="60" w:line="300" w:lineRule="auto"/>
-      </w:pPr>
-      <w:r>
-        <w:rPr>
-          <w:rFonts w:ascii="Times New Roman" w:hAnsi="Times New Roman" w:eastAsia="宋体"/>
-          <w:b/>
-          <w:i w:val="0"/>
-          <w:sz w:val="20"/>
-        </w:rPr>
-        <w:t>Mechanism</w:t>
-      </w:r>
-      <w:r>
-        <w:rPr>
-          <w:rFonts w:ascii="Times New Roman" w:hAnsi="Times New Roman" w:eastAsia="宋体"/>
-          <w:b w:val="0"/>
-          <w:i w:val="0"/>
-          <w:sz w:val="20"/>
-        </w:rPr>
-        <w:t xml:space="preserve">: "AI jumps less" = sampling determinism (beam-class strategies) + weakened language organization (short clauses / weak reference / fewer connectives) → missing trajectory propulsion — controllable variables concentrate in </w:t>
-      </w:r>
-      <w:r>
-        <w:rPr>
-          <w:rFonts w:ascii="Times New Roman" w:hAnsi="Times New Roman" w:eastAsia="宋体"/>
-          <w:b/>
-          <w:i w:val="0"/>
-          <w:sz w:val="20"/>
-        </w:rPr>
-        <w:t>decoding-strategy layer (inference-time — beam/vt injection) and loss terms (training-time — engine todo 4)</w:t>
+        <w:t>; ④ narrow positives (do not change the verdict, report-only): d23 symbol-transition Δg=+0.105 (marginal), division direction aligned with D_shared, all flagged dims in HUMAN_ORG; ⑤ the structure (or its absence) lives in bge semantics — the 512-d arm shows the same pattern, the discriminator does not transform it. Methodological assets: shared content pool / same-Ĉ residualization / cross-op shuffle null / level-wise Δg / unbiased bootstrap.</w:t>
       </w:r>
     </w:p>
     <w:p>

--- a/论文/Intent-Dynamics-EN.docx
+++ b/论文/Intent-Dynamics-EN.docx
@@ -7917,6 +7917,675 @@
           <w:sz w:val="21"/>
         </w:rPr>
         <w:t>; ④ narrow positives (do not change the verdict, report-only): d23 symbol-transition Δg=+0.105 (marginal), division direction aligned with D_shared, all flagged dims in HUMAN_ORG; ⑤ the structure (or its absence) lives in bge semantics — the 512-d arm shows the same pattern, the discriminator does not transform it. Methodological assets: shared content pool / same-Ĉ residualization / cross-op shuffle null / level-wise Δg / unbiased bootstrap.</w:t>
+      </w:r>
+    </w:p>
+    <w:p>
+      <w:pPr>
+        <w:keepNext/>
+        <w:spacing w:before="160" w:after="100"/>
+      </w:pPr>
+      <w:r>
+        <w:rPr>
+          <w:rFonts w:ascii="Times New Roman" w:hAnsi="Times New Roman" w:eastAsia="黑体"/>
+          <w:b/>
+          <w:i w:val="0"/>
+          <w:sz w:val="25"/>
+        </w:rPr>
+        <w:t>6.6.11 Correctness Discriminability of Arithmetic Claims in Text-Surface Representations (v0.89 — semantic-layer sideline — parity-matched injection — per-pair LOO — REJECTED — architectural separation supported)</w:t>
+      </w:r>
+    </w:p>
+    <w:p>
+      <w:pPr>
+        <w:spacing w:after="120" w:line="300" w:lineRule="auto"/>
+        <w:ind w:firstLine="420"/>
+      </w:pPr>
+      <w:r>
+        <w:rPr>
+          <w:rFonts w:ascii="Times New Roman" w:hAnsi="Times New Roman" w:eastAsia="宋体"/>
+          <w:b/>
+          <w:i w:val="0"/>
+          <w:sz w:val="21"/>
+        </w:rPr>
+        <w:t>Question (user — architectural separation)</w:t>
+      </w:r>
+      <w:r>
+        <w:rPr>
+          <w:rFonts w:ascii="Times New Roman" w:hAnsi="Times New Roman" w:eastAsia="宋体"/>
+          <w:b w:val="0"/>
+          <w:i w:val="0"/>
+          <w:sz w:val="21"/>
+        </w:rPr>
+        <w:t xml:space="preserve">: language (BGE) and mathematical-logic encoders are claimed to be structurally different classes (inductive biases: function composition / operator action / formal transformation vs lexical co-occurrence / topic / reference) and should be separated. Step ① of the user's four-step route: concatenate BGE semantic features + lightweight math-structure features → train a "math correctness discriminator." This experiment measures the </w:t>
+      </w:r>
+      <w:r>
+        <w:rPr>
+          <w:rFonts w:ascii="Times New Roman" w:hAnsi="Times New Roman" w:eastAsia="宋体"/>
+          <w:b/>
+          <w:i w:val="0"/>
+          <w:sz w:val="21"/>
+        </w:rPr>
+        <w:t>upper bound of correctness discriminability in text-surface representations</w:t>
+      </w:r>
+      <w:r>
+        <w:rPr>
+          <w:rFonts w:ascii="Times New Roman" w:hAnsi="Times New Roman" w:eastAsia="宋体"/>
+          <w:b w:val="0"/>
+          <w:i w:val="0"/>
+          <w:sz w:val="21"/>
+        </w:rPr>
+        <w:t xml:space="preserve"> (bge semantics / style fingerprints / hand-written structure) — two-way pre-registration (FAIL expected → supports separation; PASS → route ② CodeBERT).</w:t>
+      </w:r>
+    </w:p>
+    <w:p>
+      <w:pPr>
+        <w:spacing w:after="120" w:line="300" w:lineRule="auto"/>
+        <w:ind w:firstLine="420"/>
+      </w:pPr>
+      <w:r>
+        <w:rPr>
+          <w:rFonts w:ascii="Times New Roman" w:hAnsi="Times New Roman" w:eastAsia="宋体"/>
+          <w:b/>
+          <w:i w:val="0"/>
+          <w:sz w:val="21"/>
+        </w:rPr>
+        <w:t>Design</w:t>
+      </w:r>
+      <w:r>
+        <w:rPr>
+          <w:rFonts w:ascii="Times New Roman" w:hAnsi="Times New Roman" w:eastAsia="宋体"/>
+          <w:b w:val="0"/>
+          <w:i w:val="0"/>
+          <w:sz w:val="21"/>
+        </w:rPr>
+        <w:t xml:space="preserve"> (criteria pre-registered — 4 review points frozen): 96 pairs (3 groups × 32: transcription 4 ops × 8 / word problems 4 ops × 8 / assertion-form equations 2 types × 16 — derivation clauses removed to kill the "internal consistency ⇒ correctness" isomorphism cue; vertical-arithmetic group excluded: stated-unit consistency cue ≈90%); </w:t>
+      </w:r>
+      <w:r>
+        <w:rPr>
+          <w:rFonts w:ascii="Times New Roman" w:hAnsi="Times New Roman" w:eastAsia="宋体"/>
+          <w:b/>
+          <w:i w:val="0"/>
+          <w:sz w:val="21"/>
+        </w:rPr>
+        <w:t>five-constraint error injection</w:t>
+      </w:r>
+      <w:r>
+        <w:rPr>
+          <w:rFonts w:ascii="Times New Roman" w:hAnsi="Times New Roman" w:eastAsia="宋体"/>
+          <w:b w:val="0"/>
+          <w:i w:val="0"/>
+          <w:sz w:val="21"/>
+        </w:rPr>
+        <w:t xml:space="preserve">: e≠c, |e−c|∈[1,max(2,c//10)], </w:t>
+      </w:r>
+      <w:r>
+        <w:rPr>
+          <w:rFonts w:ascii="Times New Roman" w:hAnsi="Times New Roman" w:eastAsia="宋体"/>
+          <w:b/>
+          <w:i w:val="0"/>
+          <w:sz w:val="21"/>
+        </w:rPr>
+        <w:t>same digit count</w:t>
+      </w:r>
+      <w:r>
+        <w:rPr>
+          <w:rFonts w:ascii="Times New Roman" w:hAnsi="Times New Roman" w:eastAsia="宋体"/>
+          <w:b w:val="0"/>
+          <w:i w:val="0"/>
+          <w:sz w:val="21"/>
+        </w:rPr>
+        <w:t xml:space="preserve">, </w:t>
+      </w:r>
+      <w:r>
+        <w:rPr>
+          <w:rFonts w:ascii="Times New Roman" w:hAnsi="Times New Roman" w:eastAsia="宋体"/>
+          <w:b/>
+          <w:i w:val="0"/>
+          <w:sz w:val="21"/>
+        </w:rPr>
+        <w:t>same parity</w:t>
+      </w:r>
+      <w:r>
+        <w:rPr>
+          <w:rFonts w:ascii="Times New Roman" w:hAnsi="Times New Roman" w:eastAsia="宋体"/>
+          <w:b w:val="0"/>
+          <w:i w:val="0"/>
+          <w:sz w:val="21"/>
+        </w:rPr>
+        <w:t xml:space="preserve"> (without it, operand-determined result parity yields a 75% cue — pure surface rule, zero arithmetic — the most severe false-PASS hole), </w:t>
+      </w:r>
+      <w:r>
+        <w:rPr>
+          <w:rFonts w:ascii="Times New Roman" w:hAnsi="Times New Roman" w:eastAsia="宋体"/>
+          <w:b/>
+          <w:i w:val="0"/>
+          <w:sz w:val="21"/>
+        </w:rPr>
+        <w:t>same size-bin</w:t>
+      </w:r>
+      <w:r>
+        <w:rPr>
+          <w:rFonts w:ascii="Times New Roman" w:hAnsi="Times New Roman" w:eastAsia="宋体"/>
+          <w:b w:val="0"/>
+          <w:i w:val="0"/>
+          <w:sz w:val="21"/>
+        </w:rPr>
+        <w:t xml:space="preserve"> (cross-bin leakage); direction balance 16/16; per-pair single-token-difference hard assertion (a real trap was caught: the equation template's R=x+b textual binding made two digits differ — rebuilt with the true value fixed so wrong texts need real arithmetic to detect); </w:t>
+      </w:r>
+      <w:r>
+        <w:rPr>
+          <w:rFonts w:ascii="Times New Roman" w:hAnsi="Times New Roman" w:eastAsia="宋体"/>
+          <w:b/>
+          <w:i w:val="0"/>
+          <w:sz w:val="21"/>
+        </w:rPr>
+        <w:t>per-pair LOO</w:t>
+      </w:r>
+      <w:r>
+        <w:rPr>
+          <w:rFonts w:ascii="Times New Roman" w:hAnsi="Times New Roman" w:eastAsia="宋体"/>
+          <w:b w:val="0"/>
+          <w:i w:val="0"/>
+          <w:sz w:val="21"/>
+        </w:rPr>
+        <w:t xml:space="preserve"> (pair identity never leaks); LR primary estimator (nested C selection for the observed acc — fixed C=1.0 for the permutation null — parameter-sensitivity double check Δ=0.0625 honestly reported); 1000 label permutations p=(1+#{≥obs})/1001; M-M3 correct-value-pool reassignment as a conditional gate (only fires on PASS).</w:t>
+      </w:r>
+    </w:p>
+    <w:p>
+      <w:pPr>
+        <w:spacing w:after="120" w:line="300" w:lineRule="auto"/>
+        <w:ind w:firstLine="420"/>
+      </w:pPr>
+      <w:r>
+        <w:rPr>
+          <w:rFonts w:ascii="Times New Roman" w:hAnsi="Times New Roman" w:eastAsia="宋体"/>
+          <w:b/>
+          <w:i w:val="0"/>
+          <w:sz w:val="21"/>
+        </w:rPr>
+        <w:t>Results (honest)</w:t>
+      </w:r>
+      <w:r>
+        <w:rPr>
+          <w:rFonts w:ascii="Times New Roman" w:hAnsi="Times New Roman" w:eastAsia="宋体"/>
+          <w:b w:val="0"/>
+          <w:i w:val="0"/>
+          <w:sz w:val="21"/>
+        </w:rPr>
+        <w:t>:</w:t>
+      </w:r>
+    </w:p>
+    <w:tbl>
+      <w:tblPr>
+        <w:tblStyle w:val="TableGrid"/>
+        <w:tblW w:type="auto" w:w="0"/>
+        <w:jc w:val="center"/>
+        <w:tblLook w:firstColumn="1" w:firstRow="1" w:lastColumn="0" w:lastRow="0" w:noHBand="0" w:noVBand="1" w:val="04A0"/>
+      </w:tblPr>
+      <w:tblGrid>
+        <w:gridCol w:w="3024"/>
+        <w:gridCol w:w="3024"/>
+        <w:gridCol w:w="3024"/>
+      </w:tblGrid>
+      <w:tr>
+        <w:tc>
+          <w:tcPr>
+            <w:tcW w:type="dxa" w:w="3024"/>
+            <w:shd w:val="clear" w:fill="E8EEF7"/>
+          </w:tcPr>
+          <w:p>
+            <w:pPr>
+              <w:jc w:val="center"/>
+            </w:pPr>
+            <w:r/>
+            <w:r>
+              <w:rPr>
+                <w:rFonts w:ascii="Times New Roman" w:hAnsi="Times New Roman" w:eastAsia="黑体"/>
+                <w:b/>
+                <w:i w:val="0"/>
+                <w:sz w:val="17"/>
+              </w:rPr>
+              <w:t>Metric</w:t>
+            </w:r>
+          </w:p>
+        </w:tc>
+        <w:tc>
+          <w:tcPr>
+            <w:tcW w:type="dxa" w:w="3024"/>
+            <w:shd w:val="clear" w:fill="E8EEF7"/>
+          </w:tcPr>
+          <w:p>
+            <w:pPr>
+              <w:jc w:val="center"/>
+            </w:pPr>
+            <w:r/>
+            <w:r>
+              <w:rPr>
+                <w:rFonts w:ascii="Times New Roman" w:hAnsi="Times New Roman" w:eastAsia="黑体"/>
+                <w:b/>
+                <w:i w:val="0"/>
+                <w:sz w:val="17"/>
+              </w:rPr>
+              <w:t>Value</w:t>
+            </w:r>
+          </w:p>
+        </w:tc>
+        <w:tc>
+          <w:tcPr>
+            <w:tcW w:type="dxa" w:w="3024"/>
+            <w:shd w:val="clear" w:fill="E8EEF7"/>
+          </w:tcPr>
+          <w:p>
+            <w:pPr>
+              <w:jc w:val="center"/>
+            </w:pPr>
+            <w:r/>
+            <w:r>
+              <w:rPr>
+                <w:rFonts w:ascii="Times New Roman" w:hAnsi="Times New Roman" w:eastAsia="黑体"/>
+                <w:b/>
+                <w:i w:val="0"/>
+                <w:sz w:val="17"/>
+              </w:rPr>
+              <w:t>Criterion</w:t>
+            </w:r>
+          </w:p>
+        </w:tc>
+      </w:tr>
+      <w:tr>
+        <w:tc>
+          <w:tcPr>
+            <w:tcW w:type="dxa" w:w="3024"/>
+          </w:tcPr>
+          <w:p>
+            <w:r/>
+            <w:r>
+              <w:rPr>
+                <w:rFonts w:ascii="Times New Roman" w:hAnsi="Times New Roman" w:eastAsia="宋体"/>
+                <w:b w:val="0"/>
+                <w:i w:val="0"/>
+                <w:sz w:val="16"/>
+              </w:rPr>
+              <w:t>M-M1 (F_all per-pair LOO)</w:t>
+            </w:r>
+          </w:p>
+        </w:tc>
+        <w:tc>
+          <w:tcPr>
+            <w:tcW w:type="dxa" w:w="3024"/>
+          </w:tcPr>
+          <w:p>
+            <w:r/>
+            <w:r>
+              <w:rPr>
+                <w:rFonts w:ascii="Times New Roman" w:hAnsi="Times New Roman" w:eastAsia="宋体"/>
+                <w:b w:val="0"/>
+                <w:i w:val="0"/>
+                <w:sz w:val="16"/>
+              </w:rPr>
+              <w:t>acc=0.4167 (&lt; 0.60 gate); permutation p=0.6913; CI [0.323, 0.521]</w:t>
+            </w:r>
+          </w:p>
+        </w:tc>
+        <w:tc>
+          <w:tcPr>
+            <w:tcW w:type="dxa" w:w="3024"/>
+          </w:tcPr>
+          <w:p>
+            <w:r/>
+            <w:r>
+              <w:rPr>
+                <w:rFonts w:ascii="Times New Roman" w:hAnsi="Times New Roman" w:eastAsia="宋体"/>
+                <w:b/>
+                <w:i w:val="0"/>
+                <w:sz w:val="16"/>
+              </w:rPr>
+              <w:t>FAIL</w:t>
+            </w:r>
+          </w:p>
+        </w:tc>
+      </w:tr>
+      <w:tr>
+        <w:tc>
+          <w:tcPr>
+            <w:tcW w:type="dxa" w:w="3024"/>
+          </w:tcPr>
+          <w:p>
+            <w:r/>
+            <w:r>
+              <w:rPr>
+                <w:rFonts w:ascii="Times New Roman" w:hAnsi="Times New Roman" w:eastAsia="宋体"/>
+                <w:b w:val="0"/>
+                <w:i w:val="0"/>
+                <w:sz w:val="16"/>
+              </w:rPr>
+              <w:t>M-M2 feature decomposition</w:t>
+            </w:r>
+          </w:p>
+        </w:tc>
+        <w:tc>
+          <w:tcPr>
+            <w:tcW w:type="dxa" w:w="3024"/>
+          </w:tcPr>
+          <w:p>
+            <w:r/>
+            <w:r>
+              <w:rPr>
+                <w:rFonts w:ascii="Times New Roman" w:hAnsi="Times New Roman" w:eastAsia="宋体"/>
+                <w:b w:val="0"/>
+                <w:i w:val="0"/>
+                <w:sz w:val="16"/>
+              </w:rPr>
+              <w:t>bge 0.401 / fp 0.510 / struct 0.500 / all 0.417 — Δf = −0.094</w:t>
+            </w:r>
+          </w:p>
+        </w:tc>
+        <w:tc>
+          <w:tcPr>
+            <w:tcW w:type="dxa" w:w="3024"/>
+          </w:tcPr>
+          <w:p>
+            <w:r/>
+            <w:r>
+              <w:rPr>
+                <w:rFonts w:ascii="Times New Roman" w:hAnsi="Times New Roman" w:eastAsia="宋体"/>
+                <w:b w:val="0"/>
+                <w:i w:val="0"/>
+                <w:sz w:val="16"/>
+              </w:rPr>
+              <w:t>all ≈ chance (p ≥ 0.64)</w:t>
+            </w:r>
+          </w:p>
+        </w:tc>
+      </w:tr>
+      <w:tr>
+        <w:tc>
+          <w:tcPr>
+            <w:tcW w:type="dxa" w:w="3024"/>
+          </w:tcPr>
+          <w:p>
+            <w:r/>
+            <w:r>
+              <w:rPr>
+                <w:rFonts w:ascii="Times New Roman" w:hAnsi="Times New Roman" w:eastAsia="宋体"/>
+                <w:b w:val="0"/>
+                <w:i w:val="0"/>
+                <w:sz w:val="16"/>
+              </w:rPr>
+              <w:t>M-M3 value-pool control</w:t>
+            </w:r>
+          </w:p>
+        </w:tc>
+        <w:tc>
+          <w:tcPr>
+            <w:tcW w:type="dxa" w:w="3024"/>
+          </w:tcPr>
+          <w:p>
+            <w:r/>
+            <w:r>
+              <w:rPr>
+                <w:rFonts w:ascii="Times New Roman" w:hAnsi="Times New Roman" w:eastAsia="宋体"/>
+                <w:b w:val="0"/>
+                <w:i w:val="0"/>
+                <w:sz w:val="16"/>
+              </w:rPr>
+              <w:t>skipped (M-M1 FAIL — pre-registered conditional gate not fired)</w:t>
+            </w:r>
+          </w:p>
+        </w:tc>
+        <w:tc>
+          <w:tcPr>
+            <w:tcW w:type="dxa" w:w="3024"/>
+          </w:tcPr>
+          <w:p>
+            <w:r/>
+            <w:r>
+              <w:rPr>
+                <w:rFonts w:ascii="Times New Roman" w:hAnsi="Times New Roman" w:eastAsia="宋体"/>
+                <w:b w:val="0"/>
+                <w:i w:val="0"/>
+                <w:sz w:val="16"/>
+              </w:rPr>
+              <w:t>gate</w:t>
+            </w:r>
+          </w:p>
+        </w:tc>
+      </w:tr>
+      <w:tr>
+        <w:tc>
+          <w:tcPr>
+            <w:tcW w:type="dxa" w:w="3024"/>
+          </w:tcPr>
+          <w:p>
+            <w:r/>
+            <w:r>
+              <w:rPr>
+                <w:rFonts w:ascii="Times New Roman" w:hAnsi="Times New Roman" w:eastAsia="宋体"/>
+                <w:b w:val="0"/>
+                <w:i w:val="0"/>
+                <w:sz w:val="16"/>
+              </w:rPr>
+              <w:t>M-M4 within-pair direction κ</w:t>
+            </w:r>
+          </w:p>
+        </w:tc>
+        <w:tc>
+          <w:tcPr>
+            <w:tcW w:type="dxa" w:w="3024"/>
+          </w:tcPr>
+          <w:p>
+            <w:r/>
+            <w:r>
+              <w:rPr>
+                <w:rFonts w:ascii="Times New Roman" w:hAnsi="Times New Roman" w:eastAsia="宋体"/>
+                <w:b w:val="0"/>
+                <w:i w:val="0"/>
+                <w:sz w:val="16"/>
+              </w:rPr>
+              <w:t>bge 0.046 / fp 0.060 (random baseline 0.016)</w:t>
+            </w:r>
+          </w:p>
+        </w:tc>
+        <w:tc>
+          <w:tcPr>
+            <w:tcW w:type="dxa" w:w="3024"/>
+          </w:tcPr>
+          <w:p>
+            <w:r/>
+            <w:r>
+              <w:rPr>
+                <w:rFonts w:ascii="Times New Roman" w:hAnsi="Times New Roman" w:eastAsia="宋体"/>
+                <w:b w:val="0"/>
+                <w:i w:val="0"/>
+                <w:sz w:val="16"/>
+              </w:rPr>
+              <w:t>report-only</w:t>
+            </w:r>
+          </w:p>
+        </w:tc>
+      </w:tr>
+      <w:tr>
+        <w:tc>
+          <w:tcPr>
+            <w:tcW w:type="dxa" w:w="3024"/>
+          </w:tcPr>
+          <w:p>
+            <w:r/>
+            <w:r>
+              <w:rPr>
+                <w:rFonts w:ascii="Times New Roman" w:hAnsi="Times New Roman" w:eastAsia="宋体"/>
+                <w:b w:val="0"/>
+                <w:i w:val="0"/>
+                <w:sz w:val="16"/>
+              </w:rPr>
+              <w:t>MLP / KNN-1 robustness</w:t>
+            </w:r>
+          </w:p>
+        </w:tc>
+        <w:tc>
+          <w:tcPr>
+            <w:tcW w:type="dxa" w:w="3024"/>
+          </w:tcPr>
+          <w:p>
+            <w:r/>
+            <w:r>
+              <w:rPr>
+                <w:rFonts w:ascii="Times New Roman" w:hAnsi="Times New Roman" w:eastAsia="宋体"/>
+                <w:b w:val="0"/>
+                <w:i w:val="0"/>
+                <w:sz w:val="16"/>
+              </w:rPr>
+              <w:t>MLP 0.29–0.51 (all ≈ chance); KNN 0.16 (below chance — within-pair similarity structural)</w:t>
+            </w:r>
+          </w:p>
+        </w:tc>
+        <w:tc>
+          <w:tcPr>
+            <w:tcW w:type="dxa" w:w="3024"/>
+          </w:tcPr>
+          <w:p>
+            <w:r/>
+            <w:r>
+              <w:rPr>
+                <w:rFonts w:ascii="Times New Roman" w:hAnsi="Times New Roman" w:eastAsia="宋体"/>
+                <w:b w:val="0"/>
+                <w:i w:val="0"/>
+                <w:sz w:val="16"/>
+              </w:rPr>
+              <w:t>report-only</w:t>
+            </w:r>
+          </w:p>
+        </w:tc>
+      </w:tr>
+      <w:tr>
+        <w:tc>
+          <w:tcPr>
+            <w:tcW w:type="dxa" w:w="3024"/>
+          </w:tcPr>
+          <w:p>
+            <w:r/>
+            <w:r>
+              <w:rPr>
+                <w:rFonts w:ascii="Times New Roman" w:hAnsi="Times New Roman" w:eastAsia="宋体"/>
+                <w:b w:val="0"/>
+                <w:i w:val="0"/>
+                <w:sz w:val="16"/>
+              </w:rPr>
+              <w:t>F_fp degeneracy check</w:t>
+            </w:r>
+          </w:p>
+        </w:tc>
+        <w:tc>
+          <w:tcPr>
+            <w:tcW w:type="dxa" w:w="3024"/>
+          </w:tcPr>
+          <w:p>
+            <w:r/>
+            <w:r>
+              <w:rPr>
+                <w:rFonts w:ascii="Times New Roman" w:hAnsi="Times New Roman" w:eastAsia="宋体"/>
+                <w:b w:val="0"/>
+                <w:i w:val="0"/>
+                <w:sz w:val="16"/>
+              </w:rPr>
+              <w:t>std&lt;0.05 fraction 0.250 (non-degenerate)</w:t>
+            </w:r>
+          </w:p>
+        </w:tc>
+        <w:tc>
+          <w:tcPr>
+            <w:tcW w:type="dxa" w:w="3024"/>
+          </w:tcPr>
+          <w:p>
+            <w:r/>
+            <w:r>
+              <w:rPr>
+                <w:rFonts w:ascii="Times New Roman" w:hAnsi="Times New Roman" w:eastAsia="宋体"/>
+                <w:b w:val="0"/>
+                <w:i w:val="0"/>
+                <w:sz w:val="16"/>
+              </w:rPr>
+              <w:t>report-only</w:t>
+            </w:r>
+          </w:p>
+        </w:tc>
+      </w:tr>
+    </w:tbl>
+    <w:p>
+      <w:pPr>
+        <w:spacing w:after="120" w:line="300" w:lineRule="auto"/>
+        <w:ind w:firstLine="420"/>
+      </w:pPr>
+      <w:r>
+        <w:rPr>
+          <w:rFonts w:ascii="Times New Roman" w:hAnsi="Times New Roman" w:eastAsia="宋体"/>
+          <w:b/>
+          <w:i w:val="0"/>
+          <w:sz w:val="21"/>
+        </w:rPr>
+        <w:t>Conclusion (REJECTED — converged wording)</w:t>
+      </w:r>
+      <w:r>
+        <w:rPr>
+          <w:rFonts w:ascii="Times New Roman" w:hAnsi="Times New Roman" w:eastAsia="宋体"/>
+          <w:b w:val="0"/>
+          <w:i w:val="0"/>
+          <w:sz w:val="21"/>
+        </w:rPr>
+        <w:t xml:space="preserve">: Under per-pair splitting, bge semantic embeddings, style fingerprints, and hand-written surface structure show </w:t>
+      </w:r>
+      <w:r>
+        <w:rPr>
+          <w:rFonts w:ascii="Times New Roman" w:hAnsi="Times New Roman" w:eastAsia="宋体"/>
+          <w:b/>
+          <w:i w:val="0"/>
+          <w:sz w:val="21"/>
+        </w:rPr>
+        <w:t>no readable correctness signal</w:t>
+      </w:r>
+      <w:r>
+        <w:rPr>
+          <w:rFonts w:ascii="Times New Roman" w:hAnsi="Times New Roman" w:eastAsia="宋体"/>
+          <w:b w:val="0"/>
+          <w:i w:val="0"/>
+          <w:sz w:val="21"/>
+        </w:rPr>
+        <w:t xml:space="preserve"> for arithmetic claims (acc ≤ 0.60, permutation non-significant — power range θ ≤ 0.65, not "absolutely no signal") — text-surface representations do not carry the result–operand relation — correctness judgment requires </w:t>
+      </w:r>
+      <w:r>
+        <w:rPr>
+          <w:rFonts w:ascii="Times New Roman" w:hAnsi="Times New Roman" w:eastAsia="宋体"/>
+          <w:b/>
+          <w:i w:val="0"/>
+          <w:sz w:val="21"/>
+        </w:rPr>
+        <w:t>dedicated structural representations or symbolic computation</w:t>
+      </w:r>
+      <w:r>
+        <w:rPr>
+          <w:rFonts w:ascii="Times New Roman" w:hAnsi="Times New Roman" w:eastAsia="宋体"/>
+          <w:b w:val="0"/>
+          <w:i w:val="0"/>
+          <w:sz w:val="21"/>
+        </w:rPr>
+        <w:t xml:space="preserve"> — </w:t>
+      </w:r>
+      <w:r>
+        <w:rPr>
+          <w:rFonts w:ascii="Times New Roman" w:hAnsi="Times New Roman" w:eastAsia="宋体"/>
+          <w:b/>
+          <w:i w:val="0"/>
+          <w:sz w:val="21"/>
+        </w:rPr>
+        <w:t>the architectural-separation claim receives reverse support</w:t>
+      </w:r>
+      <w:r>
+        <w:rPr>
+          <w:rFonts w:ascii="Times New Roman" w:hAnsi="Times New Roman" w:eastAsia="宋体"/>
+          <w:b w:val="0"/>
+          <w:i w:val="0"/>
+          <w:sz w:val="21"/>
+        </w:rPr>
+        <w:t>: together with v0.88's significantly negative Δg, the language space carries neither operation geometry (v0.88) nor operation correctness (v0.89). The user's route ② (CodeBERT second encoder) and route ③ (dedicated correctness discriminator over symbol-structure data) are empirically motivated as the next steps.</w:t>
       </w:r>
     </w:p>
     <w:p>
